--- a/C_codespace/2 kurs/3-rd senester/Algorithms and data structure/3-rd lab/Vlad/БПИ24-02_Гордов_В_Лабораторная_работа_№3.docx
+++ b/C_codespace/2 kurs/3-rd senester/Algorithms and data structure/3-rd lab/Vlad/БПИ24-02_Гордов_В_Лабораторная_работа_№3.docx
@@ -1136,9 +1136,27 @@
       </w:r>
     </w:p>
     <w:p>
+      <w:pPr>
+        <w:ind w:firstLine="720"/>
+        <w:rPr>
+          <w:lang w:eastAsia="ru-RU"/>
+        </w:rPr>
+      </w:pPr>
       <w:bookmarkStart w:id="2" w:name="_Toc28003444"/>
       <w:r>
-        <w:t>В ходе лабораторной работы была разработана программа, предназначенная для исследования времени работы и поведения методов сортировки данных во внешней памяти: сортировка прямым слиянием; сортировка сбалансированным многопутевым слиянием.</w:t>
+        <w:t xml:space="preserve">В ходе лабораторной работы была разработана программа, предназначенная для </w:t>
+      </w:r>
+      <w:r>
+        <w:rPr>
+          <w:lang w:eastAsia="ru-RU"/>
+        </w:rPr>
+        <w:t>изучения</w:t>
+      </w:r>
+      <w:r>
+        <w:rPr>
+          <w:lang w:eastAsia="ru-RU"/>
+        </w:rPr>
+        <w:t xml:space="preserve"> принципов организации и обработки списков как динамических структур данных.</w:t>
       </w:r>
     </w:p>
     <w:p>
@@ -1149,7 +1167,10 @@
         </w:rPr>
       </w:pPr>
       <w:r>
-        <w:t>Была реализована структура для хранения статистики сортировки</w:t>
+        <w:t xml:space="preserve">Была реализована </w:t>
+      </w:r>
+      <w:r>
+        <w:t>структура, предназначенная для хранения данных узла списка</w:t>
       </w:r>
       <w:r>
         <w:t xml:space="preserve"> (</w:t>
@@ -1184,16 +1205,16 @@
         <w:keepNext/>
         <w:ind w:firstLine="0"/>
         <w:jc w:val="center"/>
-      </w:pPr>
-      <w:r>
-        <w:rPr>
-          <w:noProof/>
-        </w:rPr>
+        <w:rPr>
+          <w:lang w:val="en-US"/>
+        </w:rPr>
+      </w:pPr>
+      <w:r>
         <w:drawing>
-          <wp:inline distT="0" distB="0" distL="0" distR="0" wp14:anchorId="3DCD9944" wp14:editId="137D8CD0">
-            <wp:extent cx="3972479" cy="1238423"/>
-            <wp:effectExtent l="0" t="0" r="0" b="0"/>
-            <wp:docPr id="1693744903" name="Рисунок 1"/>
+          <wp:inline distT="0" distB="0" distL="0" distR="0" wp14:anchorId="51731EF5" wp14:editId="487772B9">
+            <wp:extent cx="4515480" cy="1705213"/>
+            <wp:effectExtent l="0" t="0" r="0" b="9525"/>
+            <wp:docPr id="567236577" name="Рисунок 1"/>
             <wp:cNvGraphicFramePr>
               <a:graphicFrameLocks xmlns:a="http://schemas.openxmlformats.org/drawingml/2006/main" noChangeAspect="1"/>
             </wp:cNvGraphicFramePr>
@@ -1201,7 +1222,7 @@
               <a:graphicData uri="http://schemas.openxmlformats.org/drawingml/2006/picture">
                 <pic:pic xmlns:pic="http://schemas.openxmlformats.org/drawingml/2006/picture">
                   <pic:nvPicPr>
-                    <pic:cNvPr id="1693744903" name=""/>
+                    <pic:cNvPr id="567236577" name=""/>
                     <pic:cNvPicPr/>
                   </pic:nvPicPr>
                   <pic:blipFill>
@@ -1213,7 +1234,7 @@
                   <pic:spPr>
                     <a:xfrm>
                       <a:off x="0" y="0"/>
-                      <a:ext cx="3972479" cy="1238423"/>
+                      <a:ext cx="4515480" cy="1705213"/>
                     </a:xfrm>
                     <a:prstGeom prst="rect">
                       <a:avLst/>
@@ -1292,33 +1313,75 @@
           <w:sz w:val="22"/>
           <w:szCs w:val="22"/>
         </w:rPr>
-        <w:t>Структура для хранения статистики сортировки</w:t>
-      </w:r>
-    </w:p>
-    <w:p>
-      <w:r>
-        <w:t xml:space="preserve">Была реализована функция для создания файла с данными </w:t>
-      </w:r>
-      <w:r>
-        <w:t>(</w:t>
-      </w:r>
-      <w:r>
-        <w:t>Рисунки 2</w:t>
-      </w:r>
-      <w:r>
-        <w:t xml:space="preserve"> — </w:t>
-      </w:r>
-      <w:r>
-        <w:t>3</w:t>
-      </w:r>
-      <w:r>
-        <w:t>)</w:t>
-      </w:r>
-      <w:r>
-        <w:t>.</w:t>
-      </w:r>
-      <w:r>
-        <w:t xml:space="preserve"> Пользователь выбирает размер последовательности, диапазон значений элементов последовательности и режим генерации — случайные значения, упорядоченная последовательность или упорядоченная в обратном порядке последовательность.</w:t>
+        <w:t xml:space="preserve">Структура для хранения </w:t>
+      </w:r>
+      <w:r>
+        <w:rPr>
+          <w:sz w:val="22"/>
+          <w:szCs w:val="22"/>
+        </w:rPr>
+        <w:t>данных узла списка</w:t>
+      </w:r>
+    </w:p>
+    <w:p>
+      <w:r>
+        <w:t xml:space="preserve">Был реализован класс </w:t>
+      </w:r>
+      <w:r>
+        <w:rPr>
+          <w:lang w:eastAsia="ru-RU"/>
+        </w:rPr>
+        <w:t>«Двусвязный список</w:t>
+      </w:r>
+      <w:r>
+        <w:rPr>
+          <w:lang w:eastAsia="ru-RU"/>
+        </w:rPr>
+        <w:t>» (</w:t>
+      </w:r>
+      <w:r>
+        <w:rPr>
+          <w:lang w:eastAsia="ru-RU"/>
+        </w:rPr>
+        <w:fldChar w:fldCharType="begin"/>
+      </w:r>
+      <w:r>
+        <w:rPr>
+          <w:lang w:eastAsia="ru-RU"/>
+        </w:rPr>
+        <w:instrText xml:space="preserve"> REF _Ref213446531 \h </w:instrText>
+      </w:r>
+      <w:r>
+        <w:rPr>
+          <w:lang w:eastAsia="ru-RU"/>
+        </w:rPr>
+      </w:r>
+      <w:r>
+        <w:rPr>
+          <w:lang w:eastAsia="ru-RU"/>
+        </w:rPr>
+        <w:fldChar w:fldCharType="separate"/>
+      </w:r>
+      <w:r>
+        <w:t xml:space="preserve">Рисунок </w:t>
+      </w:r>
+      <w:r>
+        <w:rPr>
+          <w:noProof/>
+        </w:rPr>
+        <w:t>2</w:t>
+      </w:r>
+      <w:r>
+        <w:rPr>
+          <w:lang w:eastAsia="ru-RU"/>
+        </w:rPr>
+        <w:fldChar w:fldCharType="end"/>
+      </w:r>
+      <w:r>
+        <w:rPr>
+          <w:lang w:eastAsia="ru-RU"/>
+        </w:rPr>
+        <w:t>).</w:t>
       </w:r>
     </w:p>
     <w:p/>
@@ -1329,15 +1392,11 @@
         <w:jc w:val="center"/>
       </w:pPr>
       <w:r>
-        <w:rPr>
-          <w:noProof/>
-        </w:rPr>
-        <w:lastRenderedPageBreak/>
         <w:drawing>
-          <wp:inline distT="0" distB="0" distL="0" distR="0" wp14:anchorId="31A0AD8C" wp14:editId="178B2F80">
-            <wp:extent cx="5940425" cy="5553710"/>
-            <wp:effectExtent l="0" t="0" r="3175" b="8890"/>
-            <wp:docPr id="490802640" name="Рисунок 1"/>
+          <wp:inline distT="0" distB="0" distL="0" distR="0" wp14:anchorId="6B9428DB" wp14:editId="2DF05C63">
+            <wp:extent cx="4124901" cy="1343212"/>
+            <wp:effectExtent l="0" t="0" r="9525" b="0"/>
+            <wp:docPr id="380341626" name="Рисунок 1"/>
             <wp:cNvGraphicFramePr>
               <a:graphicFrameLocks xmlns:a="http://schemas.openxmlformats.org/drawingml/2006/main" noChangeAspect="1"/>
             </wp:cNvGraphicFramePr>
@@ -1345,7 +1404,7 @@
               <a:graphicData uri="http://schemas.openxmlformats.org/drawingml/2006/picture">
                 <pic:pic xmlns:pic="http://schemas.openxmlformats.org/drawingml/2006/picture">
                   <pic:nvPicPr>
-                    <pic:cNvPr id="490802640" name=""/>
+                    <pic:cNvPr id="380341626" name=""/>
                     <pic:cNvPicPr/>
                   </pic:nvPicPr>
                   <pic:blipFill>
@@ -1357,7 +1416,7 @@
                   <pic:spPr>
                     <a:xfrm>
                       <a:off x="0" y="0"/>
-                      <a:ext cx="5940425" cy="5553710"/>
+                      <a:ext cx="4124901" cy="1343212"/>
                     </a:xfrm>
                     <a:prstGeom prst="rect">
                       <a:avLst/>
@@ -1377,17 +1436,32 @@
           <w:szCs w:val="24"/>
         </w:rPr>
       </w:pPr>
+      <w:bookmarkStart w:id="4" w:name="_Ref213446531"/>
       <w:r>
         <w:t xml:space="preserve">Рисунок </w:t>
       </w:r>
-      <w:fldSimple w:instr=" SEQ Рисунок \* ARABIC ">
-        <w:r>
-          <w:rPr>
-            <w:noProof/>
-          </w:rPr>
-          <w:t>2</w:t>
-        </w:r>
-      </w:fldSimple>
+      <w:r>
+        <w:fldChar w:fldCharType="begin"/>
+      </w:r>
+      <w:r>
+        <w:instrText xml:space="preserve"> SEQ Рисунок \* ARABIC </w:instrText>
+      </w:r>
+      <w:r>
+        <w:fldChar w:fldCharType="separate"/>
+      </w:r>
+      <w:r>
+        <w:rPr>
+          <w:noProof/>
+        </w:rPr>
+        <w:t>2</w:t>
+      </w:r>
+      <w:r>
+        <w:rPr>
+          <w:noProof/>
+        </w:rPr>
+        <w:fldChar w:fldCharType="end"/>
+      </w:r>
+      <w:bookmarkEnd w:id="4"/>
       <w:r>
         <w:t xml:space="preserve"> — </w:t>
       </w:r>
@@ -1395,31 +1469,69 @@
         <w:rPr>
           <w:szCs w:val="24"/>
         </w:rPr>
-        <w:t>Функция для создания файла с данными</w:t>
-      </w:r>
-      <w:r>
-        <w:rPr>
-          <w:noProof/>
-          <w14:ligatures w14:val="standardContextual"/>
-        </w:rPr>
-        <w:t xml:space="preserve"> — </w:t>
-      </w:r>
-      <w:r>
-        <w:rPr>
-          <w:noProof/>
-          <w14:ligatures w14:val="standardContextual"/>
-        </w:rPr>
-        <w:t>часть 1</w:t>
-      </w:r>
-      <w:r>
-        <w:rPr>
-          <w:noProof/>
-        </w:rPr>
+        <w:t>Объект «Двусвязный список»</w:t>
+      </w:r>
+    </w:p>
+    <w:p>
+      <w:r>
+        <w:t xml:space="preserve">Также </w:t>
+      </w:r>
+      <w:r>
+        <w:rPr>
+          <w:lang w:eastAsia="ru-RU"/>
+        </w:rPr>
+        <w:t xml:space="preserve">был реализован </w:t>
+      </w:r>
+      <w:r>
+        <w:rPr>
+          <w:lang w:eastAsia="ru-RU"/>
+        </w:rPr>
+        <w:t xml:space="preserve">набор </w:t>
+      </w:r>
+      <w:r>
+        <w:rPr>
+          <w:lang w:eastAsia="ru-RU"/>
+        </w:rPr>
+        <w:t>методов, обеспечивающи</w:t>
+      </w:r>
+      <w:r>
+        <w:rPr>
+          <w:lang w:eastAsia="ru-RU"/>
+        </w:rPr>
+        <w:t>х</w:t>
+      </w:r>
+      <w:r>
+        <w:rPr>
+          <w:lang w:eastAsia="ru-RU"/>
+        </w:rPr>
+        <w:t xml:space="preserve"> полноценное функционирование объектов указанного класса при их использовании в программе</w:t>
+      </w:r>
+      <w:r>
+        <w:rPr>
+          <w:lang w:eastAsia="ru-RU"/>
+        </w:rPr>
+        <w:t xml:space="preserve"> (Рисунки 3-6).</w:t>
+      </w:r>
+    </w:p>
+    <w:p/>
+    <w:p>
+      <w:pPr>
+        <w:pStyle w:val="af2"/>
+        <w:keepNext/>
+        <w:ind w:firstLine="0"/>
+      </w:pPr>
+      <w:bookmarkStart w:id="5" w:name="_Ref211041381"/>
+      <w:bookmarkStart w:id="6" w:name="_Ref211076024"/>
+      <w:r>
+        <w:rPr>
+          <w:noProof/>
+        </w:rPr>
+        <w:lastRenderedPageBreak/>
         <w:drawing>
-          <wp:inline distT="0" distB="0" distL="0" distR="0" wp14:anchorId="44FD89AA" wp14:editId="699964B6">
-            <wp:extent cx="5940425" cy="2567940"/>
-            <wp:effectExtent l="0" t="0" r="3175" b="3810"/>
-            <wp:docPr id="1036800679" name="Рисунок 1"/>
+          <wp:inline distT="0" distB="0" distL="0" distR="0" wp14:anchorId="200DA8F8" wp14:editId="4717FE98">
+            <wp:extent cx="5725324" cy="7621064"/>
+            <wp:effectExtent l="0" t="0" r="8890" b="0"/>
+            <wp:docPr id="1571231187" name="Рисунок 1"/>
             <wp:cNvGraphicFramePr>
               <a:graphicFrameLocks xmlns:a="http://schemas.openxmlformats.org/drawingml/2006/main" noChangeAspect="1"/>
             </wp:cNvGraphicFramePr>
@@ -1427,7 +1539,7 @@
               <a:graphicData uri="http://schemas.openxmlformats.org/drawingml/2006/picture">
                 <pic:pic xmlns:pic="http://schemas.openxmlformats.org/drawingml/2006/picture">
                   <pic:nvPicPr>
-                    <pic:cNvPr id="1036800679" name=""/>
+                    <pic:cNvPr id="1571231187" name=""/>
                     <pic:cNvPicPr/>
                   </pic:nvPicPr>
                   <pic:blipFill>
@@ -1439,7 +1551,7 @@
                   <pic:spPr>
                     <a:xfrm>
                       <a:off x="0" y="0"/>
-                      <a:ext cx="5940425" cy="2567940"/>
+                      <a:ext cx="5725324" cy="7621064"/>
                     </a:xfrm>
                     <a:prstGeom prst="rect">
                       <a:avLst/>
@@ -1451,105 +1563,53 @@
           </wp:inline>
         </w:drawing>
       </w:r>
-      <w:bookmarkStart w:id="4" w:name="_Ref211041381"/>
-      <w:bookmarkStart w:id="5" w:name="_Ref211076024"/>
-      <w:r>
-        <w:rPr>
-          <w:szCs w:val="24"/>
-        </w:rPr>
+    </w:p>
+    <w:p>
+      <w:pPr>
+        <w:pStyle w:val="af2"/>
+        <w:ind w:firstLine="0"/>
+      </w:pPr>
+      <w:r>
         <w:t xml:space="preserve">Рисунок </w:t>
       </w:r>
       <w:r>
-        <w:rPr>
-          <w:szCs w:val="24"/>
-        </w:rPr>
         <w:fldChar w:fldCharType="begin"/>
       </w:r>
       <w:r>
-        <w:rPr>
-          <w:szCs w:val="24"/>
-        </w:rPr>
         <w:instrText xml:space="preserve"> SEQ Рисунок \* ARABIC </w:instrText>
       </w:r>
       <w:r>
-        <w:rPr>
-          <w:szCs w:val="24"/>
-        </w:rPr>
         <w:fldChar w:fldCharType="separate"/>
       </w:r>
       <w:r>
         <w:rPr>
           <w:noProof/>
-          <w:szCs w:val="24"/>
         </w:rPr>
         <w:t>3</w:t>
       </w:r>
       <w:r>
-        <w:rPr>
-          <w:szCs w:val="24"/>
-        </w:rPr>
         <w:fldChar w:fldCharType="end"/>
       </w:r>
-      <w:bookmarkEnd w:id="4"/>
-      <w:r>
-        <w:rPr>
-          <w:szCs w:val="24"/>
-        </w:rPr>
-        <w:t xml:space="preserve"> — </w:t>
-      </w:r>
-      <w:bookmarkEnd w:id="5"/>
-      <w:r>
-        <w:rPr>
-          <w:szCs w:val="24"/>
-        </w:rPr>
-        <w:t>Функция для создания файла с данными</w:t>
-      </w:r>
-      <w:r>
-        <w:rPr>
-          <w:szCs w:val="24"/>
-        </w:rPr>
-        <w:t xml:space="preserve"> — </w:t>
-      </w:r>
-      <w:r>
-        <w:rPr>
-          <w:szCs w:val="24"/>
-        </w:rPr>
-        <w:t>часть 2</w:t>
-      </w:r>
-    </w:p>
-    <w:p>
-      <w:r>
+      <w:r>
+        <w:t xml:space="preserve"> — Методы класса «Двусвязный список» – часть 1</w:t>
+      </w:r>
+    </w:p>
+    <w:p>
+      <w:pPr>
+        <w:pStyle w:val="af2"/>
+        <w:keepNext/>
+        <w:ind w:firstLine="0"/>
+      </w:pPr>
+      <w:r>
+        <w:rPr>
+          <w:noProof/>
+        </w:rPr>
         <w:lastRenderedPageBreak/>
-        <w:t>Была реализована функция прямой сортировки слиянием</w:t>
-      </w:r>
-      <w:r>
-        <w:t xml:space="preserve"> (</w:t>
-      </w:r>
-      <w:r>
-        <w:t>Рисунки 4</w:t>
-      </w:r>
-      <w:r>
-        <w:t>-</w:t>
-      </w:r>
-      <w:r>
-        <w:t>6</w:t>
-      </w:r>
-      <w:r>
-        <w:t>)</w:t>
-      </w:r>
-      <w:r>
-        <w:t>.</w:t>
-      </w:r>
-      <w:r>
-        <w:rPr>
-          <w:noProof/>
-          <w:lang w:val="en-US"/>
-        </w:rPr>
         <w:drawing>
-          <wp:inline distT="0" distB="0" distL="0" distR="0" wp14:anchorId="191A665E" wp14:editId="4282CCA3">
-            <wp:extent cx="5962650" cy="8561705"/>
-            <wp:effectExtent l="0" t="0" r="0" b="0"/>
-            <wp:docPr id="231369969" name="Рисунок 1"/>
+          <wp:inline distT="0" distB="0" distL="0" distR="0" wp14:anchorId="65B7A3E8" wp14:editId="5117D6B1">
+            <wp:extent cx="4763165" cy="7630590"/>
+            <wp:effectExtent l="0" t="0" r="0" b="8890"/>
+            <wp:docPr id="458624560" name="Рисунок 1"/>
             <wp:cNvGraphicFramePr>
               <a:graphicFrameLocks xmlns:a="http://schemas.openxmlformats.org/drawingml/2006/main" noChangeAspect="1"/>
             </wp:cNvGraphicFramePr>
@@ -1557,7 +1617,7 @@
               <a:graphicData uri="http://schemas.openxmlformats.org/drawingml/2006/picture">
                 <pic:pic xmlns:pic="http://schemas.openxmlformats.org/drawingml/2006/picture">
                   <pic:nvPicPr>
-                    <pic:cNvPr id="231369969" name=""/>
+                    <pic:cNvPr id="458624560" name=""/>
                     <pic:cNvPicPr/>
                   </pic:nvPicPr>
                   <pic:blipFill>
@@ -1569,7 +1629,7 @@
                   <pic:spPr>
                     <a:xfrm>
                       <a:off x="0" y="0"/>
-                      <a:ext cx="5970559" cy="8573061"/>
+                      <a:ext cx="4763165" cy="7630590"/>
                     </a:xfrm>
                     <a:prstGeom prst="rect">
                       <a:avLst/>
@@ -1585,18 +1645,383 @@
     <w:p>
       <w:pPr>
         <w:pStyle w:val="af2"/>
+        <w:ind w:firstLine="0"/>
       </w:pPr>
       <w:r>
         <w:t xml:space="preserve">Рисунок </w:t>
       </w:r>
-      <w:fldSimple w:instr=" SEQ Рисунок \* ARABIC ">
-        <w:r>
-          <w:rPr>
-            <w:noProof/>
-          </w:rPr>
-          <w:t>4</w:t>
-        </w:r>
-      </w:fldSimple>
+      <w:r>
+        <w:fldChar w:fldCharType="begin"/>
+      </w:r>
+      <w:r>
+        <w:instrText xml:space="preserve"> SEQ Рисунок \* ARABIC </w:instrText>
+      </w:r>
+      <w:r>
+        <w:fldChar w:fldCharType="separate"/>
+      </w:r>
+      <w:r>
+        <w:rPr>
+          <w:noProof/>
+        </w:rPr>
+        <w:t>4</w:t>
+      </w:r>
+      <w:r>
+        <w:fldChar w:fldCharType="end"/>
+      </w:r>
+      <w:r>
+        <w:t xml:space="preserve"> — Методы класса «Двусвязный список» – часть </w:t>
+      </w:r>
+      <w:r>
+        <w:t>2</w:t>
+      </w:r>
+    </w:p>
+    <w:p>
+      <w:pPr>
+        <w:pStyle w:val="af2"/>
+        <w:keepNext/>
+        <w:ind w:firstLine="0"/>
+      </w:pPr>
+      <w:r>
+        <w:rPr>
+          <w:noProof/>
+        </w:rPr>
+        <w:lastRenderedPageBreak/>
+        <w:drawing>
+          <wp:inline distT="0" distB="0" distL="0" distR="0" wp14:anchorId="44EB72AB" wp14:editId="179AD893">
+            <wp:extent cx="5077534" cy="8630854"/>
+            <wp:effectExtent l="0" t="0" r="8890" b="0"/>
+            <wp:docPr id="1238122712" name="Рисунок 1"/>
+            <wp:cNvGraphicFramePr>
+              <a:graphicFrameLocks xmlns:a="http://schemas.openxmlformats.org/drawingml/2006/main" noChangeAspect="1"/>
+            </wp:cNvGraphicFramePr>
+            <a:graphic xmlns:a="http://schemas.openxmlformats.org/drawingml/2006/main">
+              <a:graphicData uri="http://schemas.openxmlformats.org/drawingml/2006/picture">
+                <pic:pic xmlns:pic="http://schemas.openxmlformats.org/drawingml/2006/picture">
+                  <pic:nvPicPr>
+                    <pic:cNvPr id="1238122712" name=""/>
+                    <pic:cNvPicPr/>
+                  </pic:nvPicPr>
+                  <pic:blipFill>
+                    <a:blip r:embed="rId14"/>
+                    <a:stretch>
+                      <a:fillRect/>
+                    </a:stretch>
+                  </pic:blipFill>
+                  <pic:spPr>
+                    <a:xfrm>
+                      <a:off x="0" y="0"/>
+                      <a:ext cx="5077534" cy="8630854"/>
+                    </a:xfrm>
+                    <a:prstGeom prst="rect">
+                      <a:avLst/>
+                    </a:prstGeom>
+                  </pic:spPr>
+                </pic:pic>
+              </a:graphicData>
+            </a:graphic>
+          </wp:inline>
+        </w:drawing>
+      </w:r>
+    </w:p>
+    <w:p>
+      <w:pPr>
+        <w:pStyle w:val="af2"/>
+        <w:ind w:firstLine="0"/>
+      </w:pPr>
+      <w:r>
+        <w:t xml:space="preserve">Рисунок </w:t>
+      </w:r>
+      <w:r>
+        <w:fldChar w:fldCharType="begin"/>
+      </w:r>
+      <w:r>
+        <w:instrText xml:space="preserve"> SEQ Рисунок \* ARABIC </w:instrText>
+      </w:r>
+      <w:r>
+        <w:fldChar w:fldCharType="separate"/>
+      </w:r>
+      <w:r>
+        <w:rPr>
+          <w:noProof/>
+        </w:rPr>
+        <w:t>5</w:t>
+      </w:r>
+      <w:r>
+        <w:fldChar w:fldCharType="end"/>
+      </w:r>
+      <w:r>
+        <w:t xml:space="preserve"> — Методы класса «Двусвязный список» – часть </w:t>
+      </w:r>
+      <w:r>
+        <w:t>3</w:t>
+      </w:r>
+    </w:p>
+    <w:p>
+      <w:pPr>
+        <w:pStyle w:val="af2"/>
+        <w:keepNext/>
+        <w:ind w:firstLine="0"/>
+      </w:pPr>
+      <w:r>
+        <w:rPr>
+          <w:noProof/>
+        </w:rPr>
+        <w:lastRenderedPageBreak/>
+        <w:drawing>
+          <wp:inline distT="0" distB="0" distL="0" distR="0" wp14:anchorId="7F2073CC" wp14:editId="359812F3">
+            <wp:extent cx="5940425" cy="6883400"/>
+            <wp:effectExtent l="0" t="0" r="3175" b="0"/>
+            <wp:docPr id="1085779188" name="Рисунок 1"/>
+            <wp:cNvGraphicFramePr>
+              <a:graphicFrameLocks xmlns:a="http://schemas.openxmlformats.org/drawingml/2006/main" noChangeAspect="1"/>
+            </wp:cNvGraphicFramePr>
+            <a:graphic xmlns:a="http://schemas.openxmlformats.org/drawingml/2006/main">
+              <a:graphicData uri="http://schemas.openxmlformats.org/drawingml/2006/picture">
+                <pic:pic xmlns:pic="http://schemas.openxmlformats.org/drawingml/2006/picture">
+                  <pic:nvPicPr>
+                    <pic:cNvPr id="1085779188" name=""/>
+                    <pic:cNvPicPr/>
+                  </pic:nvPicPr>
+                  <pic:blipFill>
+                    <a:blip r:embed="rId15"/>
+                    <a:stretch>
+                      <a:fillRect/>
+                    </a:stretch>
+                  </pic:blipFill>
+                  <pic:spPr>
+                    <a:xfrm>
+                      <a:off x="0" y="0"/>
+                      <a:ext cx="5940425" cy="6883400"/>
+                    </a:xfrm>
+                    <a:prstGeom prst="rect">
+                      <a:avLst/>
+                    </a:prstGeom>
+                  </pic:spPr>
+                </pic:pic>
+              </a:graphicData>
+            </a:graphic>
+          </wp:inline>
+        </w:drawing>
+      </w:r>
+    </w:p>
+    <w:p>
+      <w:pPr>
+        <w:pStyle w:val="af2"/>
+        <w:ind w:firstLine="0"/>
+        <w:rPr>
+          <w:noProof/>
+        </w:rPr>
+      </w:pPr>
+      <w:r>
+        <w:t xml:space="preserve">Рисунок </w:t>
+      </w:r>
+      <w:r>
+        <w:fldChar w:fldCharType="begin"/>
+      </w:r>
+      <w:r>
+        <w:instrText xml:space="preserve"> SEQ Рисунок \* ARABIC </w:instrText>
+      </w:r>
+      <w:r>
+        <w:fldChar w:fldCharType="separate"/>
+      </w:r>
+      <w:r>
+        <w:rPr>
+          <w:noProof/>
+        </w:rPr>
+        <w:t>6</w:t>
+      </w:r>
+      <w:r>
+        <w:fldChar w:fldCharType="end"/>
+      </w:r>
+      <w:r>
+        <w:t xml:space="preserve"> — Методы класса «Двусвязный список» – часть </w:t>
+      </w:r>
+      <w:r>
+        <w:t>4</w:t>
+      </w:r>
+    </w:p>
+    <w:bookmarkEnd w:id="5"/>
+    <w:bookmarkEnd w:id="6"/>
+    <w:p>
+      <w:r>
+        <w:t xml:space="preserve">Было реализовано консольное меню, позволяющее </w:t>
+      </w:r>
+      <w:r>
+        <w:t>протестировать работу вышеуказанных методов</w:t>
+      </w:r>
+      <w:r>
+        <w:t xml:space="preserve"> ()</w:t>
+      </w:r>
+      <w:r>
+        <w:t>.</w:t>
+      </w:r>
+    </w:p>
+    <w:p>
+      <w:pPr>
+        <w:ind w:firstLine="0"/>
+        <w:jc w:val="center"/>
+      </w:pPr>
+      <w:r>
+        <w:lastRenderedPageBreak/>
+        <w:drawing>
+          <wp:inline distT="0" distB="0" distL="0" distR="0" wp14:anchorId="7B506D28" wp14:editId="44E7EE4B">
+            <wp:extent cx="5940425" cy="8207375"/>
+            <wp:effectExtent l="0" t="0" r="3175" b="3175"/>
+            <wp:docPr id="1366197901" name="Рисунок 1"/>
+            <wp:cNvGraphicFramePr>
+              <a:graphicFrameLocks xmlns:a="http://schemas.openxmlformats.org/drawingml/2006/main" noChangeAspect="1"/>
+            </wp:cNvGraphicFramePr>
+            <a:graphic xmlns:a="http://schemas.openxmlformats.org/drawingml/2006/main">
+              <a:graphicData uri="http://schemas.openxmlformats.org/drawingml/2006/picture">
+                <pic:pic xmlns:pic="http://schemas.openxmlformats.org/drawingml/2006/picture">
+                  <pic:nvPicPr>
+                    <pic:cNvPr id="1366197901" name=""/>
+                    <pic:cNvPicPr/>
+                  </pic:nvPicPr>
+                  <pic:blipFill>
+                    <a:blip r:embed="rId16"/>
+                    <a:stretch>
+                      <a:fillRect/>
+                    </a:stretch>
+                  </pic:blipFill>
+                  <pic:spPr>
+                    <a:xfrm>
+                      <a:off x="0" y="0"/>
+                      <a:ext cx="5940425" cy="8207375"/>
+                    </a:xfrm>
+                    <a:prstGeom prst="rect">
+                      <a:avLst/>
+                    </a:prstGeom>
+                  </pic:spPr>
+                </pic:pic>
+              </a:graphicData>
+            </a:graphic>
+          </wp:inline>
+        </w:drawing>
+      </w:r>
+      <w:r>
+        <w:rPr>
+          <w:noProof/>
+          <w14:ligatures w14:val="standardContextual"/>
+        </w:rPr>
+        <w:t xml:space="preserve"> </w:t>
+      </w:r>
+      <w:r>
+        <w:lastRenderedPageBreak/>
+        <w:drawing>
+          <wp:inline distT="0" distB="0" distL="0" distR="0" wp14:anchorId="4657A2F7" wp14:editId="2B13A9A2">
+            <wp:extent cx="5801535" cy="9069066"/>
+            <wp:effectExtent l="0" t="0" r="8890" b="0"/>
+            <wp:docPr id="563061992" name="Рисунок 1"/>
+            <wp:cNvGraphicFramePr>
+              <a:graphicFrameLocks xmlns:a="http://schemas.openxmlformats.org/drawingml/2006/main" noChangeAspect="1"/>
+            </wp:cNvGraphicFramePr>
+            <a:graphic xmlns:a="http://schemas.openxmlformats.org/drawingml/2006/main">
+              <a:graphicData uri="http://schemas.openxmlformats.org/drawingml/2006/picture">
+                <pic:pic xmlns:pic="http://schemas.openxmlformats.org/drawingml/2006/picture">
+                  <pic:nvPicPr>
+                    <pic:cNvPr id="563061992" name=""/>
+                    <pic:cNvPicPr/>
+                  </pic:nvPicPr>
+                  <pic:blipFill>
+                    <a:blip r:embed="rId17"/>
+                    <a:stretch>
+                      <a:fillRect/>
+                    </a:stretch>
+                  </pic:blipFill>
+                  <pic:spPr>
+                    <a:xfrm>
+                      <a:off x="0" y="0"/>
+                      <a:ext cx="5801535" cy="9069066"/>
+                    </a:xfrm>
+                    <a:prstGeom prst="rect">
+                      <a:avLst/>
+                    </a:prstGeom>
+                  </pic:spPr>
+                </pic:pic>
+              </a:graphicData>
+            </a:graphic>
+          </wp:inline>
+        </w:drawing>
+      </w:r>
+      <w:r>
+        <w:rPr>
+          <w:noProof/>
+          <w14:ligatures w14:val="standardContextual"/>
+        </w:rPr>
+        <w:t xml:space="preserve"> </w:t>
+      </w:r>
+      <w:r>
+        <w:rPr>
+          <w:noProof/>
+          <w14:ligatures w14:val="standardContextual"/>
+        </w:rPr>
+        <w:lastRenderedPageBreak/>
+        <w:drawing>
+          <wp:inline distT="0" distB="0" distL="0" distR="0" wp14:anchorId="5F17806D" wp14:editId="23A6D0DB">
+            <wp:extent cx="4953691" cy="2133898"/>
+            <wp:effectExtent l="0" t="0" r="0" b="0"/>
+            <wp:docPr id="560192518" name="Рисунок 1"/>
+            <wp:cNvGraphicFramePr>
+              <a:graphicFrameLocks xmlns:a="http://schemas.openxmlformats.org/drawingml/2006/main" noChangeAspect="1"/>
+            </wp:cNvGraphicFramePr>
+            <a:graphic xmlns:a="http://schemas.openxmlformats.org/drawingml/2006/main">
+              <a:graphicData uri="http://schemas.openxmlformats.org/drawingml/2006/picture">
+                <pic:pic xmlns:pic="http://schemas.openxmlformats.org/drawingml/2006/picture">
+                  <pic:nvPicPr>
+                    <pic:cNvPr id="560192518" name=""/>
+                    <pic:cNvPicPr/>
+                  </pic:nvPicPr>
+                  <pic:blipFill>
+                    <a:blip r:embed="rId18"/>
+                    <a:stretch>
+                      <a:fillRect/>
+                    </a:stretch>
+                  </pic:blipFill>
+                  <pic:spPr>
+                    <a:xfrm>
+                      <a:off x="0" y="0"/>
+                      <a:ext cx="4953691" cy="2133898"/>
+                    </a:xfrm>
+                    <a:prstGeom prst="rect">
+                      <a:avLst/>
+                    </a:prstGeom>
+                  </pic:spPr>
+                </pic:pic>
+              </a:graphicData>
+            </a:graphic>
+          </wp:inline>
+        </w:drawing>
+      </w:r>
+    </w:p>
+    <w:p>
+      <w:pPr>
+        <w:pStyle w:val="af2"/>
+      </w:pPr>
+      <w:r>
+        <w:t xml:space="preserve">Рисунок </w:t>
+      </w:r>
+      <w:r>
+        <w:fldChar w:fldCharType="begin"/>
+      </w:r>
+      <w:r>
+        <w:instrText xml:space="preserve"> SEQ Рисунок \* ARABIC </w:instrText>
+      </w:r>
+      <w:r>
+        <w:fldChar w:fldCharType="separate"/>
+      </w:r>
+      <w:r>
+        <w:rPr>
+          <w:noProof/>
+        </w:rPr>
+        <w:t>8</w:t>
+      </w:r>
+      <w:r>
+        <w:rPr>
+          <w:noProof/>
+        </w:rPr>
+        <w:fldChar w:fldCharType="end"/>
+      </w:r>
       <w:r>
         <w:t xml:space="preserve"> — Функция </w:t>
       </w:r>
@@ -1645,7 +2070,7 @@
                     <pic:cNvPicPr/>
                   </pic:nvPicPr>
                   <pic:blipFill>
-                    <a:blip r:embed="rId14"/>
+                    <a:blip r:embed="rId19"/>
                     <a:stretch>
                       <a:fillRect/>
                     </a:stretch>
@@ -1673,14 +2098,27 @@
       <w:r>
         <w:t xml:space="preserve">Рисунок </w:t>
       </w:r>
-      <w:fldSimple w:instr=" SEQ Рисунок \* ARABIC ">
-        <w:r>
-          <w:rPr>
-            <w:noProof/>
-          </w:rPr>
-          <w:t>5</w:t>
-        </w:r>
-      </w:fldSimple>
+      <w:r>
+        <w:fldChar w:fldCharType="begin"/>
+      </w:r>
+      <w:r>
+        <w:instrText xml:space="preserve"> SEQ Рисунок \* ARABIC </w:instrText>
+      </w:r>
+      <w:r>
+        <w:fldChar w:fldCharType="separate"/>
+      </w:r>
+      <w:r>
+        <w:rPr>
+          <w:noProof/>
+        </w:rPr>
+        <w:t>9</w:t>
+      </w:r>
+      <w:r>
+        <w:rPr>
+          <w:noProof/>
+        </w:rPr>
+        <w:fldChar w:fldCharType="end"/>
+      </w:r>
       <w:r>
         <w:t xml:space="preserve"> — Функция </w:t>
       </w:r>
@@ -1729,7 +2167,7 @@
                     <pic:cNvPicPr/>
                   </pic:nvPicPr>
                   <pic:blipFill>
-                    <a:blip r:embed="rId15"/>
+                    <a:blip r:embed="rId20"/>
                     <a:stretch>
                       <a:fillRect/>
                     </a:stretch>
@@ -1757,14 +2195,27 @@
       <w:r>
         <w:t xml:space="preserve">Рисунок </w:t>
       </w:r>
-      <w:fldSimple w:instr=" SEQ Рисунок \* ARABIC ">
-        <w:r>
-          <w:rPr>
-            <w:noProof/>
-          </w:rPr>
-          <w:t>6</w:t>
-        </w:r>
-      </w:fldSimple>
+      <w:r>
+        <w:fldChar w:fldCharType="begin"/>
+      </w:r>
+      <w:r>
+        <w:instrText xml:space="preserve"> SEQ Рисунок \* ARABIC </w:instrText>
+      </w:r>
+      <w:r>
+        <w:fldChar w:fldCharType="separate"/>
+      </w:r>
+      <w:r>
+        <w:rPr>
+          <w:noProof/>
+        </w:rPr>
+        <w:t>10</w:t>
+      </w:r>
+      <w:r>
+        <w:rPr>
+          <w:noProof/>
+        </w:rPr>
+        <w:fldChar w:fldCharType="end"/>
+      </w:r>
       <w:r>
         <w:t xml:space="preserve"> — Функция </w:t>
       </w:r>
@@ -1823,7 +2274,7 @@
                     <pic:cNvPicPr/>
                   </pic:nvPicPr>
                   <pic:blipFill>
-                    <a:blip r:embed="rId16"/>
+                    <a:blip r:embed="rId21"/>
                     <a:stretch>
                       <a:fillRect/>
                     </a:stretch>
@@ -1851,14 +2302,27 @@
       <w:r>
         <w:t xml:space="preserve">Рисунок </w:t>
       </w:r>
-      <w:fldSimple w:instr=" SEQ Рисунок \* ARABIC ">
-        <w:r>
-          <w:rPr>
-            <w:noProof/>
-          </w:rPr>
-          <w:t>7</w:t>
-        </w:r>
-      </w:fldSimple>
+      <w:r>
+        <w:fldChar w:fldCharType="begin"/>
+      </w:r>
+      <w:r>
+        <w:instrText xml:space="preserve"> SEQ Рисунок \* ARABIC </w:instrText>
+      </w:r>
+      <w:r>
+        <w:fldChar w:fldCharType="separate"/>
+      </w:r>
+      <w:r>
+        <w:rPr>
+          <w:noProof/>
+        </w:rPr>
+        <w:t>11</w:t>
+      </w:r>
+      <w:r>
+        <w:rPr>
+          <w:noProof/>
+        </w:rPr>
+        <w:fldChar w:fldCharType="end"/>
+      </w:r>
       <w:r>
         <w:t xml:space="preserve"> — Функция сбалансированной многопутевой сортировки</w:t>
       </w:r>
@@ -1896,7 +2360,7 @@
                     <pic:cNvPicPr/>
                   </pic:nvPicPr>
                   <pic:blipFill>
-                    <a:blip r:embed="rId17"/>
+                    <a:blip r:embed="rId22"/>
                     <a:stretch>
                       <a:fillRect/>
                     </a:stretch>
@@ -1924,14 +2388,27 @@
       <w:r>
         <w:t xml:space="preserve">Рисунок </w:t>
       </w:r>
-      <w:fldSimple w:instr=" SEQ Рисунок \* ARABIC ">
-        <w:r>
-          <w:rPr>
-            <w:noProof/>
-          </w:rPr>
-          <w:t>8</w:t>
-        </w:r>
-      </w:fldSimple>
+      <w:r>
+        <w:fldChar w:fldCharType="begin"/>
+      </w:r>
+      <w:r>
+        <w:instrText xml:space="preserve"> SEQ Рисунок \* ARABIC </w:instrText>
+      </w:r>
+      <w:r>
+        <w:fldChar w:fldCharType="separate"/>
+      </w:r>
+      <w:r>
+        <w:rPr>
+          <w:noProof/>
+        </w:rPr>
+        <w:t>12</w:t>
+      </w:r>
+      <w:r>
+        <w:rPr>
+          <w:noProof/>
+        </w:rPr>
+        <w:fldChar w:fldCharType="end"/>
+      </w:r>
       <w:r>
         <w:t xml:space="preserve"> — Функция сбалансированной многопутевой сортировки</w:t>
       </w:r>
@@ -1969,7 +2446,7 @@
                     <pic:cNvPicPr/>
                   </pic:nvPicPr>
                   <pic:blipFill>
-                    <a:blip r:embed="rId18"/>
+                    <a:blip r:embed="rId23"/>
                     <a:stretch>
                       <a:fillRect/>
                     </a:stretch>
@@ -1997,14 +2474,27 @@
       <w:r>
         <w:t xml:space="preserve">Рисунок </w:t>
       </w:r>
-      <w:fldSimple w:instr=" SEQ Рисунок \* ARABIC ">
-        <w:r>
-          <w:rPr>
-            <w:noProof/>
-          </w:rPr>
-          <w:t>9</w:t>
-        </w:r>
-      </w:fldSimple>
+      <w:r>
+        <w:fldChar w:fldCharType="begin"/>
+      </w:r>
+      <w:r>
+        <w:instrText xml:space="preserve"> SEQ Рисунок \* ARABIC </w:instrText>
+      </w:r>
+      <w:r>
+        <w:fldChar w:fldCharType="separate"/>
+      </w:r>
+      <w:r>
+        <w:rPr>
+          <w:noProof/>
+        </w:rPr>
+        <w:t>13</w:t>
+      </w:r>
+      <w:r>
+        <w:rPr>
+          <w:noProof/>
+        </w:rPr>
+        <w:fldChar w:fldCharType="end"/>
+      </w:r>
       <w:r>
         <w:t xml:space="preserve"> — Функция сбалансированной многопутевой сортировки</w:t>
       </w:r>
@@ -2065,7 +2555,7 @@
                     <pic:cNvPicPr/>
                   </pic:nvPicPr>
                   <pic:blipFill>
-                    <a:blip r:embed="rId19"/>
+                    <a:blip r:embed="rId24"/>
                     <a:stretch>
                       <a:fillRect/>
                     </a:stretch>
@@ -2094,14 +2584,27 @@
       <w:r>
         <w:t xml:space="preserve">Рисунок </w:t>
       </w:r>
-      <w:fldSimple w:instr=" SEQ Рисунок \* ARABIC ">
-        <w:r>
-          <w:rPr>
-            <w:noProof/>
-          </w:rPr>
-          <w:t>10</w:t>
-        </w:r>
-      </w:fldSimple>
+      <w:r>
+        <w:fldChar w:fldCharType="begin"/>
+      </w:r>
+      <w:r>
+        <w:instrText xml:space="preserve"> SEQ Рисунок \* ARABIC </w:instrText>
+      </w:r>
+      <w:r>
+        <w:fldChar w:fldCharType="separate"/>
+      </w:r>
+      <w:r>
+        <w:rPr>
+          <w:noProof/>
+        </w:rPr>
+        <w:t>14</w:t>
+      </w:r>
+      <w:r>
+        <w:rPr>
+          <w:noProof/>
+        </w:rPr>
+        <w:fldChar w:fldCharType="end"/>
+      </w:r>
       <w:r>
         <w:rPr>
           <w:noProof/>
@@ -2161,7 +2664,7 @@
                     <pic:cNvPicPr/>
                   </pic:nvPicPr>
                   <pic:blipFill>
-                    <a:blip r:embed="rId20"/>
+                    <a:blip r:embed="rId25"/>
                     <a:stretch>
                       <a:fillRect/>
                     </a:stretch>
@@ -2193,14 +2696,27 @@
       <w:r>
         <w:t xml:space="preserve">Рисунок </w:t>
       </w:r>
-      <w:fldSimple w:instr=" SEQ Рисунок \* ARABIC ">
-        <w:r>
-          <w:rPr>
-            <w:noProof/>
-          </w:rPr>
-          <w:t>11</w:t>
-        </w:r>
-      </w:fldSimple>
+      <w:r>
+        <w:fldChar w:fldCharType="begin"/>
+      </w:r>
+      <w:r>
+        <w:instrText xml:space="preserve"> SEQ Рисунок \* ARABIC </w:instrText>
+      </w:r>
+      <w:r>
+        <w:fldChar w:fldCharType="separate"/>
+      </w:r>
+      <w:r>
+        <w:rPr>
+          <w:noProof/>
+        </w:rPr>
+        <w:t>15</w:t>
+      </w:r>
+      <w:r>
+        <w:rPr>
+          <w:noProof/>
+        </w:rPr>
+        <w:fldChar w:fldCharType="end"/>
+      </w:r>
       <w:r>
         <w:rPr>
           <w:noProof/>
@@ -2315,7 +2831,7 @@
                     <pic:cNvPicPr/>
                   </pic:nvPicPr>
                   <pic:blipFill>
-                    <a:blip r:embed="rId21"/>
+                    <a:blip r:embed="rId26"/>
                     <a:stretch>
                       <a:fillRect/>
                     </a:stretch>
@@ -2341,19 +2857,32 @@
         <w:pStyle w:val="af2"/>
         <w:ind w:firstLine="0"/>
       </w:pPr>
-      <w:bookmarkStart w:id="6" w:name="_Ref211079128"/>
+      <w:bookmarkStart w:id="7" w:name="_Ref211079128"/>
       <w:r>
         <w:t xml:space="preserve">Рисунок </w:t>
       </w:r>
-      <w:fldSimple w:instr=" SEQ Рисунок \* ARABIC ">
-        <w:r>
-          <w:rPr>
-            <w:noProof/>
-          </w:rPr>
-          <w:t>12</w:t>
-        </w:r>
-      </w:fldSimple>
-      <w:bookmarkEnd w:id="6"/>
+      <w:r>
+        <w:fldChar w:fldCharType="begin"/>
+      </w:r>
+      <w:r>
+        <w:instrText xml:space="preserve"> SEQ Рисунок \* ARABIC </w:instrText>
+      </w:r>
+      <w:r>
+        <w:fldChar w:fldCharType="separate"/>
+      </w:r>
+      <w:r>
+        <w:rPr>
+          <w:noProof/>
+        </w:rPr>
+        <w:t>16</w:t>
+      </w:r>
+      <w:r>
+        <w:rPr>
+          <w:noProof/>
+        </w:rPr>
+        <w:fldChar w:fldCharType="end"/>
+      </w:r>
+      <w:bookmarkEnd w:id="7"/>
       <w:r>
         <w:t xml:space="preserve"> — Метод сортировки одного файла с данными</w:t>
       </w:r>
@@ -2377,7 +2906,7 @@
                     <pic:cNvPicPr/>
                   </pic:nvPicPr>
                   <pic:blipFill>
-                    <a:blip r:embed="rId22"/>
+                    <a:blip r:embed="rId27"/>
                     <a:stretch>
                       <a:fillRect/>
                     </a:stretch>
@@ -2403,19 +2932,32 @@
         <w:pStyle w:val="af2"/>
         <w:ind w:firstLine="0"/>
       </w:pPr>
-      <w:bookmarkStart w:id="7" w:name="_Ref211079142"/>
+      <w:bookmarkStart w:id="8" w:name="_Ref211079142"/>
       <w:r>
         <w:t xml:space="preserve">Рисунок </w:t>
       </w:r>
-      <w:fldSimple w:instr=" SEQ Рисунок \* ARABIC ">
-        <w:r>
-          <w:rPr>
-            <w:noProof/>
-          </w:rPr>
-          <w:t>13</w:t>
-        </w:r>
-      </w:fldSimple>
-      <w:bookmarkEnd w:id="7"/>
+      <w:r>
+        <w:fldChar w:fldCharType="begin"/>
+      </w:r>
+      <w:r>
+        <w:instrText xml:space="preserve"> SEQ Рисунок \* ARABIC </w:instrText>
+      </w:r>
+      <w:r>
+        <w:fldChar w:fldCharType="separate"/>
+      </w:r>
+      <w:r>
+        <w:rPr>
+          <w:noProof/>
+        </w:rPr>
+        <w:t>17</w:t>
+      </w:r>
+      <w:r>
+        <w:rPr>
+          <w:noProof/>
+        </w:rPr>
+        <w:fldChar w:fldCharType="end"/>
+      </w:r>
+      <w:bookmarkEnd w:id="8"/>
       <w:r>
         <w:t xml:space="preserve"> — </w:t>
       </w:r>
@@ -2452,7 +2994,7 @@
                     <pic:cNvPicPr/>
                   </pic:nvPicPr>
                   <pic:blipFill>
-                    <a:blip r:embed="rId23"/>
+                    <a:blip r:embed="rId28"/>
                     <a:stretch>
                       <a:fillRect/>
                     </a:stretch>
@@ -2478,19 +3020,32 @@
         <w:pStyle w:val="af2"/>
         <w:jc w:val="both"/>
       </w:pPr>
-      <w:bookmarkStart w:id="8" w:name="_Ref211079219"/>
+      <w:bookmarkStart w:id="9" w:name="_Ref211079219"/>
       <w:r>
         <w:t xml:space="preserve">Рисунок </w:t>
       </w:r>
-      <w:fldSimple w:instr=" SEQ Рисунок \* ARABIC ">
-        <w:r>
-          <w:rPr>
-            <w:noProof/>
-          </w:rPr>
-          <w:t>14</w:t>
-        </w:r>
-      </w:fldSimple>
-      <w:bookmarkEnd w:id="8"/>
+      <w:r>
+        <w:fldChar w:fldCharType="begin"/>
+      </w:r>
+      <w:r>
+        <w:instrText xml:space="preserve"> SEQ Рисунок \* ARABIC </w:instrText>
+      </w:r>
+      <w:r>
+        <w:fldChar w:fldCharType="separate"/>
+      </w:r>
+      <w:r>
+        <w:rPr>
+          <w:noProof/>
+        </w:rPr>
+        <w:t>18</w:t>
+      </w:r>
+      <w:r>
+        <w:rPr>
+          <w:noProof/>
+        </w:rPr>
+        <w:fldChar w:fldCharType="end"/>
+      </w:r>
+      <w:bookmarkEnd w:id="9"/>
       <w:r>
         <w:rPr>
           <w:noProof/>
@@ -2524,7 +3079,7 @@
                     <pic:cNvPicPr/>
                   </pic:nvPicPr>
                   <pic:blipFill>
-                    <a:blip r:embed="rId24"/>
+                    <a:blip r:embed="rId29"/>
                     <a:stretch>
                       <a:fillRect/>
                     </a:stretch>
@@ -2553,14 +3108,27 @@
       <w:r>
         <w:t xml:space="preserve">Рисунок </w:t>
       </w:r>
-      <w:fldSimple w:instr=" SEQ Рисунок \* ARABIC ">
-        <w:r>
-          <w:rPr>
-            <w:noProof/>
-          </w:rPr>
-          <w:t>15</w:t>
-        </w:r>
-      </w:fldSimple>
+      <w:r>
+        <w:fldChar w:fldCharType="begin"/>
+      </w:r>
+      <w:r>
+        <w:instrText xml:space="preserve"> SEQ Рисунок \* ARABIC </w:instrText>
+      </w:r>
+      <w:r>
+        <w:fldChar w:fldCharType="separate"/>
+      </w:r>
+      <w:r>
+        <w:rPr>
+          <w:noProof/>
+        </w:rPr>
+        <w:t>19</w:t>
+      </w:r>
+      <w:r>
+        <w:rPr>
+          <w:noProof/>
+        </w:rPr>
+        <w:fldChar w:fldCharType="end"/>
+      </w:r>
       <w:r>
         <w:rPr>
           <w:noProof/>
@@ -2660,7 +3228,7 @@
                     <pic:cNvPicPr/>
                   </pic:nvPicPr>
                   <pic:blipFill>
-                    <a:blip r:embed="rId25"/>
+                    <a:blip r:embed="rId30"/>
                     <a:stretch>
                       <a:fillRect/>
                     </a:stretch>
@@ -2688,14 +3256,27 @@
       <w:r>
         <w:t xml:space="preserve">Рисунок </w:t>
       </w:r>
-      <w:fldSimple w:instr=" SEQ Рисунок \* ARABIC ">
-        <w:r>
-          <w:rPr>
-            <w:noProof/>
-          </w:rPr>
-          <w:t>16</w:t>
-        </w:r>
-      </w:fldSimple>
+      <w:r>
+        <w:fldChar w:fldCharType="begin"/>
+      </w:r>
+      <w:r>
+        <w:instrText xml:space="preserve"> SEQ Рисунок \* ARABIC </w:instrText>
+      </w:r>
+      <w:r>
+        <w:fldChar w:fldCharType="separate"/>
+      </w:r>
+      <w:r>
+        <w:rPr>
+          <w:noProof/>
+        </w:rPr>
+        <w:t>20</w:t>
+      </w:r>
+      <w:r>
+        <w:rPr>
+          <w:noProof/>
+        </w:rPr>
+        <w:fldChar w:fldCharType="end"/>
+      </w:r>
       <w:r>
         <w:t xml:space="preserve"> — Метод накопления статистических данных</w:t>
       </w:r>
@@ -2733,7 +3314,7 @@
                     <pic:cNvPicPr/>
                   </pic:nvPicPr>
                   <pic:blipFill>
-                    <a:blip r:embed="rId26"/>
+                    <a:blip r:embed="rId31"/>
                     <a:stretch>
                       <a:fillRect/>
                     </a:stretch>
@@ -2759,24 +3340,37 @@
         <w:pStyle w:val="af2"/>
         <w:ind w:firstLine="0"/>
       </w:pPr>
-      <w:bookmarkStart w:id="9" w:name="_Ref211037493"/>
-      <w:bookmarkStart w:id="10" w:name="_Ref211082984"/>
+      <w:bookmarkStart w:id="10" w:name="_Ref211037493"/>
+      <w:bookmarkStart w:id="11" w:name="_Ref211082984"/>
       <w:r>
         <w:t xml:space="preserve">Рисунок </w:t>
       </w:r>
-      <w:fldSimple w:instr=" SEQ Рисунок \* ARABIC ">
-        <w:r>
-          <w:rPr>
-            <w:noProof/>
-          </w:rPr>
-          <w:t>17</w:t>
-        </w:r>
-      </w:fldSimple>
-      <w:bookmarkEnd w:id="9"/>
+      <w:r>
+        <w:fldChar w:fldCharType="begin"/>
+      </w:r>
+      <w:r>
+        <w:instrText xml:space="preserve"> SEQ Рисунок \* ARABIC </w:instrText>
+      </w:r>
+      <w:r>
+        <w:fldChar w:fldCharType="separate"/>
+      </w:r>
+      <w:r>
+        <w:rPr>
+          <w:noProof/>
+        </w:rPr>
+        <w:t>21</w:t>
+      </w:r>
+      <w:r>
+        <w:rPr>
+          <w:noProof/>
+        </w:rPr>
+        <w:fldChar w:fldCharType="end"/>
+      </w:r>
+      <w:bookmarkEnd w:id="10"/>
       <w:r>
         <w:t xml:space="preserve"> </w:t>
       </w:r>
-      <w:bookmarkEnd w:id="10"/>
+      <w:bookmarkEnd w:id="11"/>
       <w:r>
         <w:t>— Метод накопления статистических данных</w:t>
       </w:r>
@@ -2814,7 +3408,7 @@
                     <pic:cNvPicPr/>
                   </pic:nvPicPr>
                   <pic:blipFill>
-                    <a:blip r:embed="rId27"/>
+                    <a:blip r:embed="rId32"/>
                     <a:stretch>
                       <a:fillRect/>
                     </a:stretch>
@@ -2840,27 +3434,40 @@
         <w:pStyle w:val="af2"/>
         <w:ind w:firstLine="0"/>
       </w:pPr>
-      <w:bookmarkStart w:id="11" w:name="_Ref211083518"/>
-      <w:bookmarkStart w:id="12" w:name="_Ref211082978"/>
+      <w:bookmarkStart w:id="12" w:name="_Ref211083518"/>
+      <w:bookmarkStart w:id="13" w:name="_Ref211082978"/>
       <w:r>
         <w:t xml:space="preserve">Рисунок </w:t>
       </w:r>
-      <w:fldSimple w:instr=" SEQ Рисунок \* ARABIC ">
-        <w:r>
-          <w:rPr>
-            <w:noProof/>
-          </w:rPr>
-          <w:t>18</w:t>
-        </w:r>
-      </w:fldSimple>
-      <w:bookmarkEnd w:id="11"/>
+      <w:r>
+        <w:fldChar w:fldCharType="begin"/>
+      </w:r>
+      <w:r>
+        <w:instrText xml:space="preserve"> SEQ Рисунок \* ARABIC </w:instrText>
+      </w:r>
+      <w:r>
+        <w:fldChar w:fldCharType="separate"/>
+      </w:r>
+      <w:r>
+        <w:rPr>
+          <w:noProof/>
+        </w:rPr>
+        <w:t>22</w:t>
+      </w:r>
+      <w:r>
+        <w:rPr>
+          <w:noProof/>
+        </w:rPr>
+        <w:fldChar w:fldCharType="end"/>
+      </w:r>
+      <w:bookmarkEnd w:id="12"/>
       <w:r>
         <w:t xml:space="preserve"> — </w:t>
       </w:r>
       <w:r>
         <w:t>Демонстрация работы метода накопления статистических данных</w:t>
       </w:r>
-      <w:bookmarkEnd w:id="12"/>
+      <w:bookmarkEnd w:id="13"/>
     </w:p>
     <w:p>
       <w:pPr>
@@ -2889,7 +3496,7 @@
                     <pic:cNvPicPr/>
                   </pic:nvPicPr>
                   <pic:blipFill>
-                    <a:blip r:embed="rId28"/>
+                    <a:blip r:embed="rId33"/>
                     <a:stretch>
                       <a:fillRect/>
                     </a:stretch>
@@ -2915,20 +3522,33 @@
         <w:pStyle w:val="af2"/>
         <w:ind w:firstLine="0"/>
       </w:pPr>
-      <w:bookmarkStart w:id="13" w:name="_Ref211083522"/>
-      <w:bookmarkStart w:id="14" w:name="_Ref211083002"/>
+      <w:bookmarkStart w:id="14" w:name="_Ref211083522"/>
+      <w:bookmarkStart w:id="15" w:name="_Ref211083002"/>
       <w:r>
         <w:t xml:space="preserve">Рисунок </w:t>
       </w:r>
-      <w:fldSimple w:instr=" SEQ Рисунок \* ARABIC ">
-        <w:r>
-          <w:rPr>
-            <w:noProof/>
-          </w:rPr>
-          <w:t>19</w:t>
-        </w:r>
-      </w:fldSimple>
-      <w:bookmarkEnd w:id="13"/>
+      <w:r>
+        <w:fldChar w:fldCharType="begin"/>
+      </w:r>
+      <w:r>
+        <w:instrText xml:space="preserve"> SEQ Рисунок \* ARABIC </w:instrText>
+      </w:r>
+      <w:r>
+        <w:fldChar w:fldCharType="separate"/>
+      </w:r>
+      <w:r>
+        <w:rPr>
+          <w:noProof/>
+        </w:rPr>
+        <w:t>23</w:t>
+      </w:r>
+      <w:r>
+        <w:rPr>
+          <w:noProof/>
+        </w:rPr>
+        <w:fldChar w:fldCharType="end"/>
+      </w:r>
+      <w:bookmarkEnd w:id="14"/>
       <w:r>
         <w:t xml:space="preserve"> — </w:t>
       </w:r>
@@ -2959,7 +3579,7 @@
         </w:rPr>
         <w:t xml:space="preserve"> в файл</w:t>
       </w:r>
-      <w:bookmarkEnd w:id="14"/>
+      <w:bookmarkEnd w:id="15"/>
     </w:p>
     <w:p>
       <w:r>
@@ -3147,7 +3767,7 @@
                     <pic:cNvPicPr/>
                   </pic:nvPicPr>
                   <pic:blipFill>
-                    <a:blip r:embed="rId29"/>
+                    <a:blip r:embed="rId34"/>
                     <a:stretch>
                       <a:fillRect/>
                     </a:stretch>
@@ -3173,19 +3793,32 @@
         <w:pStyle w:val="af2"/>
         <w:ind w:firstLine="0"/>
       </w:pPr>
-      <w:bookmarkStart w:id="15" w:name="_Ref211038907"/>
+      <w:bookmarkStart w:id="16" w:name="_Ref211038907"/>
       <w:r>
         <w:t xml:space="preserve">Рисунок </w:t>
       </w:r>
-      <w:fldSimple w:instr=" SEQ Рисунок \* ARABIC ">
-        <w:r>
-          <w:rPr>
-            <w:noProof/>
-          </w:rPr>
-          <w:t>20</w:t>
-        </w:r>
-      </w:fldSimple>
-      <w:bookmarkEnd w:id="15"/>
+      <w:r>
+        <w:fldChar w:fldCharType="begin"/>
+      </w:r>
+      <w:r>
+        <w:instrText xml:space="preserve"> SEQ Рисунок \* ARABIC </w:instrText>
+      </w:r>
+      <w:r>
+        <w:fldChar w:fldCharType="separate"/>
+      </w:r>
+      <w:r>
+        <w:rPr>
+          <w:noProof/>
+        </w:rPr>
+        <w:t>24</w:t>
+      </w:r>
+      <w:r>
+        <w:rPr>
+          <w:noProof/>
+        </w:rPr>
+        <w:fldChar w:fldCharType="end"/>
+      </w:r>
+      <w:bookmarkEnd w:id="16"/>
       <w:r>
         <w:t xml:space="preserve"> </w:t>
       </w:r>
@@ -3337,7 +3970,7 @@
                     <pic:cNvPicPr/>
                   </pic:nvPicPr>
                   <pic:blipFill>
-                    <a:blip r:embed="rId30"/>
+                    <a:blip r:embed="rId35"/>
                     <a:stretch>
                       <a:fillRect/>
                     </a:stretch>
@@ -3363,19 +3996,32 @@
         <w:pStyle w:val="af2"/>
         <w:ind w:firstLine="0"/>
       </w:pPr>
-      <w:bookmarkStart w:id="16" w:name="_Ref211038916"/>
+      <w:bookmarkStart w:id="17" w:name="_Ref211038916"/>
       <w:r>
         <w:t xml:space="preserve">Рисунок </w:t>
       </w:r>
-      <w:fldSimple w:instr=" SEQ Рисунок \* ARABIC ">
-        <w:r>
-          <w:rPr>
-            <w:noProof/>
-          </w:rPr>
-          <w:t>21</w:t>
-        </w:r>
-      </w:fldSimple>
-      <w:bookmarkEnd w:id="16"/>
+      <w:r>
+        <w:fldChar w:fldCharType="begin"/>
+      </w:r>
+      <w:r>
+        <w:instrText xml:space="preserve"> SEQ Рисунок \* ARABIC </w:instrText>
+      </w:r>
+      <w:r>
+        <w:fldChar w:fldCharType="separate"/>
+      </w:r>
+      <w:r>
+        <w:rPr>
+          <w:noProof/>
+        </w:rPr>
+        <w:t>25</w:t>
+      </w:r>
+      <w:r>
+        <w:rPr>
+          <w:noProof/>
+        </w:rPr>
+        <w:fldChar w:fldCharType="end"/>
+      </w:r>
+      <w:bookmarkEnd w:id="17"/>
       <w:r>
         <w:t xml:space="preserve"> </w:t>
       </w:r>
@@ -3564,7 +4210,7 @@
             <wp:cNvGraphicFramePr/>
             <a:graphic xmlns:a="http://schemas.openxmlformats.org/drawingml/2006/main">
               <a:graphicData uri="http://schemas.openxmlformats.org/drawingml/2006/chart">
-                <c:chart xmlns:c="http://schemas.openxmlformats.org/drawingml/2006/chart" xmlns:r="http://schemas.openxmlformats.org/officeDocument/2006/relationships" r:id="rId31"/>
+                <c:chart xmlns:c="http://schemas.openxmlformats.org/drawingml/2006/chart" xmlns:r="http://schemas.openxmlformats.org/officeDocument/2006/relationships" r:id="rId36"/>
               </a:graphicData>
             </a:graphic>
           </wp:inline>
@@ -3596,7 +4242,7 @@
             <wp:cNvGraphicFramePr/>
             <a:graphic xmlns:a="http://schemas.openxmlformats.org/drawingml/2006/main">
               <a:graphicData uri="http://schemas.openxmlformats.org/drawingml/2006/chart">
-                <c:chart xmlns:c="http://schemas.openxmlformats.org/drawingml/2006/chart" xmlns:r="http://schemas.openxmlformats.org/officeDocument/2006/relationships" r:id="rId32"/>
+                <c:chart xmlns:c="http://schemas.openxmlformats.org/drawingml/2006/chart" xmlns:r="http://schemas.openxmlformats.org/officeDocument/2006/relationships" r:id="rId37"/>
               </a:graphicData>
             </a:graphic>
           </wp:inline>
@@ -3682,8 +4328,8 @@
       </w:r>
     </w:p>
     <w:sectPr>
-      <w:footerReference w:type="even" r:id="rId33"/>
-      <w:footerReference w:type="default" r:id="rId34"/>
+      <w:footerReference w:type="even" r:id="rId38"/>
+      <w:footerReference w:type="default" r:id="rId39"/>
       <w:pgSz w:w="11906" w:h="16838"/>
       <w:pgMar w:top="1134" w:right="850" w:bottom="1134" w:left="1701" w:header="708" w:footer="708" w:gutter="0"/>
       <w:cols w:space="708"/>
@@ -4712,7 +5358,7 @@
   <w:style w:type="paragraph" w:default="1" w:styleId="a">
     <w:name w:val="Normal"/>
     <w:qFormat/>
-    <w:rsid w:val="005B4C06"/>
+    <w:rsid w:val="00826A69"/>
     <w:pPr>
       <w:spacing w:after="0" w:line="240" w:lineRule="auto"/>
       <w:ind w:firstLine="709"/>

--- a/C_codespace/2 kurs/3-rd senester/Algorithms and data structure/3-rd lab/Vlad/БПИ24-02_Гордов_В_Лабораторная_работа_№3.docx
+++ b/C_codespace/2 kurs/3-rd senester/Algorithms and data structure/3-rd lab/Vlad/БПИ24-02_Гордов_В_Лабораторная_работа_№3.docx
@@ -1250,7 +1250,6 @@
     <w:p>
       <w:pPr>
         <w:pStyle w:val="af2"/>
-        <w:ind w:firstLine="0"/>
         <w:rPr>
           <w:sz w:val="22"/>
           <w:szCs w:val="22"/>
@@ -1518,7 +1517,6 @@
       <w:pPr>
         <w:pStyle w:val="af2"/>
         <w:keepNext/>
-        <w:ind w:firstLine="0"/>
       </w:pPr>
       <w:bookmarkStart w:id="5" w:name="_Ref211041381"/>
       <w:bookmarkStart w:id="6" w:name="_Ref211076024"/>
@@ -1567,7 +1565,6 @@
     <w:p>
       <w:pPr>
         <w:pStyle w:val="af2"/>
-        <w:ind w:firstLine="0"/>
       </w:pPr>
       <w:r>
         <w:t xml:space="preserve">Рисунок </w:t>
@@ -1598,18 +1595,14 @@
       <w:pPr>
         <w:pStyle w:val="af2"/>
         <w:keepNext/>
-        <w:ind w:firstLine="0"/>
-      </w:pPr>
-      <w:r>
-        <w:rPr>
-          <w:noProof/>
-        </w:rPr>
+      </w:pPr>
+      <w:r>
         <w:lastRenderedPageBreak/>
         <w:drawing>
-          <wp:inline distT="0" distB="0" distL="0" distR="0" wp14:anchorId="65B7A3E8" wp14:editId="5117D6B1">
-            <wp:extent cx="4763165" cy="7630590"/>
-            <wp:effectExtent l="0" t="0" r="0" b="8890"/>
-            <wp:docPr id="458624560" name="Рисунок 1"/>
+          <wp:inline distT="0" distB="0" distL="0" distR="0" wp14:anchorId="0A5FCD82" wp14:editId="75BD15A8">
+            <wp:extent cx="4438650" cy="7227443"/>
+            <wp:effectExtent l="0" t="0" r="0" b="0"/>
+            <wp:docPr id="733718035" name="Рисунок 1"/>
             <wp:cNvGraphicFramePr>
               <a:graphicFrameLocks xmlns:a="http://schemas.openxmlformats.org/drawingml/2006/main" noChangeAspect="1"/>
             </wp:cNvGraphicFramePr>
@@ -1617,7 +1610,7 @@
               <a:graphicData uri="http://schemas.openxmlformats.org/drawingml/2006/picture">
                 <pic:pic xmlns:pic="http://schemas.openxmlformats.org/drawingml/2006/picture">
                   <pic:nvPicPr>
-                    <pic:cNvPr id="458624560" name=""/>
+                    <pic:cNvPr id="733718035" name=""/>
                     <pic:cNvPicPr/>
                   </pic:nvPicPr>
                   <pic:blipFill>
@@ -1629,7 +1622,7 @@
                   <pic:spPr>
                     <a:xfrm>
                       <a:off x="0" y="0"/>
-                      <a:ext cx="4763165" cy="7630590"/>
+                      <a:ext cx="4441583" cy="7232218"/>
                     </a:xfrm>
                     <a:prstGeom prst="rect">
                       <a:avLst/>
@@ -1645,7 +1638,6 @@
     <w:p>
       <w:pPr>
         <w:pStyle w:val="af2"/>
-        <w:ind w:firstLine="0"/>
       </w:pPr>
       <w:r>
         <w:t xml:space="preserve">Рисунок </w:t>
@@ -1679,18 +1671,14 @@
       <w:pPr>
         <w:pStyle w:val="af2"/>
         <w:keepNext/>
-        <w:ind w:firstLine="0"/>
-      </w:pPr>
-      <w:r>
-        <w:rPr>
-          <w:noProof/>
-        </w:rPr>
+      </w:pPr>
+      <w:r>
         <w:lastRenderedPageBreak/>
         <w:drawing>
-          <wp:inline distT="0" distB="0" distL="0" distR="0" wp14:anchorId="44EB72AB" wp14:editId="179AD893">
-            <wp:extent cx="5077534" cy="8630854"/>
-            <wp:effectExtent l="0" t="0" r="8890" b="0"/>
-            <wp:docPr id="1238122712" name="Рисунок 1"/>
+          <wp:inline distT="0" distB="0" distL="0" distR="0" wp14:anchorId="219F0117" wp14:editId="57DF073D">
+            <wp:extent cx="5659093" cy="7924800"/>
+            <wp:effectExtent l="0" t="0" r="0" b="0"/>
+            <wp:docPr id="37590266" name="Рисунок 1"/>
             <wp:cNvGraphicFramePr>
               <a:graphicFrameLocks xmlns:a="http://schemas.openxmlformats.org/drawingml/2006/main" noChangeAspect="1"/>
             </wp:cNvGraphicFramePr>
@@ -1698,7 +1686,7 @@
               <a:graphicData uri="http://schemas.openxmlformats.org/drawingml/2006/picture">
                 <pic:pic xmlns:pic="http://schemas.openxmlformats.org/drawingml/2006/picture">
                   <pic:nvPicPr>
-                    <pic:cNvPr id="1238122712" name=""/>
+                    <pic:cNvPr id="37590266" name=""/>
                     <pic:cNvPicPr/>
                   </pic:nvPicPr>
                   <pic:blipFill>
@@ -1710,7 +1698,7 @@
                   <pic:spPr>
                     <a:xfrm>
                       <a:off x="0" y="0"/>
-                      <a:ext cx="5077534" cy="8630854"/>
+                      <a:ext cx="5664618" cy="7932536"/>
                     </a:xfrm>
                     <a:prstGeom prst="rect">
                       <a:avLst/>
@@ -1726,7 +1714,6 @@
     <w:p>
       <w:pPr>
         <w:pStyle w:val="af2"/>
-        <w:ind w:firstLine="0"/>
       </w:pPr>
       <w:r>
         <w:t xml:space="preserve">Рисунок </w:t>
@@ -1760,7 +1747,6 @@
       <w:pPr>
         <w:pStyle w:val="af2"/>
         <w:keepNext/>
-        <w:ind w:firstLine="0"/>
       </w:pPr>
       <w:r>
         <w:rPr>
@@ -1807,7 +1793,6 @@
     <w:p>
       <w:pPr>
         <w:pStyle w:val="af2"/>
-        <w:ind w:firstLine="0"/>
         <w:rPr>
           <w:noProof/>
         </w:rPr>
@@ -1850,7 +1835,13 @@
         <w:t>протестировать работу вышеуказанных методов</w:t>
       </w:r>
       <w:r>
-        <w:t xml:space="preserve"> ()</w:t>
+        <w:t xml:space="preserve"> (</w:t>
+      </w:r>
+      <w:r>
+        <w:t>Рисунки 7-10</w:t>
+      </w:r>
+      <w:r>
+        <w:t>)</w:t>
       </w:r>
       <w:r>
         <w:t>.</w:t>
@@ -1858,16 +1849,17 @@
     </w:p>
     <w:p>
       <w:pPr>
+        <w:keepNext/>
         <w:ind w:firstLine="0"/>
         <w:jc w:val="center"/>
       </w:pPr>
       <w:r>
         <w:lastRenderedPageBreak/>
         <w:drawing>
-          <wp:inline distT="0" distB="0" distL="0" distR="0" wp14:anchorId="7B506D28" wp14:editId="44E7EE4B">
-            <wp:extent cx="5940425" cy="8207375"/>
-            <wp:effectExtent l="0" t="0" r="3175" b="3175"/>
-            <wp:docPr id="1366197901" name="Рисунок 1"/>
+          <wp:inline distT="0" distB="0" distL="0" distR="0" wp14:anchorId="2E8CAFBE" wp14:editId="663ED36E">
+            <wp:extent cx="5582429" cy="7868748"/>
+            <wp:effectExtent l="0" t="0" r="0" b="0"/>
+            <wp:docPr id="1060694184" name="Рисунок 1"/>
             <wp:cNvGraphicFramePr>
               <a:graphicFrameLocks xmlns:a="http://schemas.openxmlformats.org/drawingml/2006/main" noChangeAspect="1"/>
             </wp:cNvGraphicFramePr>
@@ -1875,7 +1867,7 @@
               <a:graphicData uri="http://schemas.openxmlformats.org/drawingml/2006/picture">
                 <pic:pic xmlns:pic="http://schemas.openxmlformats.org/drawingml/2006/picture">
                   <pic:nvPicPr>
-                    <pic:cNvPr id="1366197901" name=""/>
+                    <pic:cNvPr id="1060694184" name=""/>
                     <pic:cNvPicPr/>
                   </pic:nvPicPr>
                   <pic:blipFill>
@@ -1887,7 +1879,7 @@
                   <pic:spPr>
                     <a:xfrm>
                       <a:off x="0" y="0"/>
-                      <a:ext cx="5940425" cy="8207375"/>
+                      <a:ext cx="5582429" cy="7868748"/>
                     </a:xfrm>
                     <a:prstGeom prst="rect">
                       <a:avLst/>
@@ -1899,20 +1891,60 @@
           </wp:inline>
         </w:drawing>
       </w:r>
+    </w:p>
+    <w:p>
+      <w:pPr>
+        <w:pStyle w:val="af2"/>
+      </w:pPr>
+      <w:r>
+        <w:t xml:space="preserve">Рисунок </w:t>
+      </w:r>
+      <w:r>
+        <w:fldChar w:fldCharType="begin"/>
+      </w:r>
+      <w:r>
+        <w:instrText xml:space="preserve"> SEQ Рисунок \* ARABIC </w:instrText>
+      </w:r>
+      <w:r>
+        <w:fldChar w:fldCharType="separate"/>
+      </w:r>
+      <w:r>
+        <w:rPr>
+          <w:noProof/>
+        </w:rPr>
+        <w:t>7</w:t>
+      </w:r>
+      <w:r>
+        <w:fldChar w:fldCharType="end"/>
+      </w:r>
+      <w:r>
+        <w:t xml:space="preserve"> — Код меню – часть 1</w:t>
+      </w:r>
+    </w:p>
+    <w:p>
+      <w:pPr>
+        <w:keepNext/>
+        <w:ind w:firstLine="0"/>
+        <w:jc w:val="center"/>
+      </w:pPr>
       <w:r>
         <w:rPr>
           <w:noProof/>
           <w14:ligatures w14:val="standardContextual"/>
         </w:rPr>
+        <w:lastRenderedPageBreak/>
         <w:t xml:space="preserve"> </w:t>
       </w:r>
       <w:r>
-        <w:lastRenderedPageBreak/>
+        <w:rPr>
+          <w:noProof/>
+          <w14:ligatures w14:val="standardContextual"/>
+        </w:rPr>
         <w:drawing>
-          <wp:inline distT="0" distB="0" distL="0" distR="0" wp14:anchorId="4657A2F7" wp14:editId="2B13A9A2">
-            <wp:extent cx="5801535" cy="9069066"/>
-            <wp:effectExtent l="0" t="0" r="8890" b="0"/>
-            <wp:docPr id="563061992" name="Рисунок 1"/>
+          <wp:inline distT="0" distB="0" distL="0" distR="0" wp14:anchorId="4ECD222C" wp14:editId="2EA4D69D">
+            <wp:extent cx="5134692" cy="8697539"/>
+            <wp:effectExtent l="0" t="0" r="8890" b="8890"/>
+            <wp:docPr id="139373666" name="Рисунок 1"/>
             <wp:cNvGraphicFramePr>
               <a:graphicFrameLocks xmlns:a="http://schemas.openxmlformats.org/drawingml/2006/main" noChangeAspect="1"/>
             </wp:cNvGraphicFramePr>
@@ -1920,7 +1952,7 @@
               <a:graphicData uri="http://schemas.openxmlformats.org/drawingml/2006/picture">
                 <pic:pic xmlns:pic="http://schemas.openxmlformats.org/drawingml/2006/picture">
                   <pic:nvPicPr>
-                    <pic:cNvPr id="563061992" name=""/>
+                    <pic:cNvPr id="139373666" name=""/>
                     <pic:cNvPicPr/>
                   </pic:nvPicPr>
                   <pic:blipFill>
@@ -1932,7 +1964,7 @@
                   <pic:spPr>
                     <a:xfrm>
                       <a:off x="0" y="0"/>
-                      <a:ext cx="5801535" cy="9069066"/>
+                      <a:ext cx="5134692" cy="8697539"/>
                     </a:xfrm>
                     <a:prstGeom prst="rect">
                       <a:avLst/>
@@ -1944,11 +1976,50 @@
           </wp:inline>
         </w:drawing>
       </w:r>
+    </w:p>
+    <w:p>
+      <w:pPr>
+        <w:pStyle w:val="af2"/>
+      </w:pPr>
+      <w:r>
+        <w:t xml:space="preserve">Рисунок </w:t>
+      </w:r>
+      <w:r>
+        <w:fldChar w:fldCharType="begin"/>
+      </w:r>
+      <w:r>
+        <w:instrText xml:space="preserve"> SEQ Рисунок \* ARABIC </w:instrText>
+      </w:r>
+      <w:r>
+        <w:fldChar w:fldCharType="separate"/>
+      </w:r>
+      <w:r>
+        <w:rPr>
+          <w:noProof/>
+        </w:rPr>
+        <w:t>8</w:t>
+      </w:r>
+      <w:r>
+        <w:fldChar w:fldCharType="end"/>
+      </w:r>
+      <w:r>
+        <w:t xml:space="preserve"> — Код меню – часть </w:t>
+      </w:r>
+      <w:r>
+        <w:t>2</w:t>
+      </w:r>
+    </w:p>
+    <w:p>
+      <w:pPr>
+        <w:ind w:firstLine="0"/>
+        <w:jc w:val="center"/>
+      </w:pPr>
       <w:r>
         <w:rPr>
           <w:noProof/>
           <w14:ligatures w14:val="standardContextual"/>
         </w:rPr>
+        <w:lastRenderedPageBreak/>
         <w:t xml:space="preserve"> </w:t>
       </w:r>
       <w:r>
@@ -1956,7 +2027,6 @@
           <w:noProof/>
           <w14:ligatures w14:val="standardContextual"/>
         </w:rPr>
-        <w:lastRenderedPageBreak/>
         <w:drawing>
           <wp:inline distT="0" distB="0" distL="0" distR="0" wp14:anchorId="5F17806D" wp14:editId="23A6D0DB">
             <wp:extent cx="4953691" cy="2133898"/>
@@ -2014,7 +2084,7 @@
         <w:rPr>
           <w:noProof/>
         </w:rPr>
-        <w:t>8</w:t>
+        <w:t>9</w:t>
       </w:r>
       <w:r>
         <w:rPr>
@@ -2023,16 +2093,10 @@
         <w:fldChar w:fldCharType="end"/>
       </w:r>
       <w:r>
-        <w:t xml:space="preserve"> — Функция </w:t>
-      </w:r>
-      <w:r>
-        <w:t>прямой сортировки слиянием</w:t>
-      </w:r>
-      <w:r>
-        <w:t xml:space="preserve"> — </w:t>
-      </w:r>
-      <w:r>
-        <w:t>часть 1</w:t>
+        <w:t xml:space="preserve"> — Код меню – часть </w:t>
+      </w:r>
+      <w:r>
+        <w:t>3</w:t>
       </w:r>
     </w:p>
     <w:p>
@@ -2042,23 +2106,11 @@
         <w:jc w:val="center"/>
       </w:pPr>
       <w:r>
-        <w:rPr>
-          <w:noProof/>
-          <w14:ligatures w14:val="standardContextual"/>
-        </w:rPr>
-        <w:lastRenderedPageBreak/>
-        <w:t xml:space="preserve"> </w:t>
-      </w:r>
-      <w:r>
-        <w:rPr>
-          <w:noProof/>
-          <w:lang w:val="en-US"/>
-        </w:rPr>
         <w:drawing>
-          <wp:inline distT="0" distB="0" distL="0" distR="0" wp14:anchorId="5C5DC9C9" wp14:editId="15130F3F">
-            <wp:extent cx="5630061" cy="8573696"/>
-            <wp:effectExtent l="0" t="0" r="8890" b="0"/>
-            <wp:docPr id="391709701" name="Рисунок 1"/>
+          <wp:inline distT="0" distB="0" distL="0" distR="0" wp14:anchorId="2B1938AD" wp14:editId="01A016F9">
+            <wp:extent cx="2695951" cy="2753109"/>
+            <wp:effectExtent l="0" t="0" r="9525" b="9525"/>
+            <wp:docPr id="326732437" name="Рисунок 1"/>
             <wp:cNvGraphicFramePr>
               <a:graphicFrameLocks xmlns:a="http://schemas.openxmlformats.org/drawingml/2006/main" noChangeAspect="1"/>
             </wp:cNvGraphicFramePr>
@@ -2066,7 +2118,7 @@
               <a:graphicData uri="http://schemas.openxmlformats.org/drawingml/2006/picture">
                 <pic:pic xmlns:pic="http://schemas.openxmlformats.org/drawingml/2006/picture">
                   <pic:nvPicPr>
-                    <pic:cNvPr id="391709701" name=""/>
+                    <pic:cNvPr id="326732437" name=""/>
                     <pic:cNvPicPr/>
                   </pic:nvPicPr>
                   <pic:blipFill>
@@ -2078,7 +2130,7 @@
                   <pic:spPr>
                     <a:xfrm>
                       <a:off x="0" y="0"/>
-                      <a:ext cx="5630061" cy="8573696"/>
+                      <a:ext cx="2695951" cy="2753109"/>
                     </a:xfrm>
                     <a:prstGeom prst="rect">
                       <a:avLst/>
@@ -2111,27 +2163,57 @@
         <w:rPr>
           <w:noProof/>
         </w:rPr>
-        <w:t>9</w:t>
+        <w:t>10</w:t>
+      </w:r>
+      <w:r>
+        <w:fldChar w:fldCharType="end"/>
+      </w:r>
+      <w:r>
+        <w:t xml:space="preserve"> — </w:t>
+      </w:r>
+      <w:r>
+        <w:t>Меню</w:t>
+      </w:r>
+    </w:p>
+    <w:p>
+      <w:r>
+        <w:t>Введём</w:t>
+      </w:r>
+      <w:r>
+        <w:t xml:space="preserve"> последовательност</w:t>
+      </w:r>
+      <w:r>
+        <w:t>ь</w:t>
+      </w:r>
+      <w:r>
+        <w:t xml:space="preserve"> с клавиатуры (</w:t>
+      </w:r>
+      <w:r>
+        <w:fldChar w:fldCharType="begin"/>
+      </w:r>
+      <w:r>
+        <w:instrText xml:space="preserve"> REF _Ref213484231 \h </w:instrText>
+      </w:r>
+      <w:r>
+        <w:fldChar w:fldCharType="separate"/>
+      </w:r>
+      <w:r>
+        <w:t xml:space="preserve">Рисунок </w:t>
       </w:r>
       <w:r>
         <w:rPr>
           <w:noProof/>
         </w:rPr>
+        <w:t>11</w:t>
+      </w:r>
+      <w:r>
         <w:fldChar w:fldCharType="end"/>
       </w:r>
       <w:r>
-        <w:t xml:space="preserve"> — Функция </w:t>
-      </w:r>
-      <w:r>
-        <w:t>прямой сортировки слиянием</w:t>
-      </w:r>
-      <w:r>
-        <w:t xml:space="preserve"> — </w:t>
-      </w:r>
-      <w:r>
-        <w:t>часть 2</w:t>
-      </w:r>
-    </w:p>
+        <w:t>).</w:t>
+      </w:r>
+    </w:p>
+    <w:p/>
     <w:p>
       <w:pPr>
         <w:keepNext/>
@@ -2139,23 +2221,11 @@
         <w:jc w:val="center"/>
       </w:pPr>
       <w:r>
-        <w:rPr>
-          <w:noProof/>
-          <w14:ligatures w14:val="standardContextual"/>
-        </w:rPr>
-        <w:lastRenderedPageBreak/>
-        <w:t xml:space="preserve"> </w:t>
-      </w:r>
-      <w:r>
-        <w:rPr>
-          <w:noProof/>
-          <w14:ligatures w14:val="standardContextual"/>
-        </w:rPr>
         <w:drawing>
-          <wp:inline distT="0" distB="0" distL="0" distR="0" wp14:anchorId="0D8DE780" wp14:editId="17F6C9C2">
-            <wp:extent cx="5591955" cy="2524477"/>
-            <wp:effectExtent l="0" t="0" r="8890" b="9525"/>
-            <wp:docPr id="1269881234" name="Рисунок 1"/>
+          <wp:inline distT="0" distB="0" distL="0" distR="0" wp14:anchorId="7278C585" wp14:editId="3A081E23">
+            <wp:extent cx="3858163" cy="3000794"/>
+            <wp:effectExtent l="0" t="0" r="0" b="9525"/>
+            <wp:docPr id="43660745" name="Рисунок 1"/>
             <wp:cNvGraphicFramePr>
               <a:graphicFrameLocks xmlns:a="http://schemas.openxmlformats.org/drawingml/2006/main" noChangeAspect="1"/>
             </wp:cNvGraphicFramePr>
@@ -2163,11 +2233,17 @@
               <a:graphicData uri="http://schemas.openxmlformats.org/drawingml/2006/picture">
                 <pic:pic xmlns:pic="http://schemas.openxmlformats.org/drawingml/2006/picture">
                   <pic:nvPicPr>
-                    <pic:cNvPr id="1269881234" name=""/>
+                    <pic:cNvPr id="43660745" name=""/>
                     <pic:cNvPicPr/>
                   </pic:nvPicPr>
                   <pic:blipFill>
-                    <a:blip r:embed="rId20"/>
+                    <a:blip r:embed="rId20">
+                      <a:extLst>
+                        <a:ext uri="{28A0092B-C50C-407E-A947-70E740481C1C}">
+                          <a14:useLocalDpi xmlns:a14="http://schemas.microsoft.com/office/drawing/2010/main" val="0"/>
+                        </a:ext>
+                      </a:extLst>
+                    </a:blip>
                     <a:stretch>
                       <a:fillRect/>
                     </a:stretch>
@@ -2175,7 +2251,7 @@
                   <pic:spPr>
                     <a:xfrm>
                       <a:off x="0" y="0"/>
-                      <a:ext cx="5591955" cy="2524477"/>
+                      <a:ext cx="3858163" cy="3000794"/>
                     </a:xfrm>
                     <a:prstGeom prst="rect">
                       <a:avLst/>
@@ -2192,6 +2268,7 @@
       <w:pPr>
         <w:pStyle w:val="af2"/>
       </w:pPr>
+      <w:bookmarkStart w:id="7" w:name="_Ref213484231"/>
       <w:r>
         <w:t xml:space="preserve">Рисунок </w:t>
       </w:r>
@@ -2208,61 +2285,102 @@
         <w:rPr>
           <w:noProof/>
         </w:rPr>
-        <w:t>10</w:t>
-      </w:r>
-      <w:r>
+        <w:t>11</w:t>
+      </w:r>
+      <w:r>
+        <w:fldChar w:fldCharType="end"/>
+      </w:r>
+      <w:bookmarkEnd w:id="7"/>
+      <w:r>
+        <w:t xml:space="preserve"> — Ввод последовательности</w:t>
+      </w:r>
+    </w:p>
+    <w:p>
+      <w:pPr>
         <w:rPr>
           <w:noProof/>
         </w:rPr>
+      </w:pPr>
+      <w:r>
+        <w:rPr>
+          <w:noProof/>
+        </w:rPr>
+        <w:lastRenderedPageBreak/>
+        <w:t>Выведем значения текущего списка (</w:t>
+      </w:r>
+      <w:r>
+        <w:rPr>
+          <w:noProof/>
+        </w:rPr>
+        <w:fldChar w:fldCharType="begin"/>
+      </w:r>
+      <w:r>
+        <w:rPr>
+          <w:noProof/>
+        </w:rPr>
+        <w:instrText xml:space="preserve"> REF _Ref213484428 \h </w:instrText>
+      </w:r>
+      <w:r>
+        <w:rPr>
+          <w:noProof/>
+        </w:rPr>
+      </w:r>
+      <w:r>
+        <w:rPr>
+          <w:noProof/>
+        </w:rPr>
+        <w:fldChar w:fldCharType="separate"/>
+      </w:r>
+      <w:r>
+        <w:t xml:space="preserve">Рисунок </w:t>
+      </w:r>
+      <w:r>
+        <w:rPr>
+          <w:noProof/>
+        </w:rPr>
+        <w:t>12</w:t>
+      </w:r>
+      <w:r>
+        <w:rPr>
+          <w:noProof/>
+        </w:rPr>
         <w:fldChar w:fldCharType="end"/>
       </w:r>
       <w:r>
-        <w:t xml:space="preserve"> — Функция </w:t>
-      </w:r>
-      <w:r>
-        <w:t>прямой сортировки слиянием</w:t>
-      </w:r>
-      <w:r>
-        <w:t xml:space="preserve"> — </w:t>
-      </w:r>
-      <w:r>
-        <w:t>часть 3</w:t>
-      </w:r>
-    </w:p>
-    <w:p>
-      <w:r>
-        <w:t xml:space="preserve">Была реализована функция </w:t>
-      </w:r>
-      <w:r>
-        <w:t>сбалансированной многопутевой сортировки (Рисунки 7</w:t>
-      </w:r>
-      <w:r>
-        <w:t>-</w:t>
-      </w:r>
-      <w:r>
-        <w:t>9).</w:t>
-      </w:r>
-      <w:r>
+        <w:rPr>
+          <w:noProof/>
+        </w:rPr>
+        <w:t>).</w:t>
+      </w:r>
+      <w:r>
+        <w:rPr>
+          <w:noProof/>
+        </w:rPr>
         <w:t xml:space="preserve"> </w:t>
       </w:r>
     </w:p>
-    <w:p/>
     <w:p>
       <w:pPr>
         <w:keepNext/>
         <w:ind w:firstLine="0"/>
         <w:jc w:val="center"/>
-      </w:pPr>
-      <w:r>
         <w:rPr>
           <w:noProof/>
         </w:rPr>
-        <w:lastRenderedPageBreak/>
+      </w:pPr>
+    </w:p>
+    <w:p>
+      <w:pPr>
+        <w:keepNext/>
+        <w:ind w:firstLine="0"/>
+        <w:jc w:val="center"/>
+      </w:pPr>
+      <w:r>
         <w:drawing>
-          <wp:inline distT="0" distB="0" distL="0" distR="0" wp14:anchorId="087BF5F6" wp14:editId="169798BD">
-            <wp:extent cx="5534797" cy="8869013"/>
-            <wp:effectExtent l="0" t="0" r="8890" b="8890"/>
-            <wp:docPr id="46488480" name="Рисунок 1"/>
+          <wp:inline distT="0" distB="0" distL="0" distR="0" wp14:anchorId="706E6A01" wp14:editId="56E5AD83">
+            <wp:extent cx="2676899" cy="2829320"/>
+            <wp:effectExtent l="0" t="0" r="9525" b="9525"/>
+            <wp:docPr id="559767456" name="Рисунок 1"/>
             <wp:cNvGraphicFramePr>
               <a:graphicFrameLocks xmlns:a="http://schemas.openxmlformats.org/drawingml/2006/main" noChangeAspect="1"/>
             </wp:cNvGraphicFramePr>
@@ -2270,7 +2388,7 @@
               <a:graphicData uri="http://schemas.openxmlformats.org/drawingml/2006/picture">
                 <pic:pic xmlns:pic="http://schemas.openxmlformats.org/drawingml/2006/picture">
                   <pic:nvPicPr>
-                    <pic:cNvPr id="46488480" name=""/>
+                    <pic:cNvPr id="559767456" name=""/>
                     <pic:cNvPicPr/>
                   </pic:nvPicPr>
                   <pic:blipFill>
@@ -2282,7 +2400,7 @@
                   <pic:spPr>
                     <a:xfrm>
                       <a:off x="0" y="0"/>
-                      <a:ext cx="5534797" cy="8869013"/>
+                      <a:ext cx="2676899" cy="2829320"/>
                     </a:xfrm>
                     <a:prstGeom prst="rect">
                       <a:avLst/>
@@ -2299,6 +2417,7 @@
       <w:pPr>
         <w:pStyle w:val="af2"/>
       </w:pPr>
+      <w:bookmarkStart w:id="8" w:name="_Ref213484428"/>
       <w:r>
         <w:t xml:space="preserve">Рисунок </w:t>
       </w:r>
@@ -2315,7 +2434,7 @@
         <w:rPr>
           <w:noProof/>
         </w:rPr>
-        <w:t>11</w:t>
+        <w:t>12</w:t>
       </w:r>
       <w:r>
         <w:rPr>
@@ -2323,14 +2442,41 @@
         </w:rPr>
         <w:fldChar w:fldCharType="end"/>
       </w:r>
-      <w:r>
-        <w:t xml:space="preserve"> — Функция сбалансированной многопутевой сортировки</w:t>
-      </w:r>
+      <w:bookmarkEnd w:id="8"/>
       <w:r>
         <w:t xml:space="preserve"> — </w:t>
       </w:r>
       <w:r>
-        <w:t>часть 1</w:t>
+        <w:t>Вывод значений списка</w:t>
+      </w:r>
+    </w:p>
+    <w:p>
+      <w:r>
+        <w:t>Выведем значения списка, созданного с помощью конструктора с параметрами (</w:t>
+      </w:r>
+      <w:r>
+        <w:fldChar w:fldCharType="begin"/>
+      </w:r>
+      <w:r>
+        <w:instrText xml:space="preserve"> REF _Ref213484522 \h </w:instrText>
+      </w:r>
+      <w:r>
+        <w:fldChar w:fldCharType="separate"/>
+      </w:r>
+      <w:r>
+        <w:t xml:space="preserve">Рисунок </w:t>
+      </w:r>
+      <w:r>
+        <w:rPr>
+          <w:noProof/>
+        </w:rPr>
+        <w:t>13</w:t>
+      </w:r>
+      <w:r>
+        <w:fldChar w:fldCharType="end"/>
+      </w:r>
+      <w:r>
+        <w:t>).</w:t>
       </w:r>
     </w:p>
     <w:p>
@@ -2342,13 +2488,20 @@
       <w:r>
         <w:rPr>
           <w:noProof/>
-        </w:rPr>
-        <w:lastRenderedPageBreak/>
+          <w14:ligatures w14:val="standardContextual"/>
+        </w:rPr>
+        <w:t xml:space="preserve"> </w:t>
+      </w:r>
+      <w:r>
+        <w:rPr>
+          <w:noProof/>
+          <w14:ligatures w14:val="standardContextual"/>
+        </w:rPr>
         <w:drawing>
-          <wp:inline distT="0" distB="0" distL="0" distR="0" wp14:anchorId="16F500DE" wp14:editId="3AEB9173">
-            <wp:extent cx="5940425" cy="7884160"/>
-            <wp:effectExtent l="0" t="0" r="3175" b="2540"/>
-            <wp:docPr id="1636220657" name="Рисунок 1"/>
+          <wp:inline distT="0" distB="0" distL="0" distR="0" wp14:anchorId="2A700274" wp14:editId="21D80478">
+            <wp:extent cx="3114675" cy="2975805"/>
+            <wp:effectExtent l="0" t="0" r="0" b="0"/>
+            <wp:docPr id="1615808422" name="Рисунок 1"/>
             <wp:cNvGraphicFramePr>
               <a:graphicFrameLocks xmlns:a="http://schemas.openxmlformats.org/drawingml/2006/main" noChangeAspect="1"/>
             </wp:cNvGraphicFramePr>
@@ -2356,7 +2509,7 @@
               <a:graphicData uri="http://schemas.openxmlformats.org/drawingml/2006/picture">
                 <pic:pic xmlns:pic="http://schemas.openxmlformats.org/drawingml/2006/picture">
                   <pic:nvPicPr>
-                    <pic:cNvPr id="1636220657" name=""/>
+                    <pic:cNvPr id="1615808422" name=""/>
                     <pic:cNvPicPr/>
                   </pic:nvPicPr>
                   <pic:blipFill>
@@ -2368,7 +2521,7 @@
                   <pic:spPr>
                     <a:xfrm>
                       <a:off x="0" y="0"/>
-                      <a:ext cx="5940425" cy="7884160"/>
+                      <a:ext cx="3125675" cy="2986315"/>
                     </a:xfrm>
                     <a:prstGeom prst="rect">
                       <a:avLst/>
@@ -2385,6 +2538,7 @@
       <w:pPr>
         <w:pStyle w:val="af2"/>
       </w:pPr>
+      <w:bookmarkStart w:id="9" w:name="_Ref213484522"/>
       <w:r>
         <w:t xml:space="preserve">Рисунок </w:t>
       </w:r>
@@ -2401,7 +2555,7 @@
         <w:rPr>
           <w:noProof/>
         </w:rPr>
-        <w:t>12</w:t>
+        <w:t>13</w:t>
       </w:r>
       <w:r>
         <w:rPr>
@@ -2409,16 +2563,44 @@
         </w:rPr>
         <w:fldChar w:fldCharType="end"/>
       </w:r>
-      <w:r>
-        <w:t xml:space="preserve"> — Функция сбалансированной многопутевой сортировки</w:t>
-      </w:r>
+      <w:bookmarkEnd w:id="9"/>
       <w:r>
         <w:t xml:space="preserve"> — </w:t>
       </w:r>
       <w:r>
-        <w:t>часть 2</w:t>
-      </w:r>
-    </w:p>
+        <w:t>Вывод значений списка (Конструктор с параметрами)</w:t>
+      </w:r>
+    </w:p>
+    <w:p>
+      <w:r>
+        <w:t>Выведем значения списка, созданного с помощью конструктора копирования на основе списка, созданного конструктором с параметрами (</w:t>
+      </w:r>
+      <w:r>
+        <w:fldChar w:fldCharType="begin"/>
+      </w:r>
+      <w:r>
+        <w:instrText xml:space="preserve"> REF _Ref213484612 \h </w:instrText>
+      </w:r>
+      <w:r>
+        <w:fldChar w:fldCharType="separate"/>
+      </w:r>
+      <w:r>
+        <w:t xml:space="preserve">Рисунок </w:t>
+      </w:r>
+      <w:r>
+        <w:rPr>
+          <w:noProof/>
+        </w:rPr>
+        <w:t>14</w:t>
+      </w:r>
+      <w:r>
+        <w:fldChar w:fldCharType="end"/>
+      </w:r>
+      <w:r>
+        <w:t>).</w:t>
+      </w:r>
+    </w:p>
+    <w:p/>
     <w:p>
       <w:pPr>
         <w:keepNext/>
@@ -2426,15 +2608,12 @@
         <w:jc w:val="center"/>
       </w:pPr>
       <w:r>
-        <w:rPr>
-          <w:noProof/>
-        </w:rPr>
         <w:lastRenderedPageBreak/>
         <w:drawing>
-          <wp:inline distT="0" distB="0" distL="0" distR="0" wp14:anchorId="0B4F2B85" wp14:editId="30BE2C1A">
-            <wp:extent cx="5940425" cy="6180455"/>
-            <wp:effectExtent l="0" t="0" r="3175" b="0"/>
-            <wp:docPr id="1934319841" name="Рисунок 1"/>
+          <wp:inline distT="0" distB="0" distL="0" distR="0" wp14:anchorId="20434DCB" wp14:editId="6459F950">
+            <wp:extent cx="2695575" cy="2464299"/>
+            <wp:effectExtent l="0" t="0" r="0" b="0"/>
+            <wp:docPr id="1706401750" name="Рисунок 1"/>
             <wp:cNvGraphicFramePr>
               <a:graphicFrameLocks xmlns:a="http://schemas.openxmlformats.org/drawingml/2006/main" noChangeAspect="1"/>
             </wp:cNvGraphicFramePr>
@@ -2442,7 +2621,7 @@
               <a:graphicData uri="http://schemas.openxmlformats.org/drawingml/2006/picture">
                 <pic:pic xmlns:pic="http://schemas.openxmlformats.org/drawingml/2006/picture">
                   <pic:nvPicPr>
-                    <pic:cNvPr id="1934319841" name=""/>
+                    <pic:cNvPr id="1706401750" name=""/>
                     <pic:cNvPicPr/>
                   </pic:nvPicPr>
                   <pic:blipFill>
@@ -2454,7 +2633,7 @@
                   <pic:spPr>
                     <a:xfrm>
                       <a:off x="0" y="0"/>
-                      <a:ext cx="5940425" cy="6180455"/>
+                      <a:ext cx="2721775" cy="2488251"/>
                     </a:xfrm>
                     <a:prstGeom prst="rect">
                       <a:avLst/>
@@ -2471,6 +2650,7 @@
       <w:pPr>
         <w:pStyle w:val="af2"/>
       </w:pPr>
+      <w:bookmarkStart w:id="10" w:name="_Ref213484612"/>
       <w:r>
         <w:t xml:space="preserve">Рисунок </w:t>
       </w:r>
@@ -2487,7 +2667,7 @@
         <w:rPr>
           <w:noProof/>
         </w:rPr>
-        <w:t>13</w:t>
+        <w:t>14</w:t>
       </w:r>
       <w:r>
         <w:rPr>
@@ -2495,37 +2675,41 @@
         </w:rPr>
         <w:fldChar w:fldCharType="end"/>
       </w:r>
-      <w:r>
-        <w:t xml:space="preserve"> — Функция сбалансированной многопутевой сортировки</w:t>
-      </w:r>
+      <w:bookmarkEnd w:id="10"/>
       <w:r>
         <w:t xml:space="preserve"> — </w:t>
       </w:r>
       <w:r>
-        <w:t>часть 3</w:t>
-      </w:r>
-    </w:p>
-    <w:p>
-      <w:r>
-        <w:t>Было реализовано консольное меню, позволяющее выбирать режимы работы программы</w:t>
-      </w:r>
-      <w:r>
-        <w:t xml:space="preserve"> (</w:t>
-      </w:r>
-      <w:r>
-        <w:t>Рисунки 10</w:t>
-      </w:r>
-      <w:r>
-        <w:t>-</w:t>
-      </w:r>
-      <w:r>
-        <w:t>11</w:t>
-      </w:r>
-      <w:r>
-        <w:t>)</w:t>
-      </w:r>
-      <w:r>
-        <w:t>.</w:t>
+        <w:t>Вывод значений списка (Конструктор копирования)</w:t>
+      </w:r>
+    </w:p>
+    <w:p>
+      <w:r>
+        <w:t>Добавим новый узел в начало списка (</w:t>
+      </w:r>
+      <w:r>
+        <w:fldChar w:fldCharType="begin"/>
+      </w:r>
+      <w:r>
+        <w:instrText xml:space="preserve"> REF _Ref213484736 \h </w:instrText>
+      </w:r>
+      <w:r>
+        <w:fldChar w:fldCharType="separate"/>
+      </w:r>
+      <w:r>
+        <w:t xml:space="preserve">Рисунок </w:t>
+      </w:r>
+      <w:r>
+        <w:rPr>
+          <w:noProof/>
+        </w:rPr>
+        <w:t>15</w:t>
+      </w:r>
+      <w:r>
+        <w:fldChar w:fldCharType="end"/>
+      </w:r>
+      <w:r>
+        <w:t>).</w:t>
       </w:r>
     </w:p>
     <w:p>
@@ -2535,15 +2719,11 @@
         <w:jc w:val="center"/>
       </w:pPr>
       <w:r>
-        <w:rPr>
-          <w:noProof/>
-        </w:rPr>
-        <w:lastRenderedPageBreak/>
         <w:drawing>
-          <wp:inline distT="0" distB="0" distL="0" distR="0" wp14:anchorId="36DDBF78" wp14:editId="16D42327">
-            <wp:extent cx="5940425" cy="4839970"/>
-            <wp:effectExtent l="0" t="0" r="3175" b="0"/>
-            <wp:docPr id="352440461" name="Рисунок 1"/>
+          <wp:inline distT="0" distB="0" distL="0" distR="0" wp14:anchorId="3A3A0689" wp14:editId="676EEAD9">
+            <wp:extent cx="2609850" cy="5595032"/>
+            <wp:effectExtent l="0" t="0" r="0" b="5715"/>
+            <wp:docPr id="1902053738" name="Рисунок 1"/>
             <wp:cNvGraphicFramePr>
               <a:graphicFrameLocks xmlns:a="http://schemas.openxmlformats.org/drawingml/2006/main" noChangeAspect="1"/>
             </wp:cNvGraphicFramePr>
@@ -2551,7 +2731,7 @@
               <a:graphicData uri="http://schemas.openxmlformats.org/drawingml/2006/picture">
                 <pic:pic xmlns:pic="http://schemas.openxmlformats.org/drawingml/2006/picture">
                   <pic:nvPicPr>
-                    <pic:cNvPr id="352440461" name=""/>
+                    <pic:cNvPr id="1902053738" name=""/>
                     <pic:cNvPicPr/>
                   </pic:nvPicPr>
                   <pic:blipFill>
@@ -2563,7 +2743,7 @@
                   <pic:spPr>
                     <a:xfrm>
                       <a:off x="0" y="0"/>
-                      <a:ext cx="5940425" cy="4839970"/>
+                      <a:ext cx="2625716" cy="5629046"/>
                     </a:xfrm>
                     <a:prstGeom prst="rect">
                       <a:avLst/>
@@ -2579,8 +2759,8 @@
     <w:p>
       <w:pPr>
         <w:pStyle w:val="af2"/>
-        <w:ind w:firstLine="0"/>
-      </w:pPr>
+      </w:pPr>
+      <w:bookmarkStart w:id="11" w:name="_Ref213484736"/>
       <w:r>
         <w:t xml:space="preserve">Рисунок </w:t>
       </w:r>
@@ -2597,7 +2777,7 @@
         <w:rPr>
           <w:noProof/>
         </w:rPr>
-        <w:t>14</w:t>
+        <w:t>15</w:t>
       </w:r>
       <w:r>
         <w:rPr>
@@ -2605,29 +2785,41 @@
         </w:rPr>
         <w:fldChar w:fldCharType="end"/>
       </w:r>
+      <w:bookmarkEnd w:id="11"/>
+      <w:r>
+        <w:t xml:space="preserve"> — </w:t>
+      </w:r>
+      <w:r>
+        <w:t>Добавление узла в начало списка</w:t>
+      </w:r>
+    </w:p>
+    <w:p>
+      <w:r>
+        <w:t>Добавим новый узел в конец списка (</w:t>
+      </w:r>
+      <w:r>
+        <w:fldChar w:fldCharType="begin"/>
+      </w:r>
+      <w:r>
+        <w:instrText xml:space="preserve"> REF _Ref213484890 \h </w:instrText>
+      </w:r>
+      <w:r>
+        <w:fldChar w:fldCharType="separate"/>
+      </w:r>
+      <w:r>
+        <w:t xml:space="preserve">Рисунок </w:t>
+      </w:r>
       <w:r>
         <w:rPr>
           <w:noProof/>
         </w:rPr>
-        <w:t xml:space="preserve"> </w:t>
-      </w:r>
-      <w:r>
-        <w:rPr>
-          <w:noProof/>
-        </w:rPr>
-        <w:t>—</w:t>
-      </w:r>
-      <w:r>
-        <w:rPr>
-          <w:noProof/>
-        </w:rPr>
-        <w:t xml:space="preserve"> </w:t>
-      </w:r>
-      <w:r>
-        <w:rPr>
-          <w:noProof/>
-        </w:rPr>
-        <w:t>Код меню</w:t>
+        <w:t>16</w:t>
+      </w:r>
+      <w:r>
+        <w:fldChar w:fldCharType="end"/>
+      </w:r>
+      <w:r>
+        <w:t>).</w:t>
       </w:r>
     </w:p>
     <w:p>
@@ -2637,22 +2829,12 @@
         <w:jc w:val="center"/>
       </w:pPr>
       <w:r>
-        <w:rPr>
-          <w:noProof/>
-          <w14:ligatures w14:val="standardContextual"/>
-        </w:rPr>
-        <w:t xml:space="preserve"> </w:t>
-      </w:r>
-      <w:r>
-        <w:rPr>
-          <w:noProof/>
-          <w14:ligatures w14:val="standardContextual"/>
-        </w:rPr>
+        <w:lastRenderedPageBreak/>
         <w:drawing>
-          <wp:inline distT="0" distB="0" distL="0" distR="0" wp14:anchorId="4CE940D8" wp14:editId="2B69784F">
-            <wp:extent cx="4648849" cy="1448002"/>
+          <wp:inline distT="0" distB="0" distL="0" distR="0" wp14:anchorId="31FF8E65" wp14:editId="6E139601">
+            <wp:extent cx="3981450" cy="8039221"/>
             <wp:effectExtent l="0" t="0" r="0" b="0"/>
-            <wp:docPr id="213213509" name="Рисунок 1"/>
+            <wp:docPr id="1325289002" name="Рисунок 1"/>
             <wp:cNvGraphicFramePr>
               <a:graphicFrameLocks xmlns:a="http://schemas.openxmlformats.org/drawingml/2006/main" noChangeAspect="1"/>
             </wp:cNvGraphicFramePr>
@@ -2660,7 +2842,7 @@
               <a:graphicData uri="http://schemas.openxmlformats.org/drawingml/2006/picture">
                 <pic:pic xmlns:pic="http://schemas.openxmlformats.org/drawingml/2006/picture">
                   <pic:nvPicPr>
-                    <pic:cNvPr id="213213509" name=""/>
+                    <pic:cNvPr id="1325289002" name=""/>
                     <pic:cNvPicPr/>
                   </pic:nvPicPr>
                   <pic:blipFill>
@@ -2672,7 +2854,7 @@
                   <pic:spPr>
                     <a:xfrm>
                       <a:off x="0" y="0"/>
-                      <a:ext cx="4648849" cy="1448002"/>
+                      <a:ext cx="3984884" cy="8046155"/>
                     </a:xfrm>
                     <a:prstGeom prst="rect">
                       <a:avLst/>
@@ -2688,121 +2870,94 @@
     <w:p>
       <w:pPr>
         <w:pStyle w:val="af2"/>
+      </w:pPr>
+      <w:bookmarkStart w:id="12" w:name="_Ref213484890"/>
+      <w:r>
+        <w:t xml:space="preserve">Рисунок </w:t>
+      </w:r>
+      <w:r>
+        <w:fldChar w:fldCharType="begin"/>
+      </w:r>
+      <w:r>
+        <w:instrText xml:space="preserve"> SEQ Рисунок \* ARABIC </w:instrText>
+      </w:r>
+      <w:r>
+        <w:fldChar w:fldCharType="separate"/>
+      </w:r>
+      <w:r>
+        <w:rPr>
+          <w:noProof/>
+        </w:rPr>
+        <w:t>16</w:t>
+      </w:r>
+      <w:r>
+        <w:rPr>
+          <w:noProof/>
+        </w:rPr>
+        <w:fldChar w:fldCharType="end"/>
+      </w:r>
+      <w:bookmarkEnd w:id="12"/>
+      <w:r>
+        <w:t xml:space="preserve"> — </w:t>
+      </w:r>
+      <w:r>
+        <w:t>Добавление узла в конец списка</w:t>
+      </w:r>
+    </w:p>
+    <w:p>
+      <w:pPr>
+        <w:spacing w:after="160" w:line="278" w:lineRule="auto"/>
         <w:ind w:firstLine="0"/>
+        <w:jc w:val="left"/>
+        <w:rPr>
+          <w:i/>
+          <w:iCs/>
+          <w:sz w:val="24"/>
+          <w:szCs w:val="18"/>
+        </w:rPr>
+      </w:pPr>
+      <w:r>
+        <w:br w:type="page"/>
+      </w:r>
+    </w:p>
+    <w:p>
+      <w:pPr>
+        <w:pStyle w:val="af2"/>
+      </w:pPr>
+    </w:p>
+    <w:p>
+      <w:r>
+        <w:t>Добавим новый узел на позицию «3»</w:t>
+      </w:r>
+      <w:r>
+        <w:t xml:space="preserve"> (</w:t>
+      </w:r>
+      <w:r>
+        <w:fldChar w:fldCharType="begin"/>
+      </w:r>
+      <w:r>
+        <w:instrText xml:space="preserve"> REF _Ref213485032 \h </w:instrText>
+      </w:r>
+      <w:r>
+        <w:fldChar w:fldCharType="separate"/>
+      </w:r>
+      <w:r>
+        <w:t xml:space="preserve">Рисунок </w:t>
+      </w:r>
+      <w:r>
         <w:rPr>
           <w:noProof/>
         </w:rPr>
-      </w:pPr>
-      <w:r>
-        <w:t xml:space="preserve">Рисунок </w:t>
-      </w:r>
-      <w:r>
-        <w:fldChar w:fldCharType="begin"/>
-      </w:r>
-      <w:r>
-        <w:instrText xml:space="preserve"> SEQ Рисунок \* ARABIC </w:instrText>
-      </w:r>
-      <w:r>
-        <w:fldChar w:fldCharType="separate"/>
-      </w:r>
-      <w:r>
-        <w:rPr>
-          <w:noProof/>
-        </w:rPr>
-        <w:t>15</w:t>
-      </w:r>
-      <w:r>
-        <w:rPr>
-          <w:noProof/>
-        </w:rPr>
+        <w:t>17</w:t>
+      </w:r>
+      <w:r>
         <w:fldChar w:fldCharType="end"/>
       </w:r>
       <w:r>
-        <w:rPr>
-          <w:noProof/>
-        </w:rPr>
-        <w:t xml:space="preserve"> </w:t>
-      </w:r>
-      <w:r>
-        <w:rPr>
-          <w:noProof/>
-        </w:rPr>
-        <w:t>—</w:t>
-      </w:r>
-      <w:r>
-        <w:rPr>
-          <w:noProof/>
-        </w:rPr>
-        <w:t xml:space="preserve"> Меню</w:t>
-      </w:r>
-    </w:p>
-    <w:p>
-      <w:r>
-        <w:t xml:space="preserve">Метод сортировки одного </w:t>
-      </w:r>
-      <w:r>
-        <w:t>файла с данными</w:t>
-      </w:r>
-      <w:r>
-        <w:t xml:space="preserve"> </w:t>
-      </w:r>
-      <w:r>
-        <w:t>(Рисунки 12</w:t>
-      </w:r>
-      <w:r>
-        <w:t>-</w:t>
-      </w:r>
-      <w:r>
-        <w:t>15</w:t>
-      </w:r>
-      <w:r>
-        <w:t>) реализован следующим образом</w:t>
-      </w:r>
-      <w:r>
-        <w:t xml:space="preserve">: </w:t>
-      </w:r>
-      <w:r>
-        <w:t xml:space="preserve">пользователь вводит желаемые размер </w:t>
-      </w:r>
-      <w:r>
-        <w:t xml:space="preserve">последовательности и </w:t>
-      </w:r>
-      <w:r>
-        <w:t>диапазон значений</w:t>
-      </w:r>
-      <w:r>
-        <w:t xml:space="preserve"> элементов</w:t>
-      </w:r>
-      <w:r>
-        <w:t xml:space="preserve"> (от наименьшего до наибольшего возможных)</w:t>
+        <w:t>)</w:t>
       </w:r>
       <w:r>
         <w:t>.</w:t>
-      </w:r>
-      <w:r>
-        <w:t xml:space="preserve"> </w:t>
-      </w:r>
-      <w:r>
-        <w:t xml:space="preserve">По заданным параметрам случайным образом генерируется файл с данным. Далее пользователь </w:t>
-      </w:r>
-      <w:r>
-        <w:t>выбирает желаемый метод</w:t>
-      </w:r>
-      <w:r>
-        <w:t xml:space="preserve"> внешней</w:t>
-      </w:r>
-      <w:r>
-        <w:t xml:space="preserve"> сортировки</w:t>
-      </w:r>
-      <w:r>
-        <w:t>.</w:t>
-      </w:r>
-      <w:r>
-        <w:t xml:space="preserve"> Если выбрана сортировка сбалансированным многопутевым слияниям, то пользователь дополнительно указывает количество путей для слияния. Далее происходит сортировка сгенерированной последовательности в файле, по завершении которого в </w:t>
-      </w:r>
-      <w:r>
-        <w:lastRenderedPageBreak/>
-        <w:t>консоль выводится статистика (время сортировки, количество сравнений и количество перестановок).</w:t>
       </w:r>
     </w:p>
     <w:p>
@@ -2812,14 +2967,11 @@
         <w:jc w:val="center"/>
       </w:pPr>
       <w:r>
-        <w:rPr>
-          <w:noProof/>
-        </w:rPr>
         <w:drawing>
-          <wp:inline distT="0" distB="0" distL="0" distR="0" wp14:anchorId="2B19B975" wp14:editId="6774FDA7">
-            <wp:extent cx="4486275" cy="5750673"/>
-            <wp:effectExtent l="0" t="0" r="0" b="2540"/>
-            <wp:docPr id="744756804" name="Рисунок 1"/>
+          <wp:inline distT="0" distB="0" distL="0" distR="0" wp14:anchorId="7F971811" wp14:editId="73C1F631">
+            <wp:extent cx="4054863" cy="8010525"/>
+            <wp:effectExtent l="0" t="0" r="3175" b="0"/>
+            <wp:docPr id="1761613705" name="Рисунок 1"/>
             <wp:cNvGraphicFramePr>
               <a:graphicFrameLocks xmlns:a="http://schemas.openxmlformats.org/drawingml/2006/main" noChangeAspect="1"/>
             </wp:cNvGraphicFramePr>
@@ -2827,7 +2979,7 @@
               <a:graphicData uri="http://schemas.openxmlformats.org/drawingml/2006/picture">
                 <pic:pic xmlns:pic="http://schemas.openxmlformats.org/drawingml/2006/picture">
                   <pic:nvPicPr>
-                    <pic:cNvPr id="744756804" name=""/>
+                    <pic:cNvPr id="1761613705" name=""/>
                     <pic:cNvPicPr/>
                   </pic:nvPicPr>
                   <pic:blipFill>
@@ -2839,7 +2991,7 @@
                   <pic:spPr>
                     <a:xfrm>
                       <a:off x="0" y="0"/>
-                      <a:ext cx="4493729" cy="5760228"/>
+                      <a:ext cx="4066032" cy="8032590"/>
                     </a:xfrm>
                     <a:prstGeom prst="rect">
                       <a:avLst/>
@@ -2855,46 +3007,100 @@
     <w:p>
       <w:pPr>
         <w:pStyle w:val="af2"/>
+        <w:rPr>
+          <w:noProof/>
+        </w:rPr>
+      </w:pPr>
+      <w:bookmarkStart w:id="13" w:name="_Ref213485032"/>
+      <w:r>
+        <w:t xml:space="preserve">Рисунок </w:t>
+      </w:r>
+      <w:r>
+        <w:fldChar w:fldCharType="begin"/>
+      </w:r>
+      <w:r>
+        <w:instrText xml:space="preserve"> SEQ Рисунок \* ARABIC </w:instrText>
+      </w:r>
+      <w:r>
+        <w:fldChar w:fldCharType="separate"/>
+      </w:r>
+      <w:r>
+        <w:rPr>
+          <w:noProof/>
+        </w:rPr>
+        <w:t>17</w:t>
+      </w:r>
+      <w:r>
+        <w:rPr>
+          <w:noProof/>
+        </w:rPr>
+        <w:fldChar w:fldCharType="end"/>
+      </w:r>
+      <w:bookmarkEnd w:id="13"/>
+      <w:r>
+        <w:rPr>
+          <w:noProof/>
+        </w:rPr>
+        <w:t xml:space="preserve"> </w:t>
+      </w:r>
+      <w:r>
+        <w:rPr>
+          <w:noProof/>
+        </w:rPr>
+        <w:t>—</w:t>
+      </w:r>
+      <w:r>
+        <w:rPr>
+          <w:noProof/>
+        </w:rPr>
+        <w:t xml:space="preserve"> </w:t>
+      </w:r>
+      <w:r>
+        <w:rPr>
+          <w:noProof/>
+        </w:rPr>
+        <w:t>Добавление узла по индексу</w:t>
+      </w:r>
+    </w:p>
+    <w:p>
+      <w:pPr>
+        <w:spacing w:after="160" w:line="278" w:lineRule="auto"/>
         <w:ind w:firstLine="0"/>
-      </w:pPr>
-      <w:bookmarkStart w:id="7" w:name="_Ref211079128"/>
-      <w:r>
-        <w:t xml:space="preserve">Рисунок </w:t>
-      </w:r>
-      <w:r>
-        <w:fldChar w:fldCharType="begin"/>
-      </w:r>
-      <w:r>
-        <w:instrText xml:space="preserve"> SEQ Рисунок \* ARABIC </w:instrText>
-      </w:r>
-      <w:r>
-        <w:fldChar w:fldCharType="separate"/>
-      </w:r>
+        <w:jc w:val="left"/>
+      </w:pPr>
+      <w:r>
+        <w:br w:type="page"/>
+      </w:r>
+    </w:p>
+    <w:p>
+      <w:r>
+        <w:lastRenderedPageBreak/>
+        <w:t>Удалим добавленные узлы, использую методы удаления начального, конечного узлов и удаления по индексу (Рисунки 18-20).</w:t>
+      </w:r>
+    </w:p>
+    <w:p>
+      <w:pPr>
+        <w:keepNext/>
+        <w:ind w:firstLine="0"/>
+        <w:jc w:val="center"/>
+      </w:pPr>
       <w:r>
         <w:rPr>
           <w:noProof/>
-        </w:rPr>
-        <w:t>16</w:t>
+          <w14:ligatures w14:val="standardContextual"/>
+        </w:rPr>
+        <w:t xml:space="preserve"> </w:t>
       </w:r>
       <w:r>
         <w:rPr>
           <w:noProof/>
-        </w:rPr>
-        <w:fldChar w:fldCharType="end"/>
-      </w:r>
-      <w:bookmarkEnd w:id="7"/>
-      <w:r>
-        <w:t xml:space="preserve"> — Метод сортировки одного файла с данными</w:t>
-      </w:r>
-      <w:r>
-        <w:rPr>
-          <w:noProof/>
+          <w14:ligatures w14:val="standardContextual"/>
         </w:rPr>
         <w:drawing>
-          <wp:inline distT="0" distB="0" distL="0" distR="0" wp14:anchorId="7E84092F" wp14:editId="2A614869">
-            <wp:extent cx="2791215" cy="2400635"/>
-            <wp:effectExtent l="0" t="0" r="9525" b="0"/>
-            <wp:docPr id="195785513" name="Рисунок 1"/>
+          <wp:inline distT="0" distB="0" distL="0" distR="0" wp14:anchorId="3AA7331A" wp14:editId="62D9C78E">
+            <wp:extent cx="4295775" cy="8283753"/>
+            <wp:effectExtent l="0" t="0" r="0" b="3175"/>
+            <wp:docPr id="1287709933" name="Рисунок 1"/>
             <wp:cNvGraphicFramePr>
               <a:graphicFrameLocks xmlns:a="http://schemas.openxmlformats.org/drawingml/2006/main" noChangeAspect="1"/>
             </wp:cNvGraphicFramePr>
@@ -2902,7 +3108,7 @@
               <a:graphicData uri="http://schemas.openxmlformats.org/drawingml/2006/picture">
                 <pic:pic xmlns:pic="http://schemas.openxmlformats.org/drawingml/2006/picture">
                   <pic:nvPicPr>
-                    <pic:cNvPr id="195785513" name=""/>
+                    <pic:cNvPr id="1287709933" name=""/>
                     <pic:cNvPicPr/>
                   </pic:nvPicPr>
                   <pic:blipFill>
@@ -2914,7 +3120,7 @@
                   <pic:spPr>
                     <a:xfrm>
                       <a:off x="0" y="0"/>
-                      <a:ext cx="2791215" cy="2400635"/>
+                      <a:ext cx="4299414" cy="8290770"/>
                     </a:xfrm>
                     <a:prstGeom prst="rect">
                       <a:avLst/>
@@ -2930,9 +3136,7 @@
     <w:p>
       <w:pPr>
         <w:pStyle w:val="af2"/>
-        <w:ind w:firstLine="0"/>
-      </w:pPr>
-      <w:bookmarkStart w:id="8" w:name="_Ref211079142"/>
+      </w:pPr>
       <w:r>
         <w:t xml:space="preserve">Рисунок </w:t>
       </w:r>
@@ -2949,40 +3153,32 @@
         <w:rPr>
           <w:noProof/>
         </w:rPr>
-        <w:t>17</w:t>
-      </w:r>
-      <w:r>
-        <w:rPr>
-          <w:noProof/>
-        </w:rPr>
+        <w:t>18</w:t>
+      </w:r>
+      <w:r>
         <w:fldChar w:fldCharType="end"/>
       </w:r>
-      <w:bookmarkEnd w:id="8"/>
-      <w:r>
-        <w:t xml:space="preserve"> — </w:t>
-      </w:r>
-      <w:r>
-        <w:t xml:space="preserve">Демонстрация работы метода сортировки </w:t>
-      </w:r>
-      <w:r>
-        <w:t>одного файла с данными</w:t>
+      <w:r>
+        <w:t xml:space="preserve"> — Удаление начального узла</w:t>
       </w:r>
     </w:p>
     <w:p>
       <w:pPr>
         <w:keepNext/>
         <w:ind w:firstLine="0"/>
+        <w:jc w:val="center"/>
       </w:pPr>
       <w:r>
         <w:rPr>
           <w:noProof/>
+          <w14:ligatures w14:val="standardContextual"/>
         </w:rPr>
         <w:lastRenderedPageBreak/>
         <w:drawing>
-          <wp:inline distT="0" distB="0" distL="0" distR="0" wp14:anchorId="61F633DF" wp14:editId="030F59BE">
-            <wp:extent cx="5940425" cy="457200"/>
-            <wp:effectExtent l="0" t="0" r="3175" b="0"/>
-            <wp:docPr id="1163736376" name="Рисунок 1"/>
+          <wp:inline distT="0" distB="0" distL="0" distR="0" wp14:anchorId="783C781B" wp14:editId="1132137A">
+            <wp:extent cx="4280470" cy="8658225"/>
+            <wp:effectExtent l="0" t="0" r="6350" b="0"/>
+            <wp:docPr id="265534905" name="Рисунок 1"/>
             <wp:cNvGraphicFramePr>
               <a:graphicFrameLocks xmlns:a="http://schemas.openxmlformats.org/drawingml/2006/main" noChangeAspect="1"/>
             </wp:cNvGraphicFramePr>
@@ -2990,7 +3186,7 @@
               <a:graphicData uri="http://schemas.openxmlformats.org/drawingml/2006/picture">
                 <pic:pic xmlns:pic="http://schemas.openxmlformats.org/drawingml/2006/picture">
                   <pic:nvPicPr>
-                    <pic:cNvPr id="1163736376" name=""/>
+                    <pic:cNvPr id="265534905" name=""/>
                     <pic:cNvPicPr/>
                   </pic:nvPicPr>
                   <pic:blipFill>
@@ -3002,7 +3198,7 @@
                   <pic:spPr>
                     <a:xfrm>
                       <a:off x="0" y="0"/>
-                      <a:ext cx="5940425" cy="457200"/>
+                      <a:ext cx="4289215" cy="8675914"/>
                     </a:xfrm>
                     <a:prstGeom prst="rect">
                       <a:avLst/>
@@ -3018,9 +3214,11 @@
     <w:p>
       <w:pPr>
         <w:pStyle w:val="af2"/>
-        <w:jc w:val="both"/>
-      </w:pPr>
-      <w:bookmarkStart w:id="9" w:name="_Ref211079219"/>
+        <w:rPr>
+          <w:noProof/>
+          <w14:ligatures w14:val="standardContextual"/>
+        </w:rPr>
+      </w:pPr>
       <w:r>
         <w:t xml:space="preserve">Рисунок </w:t>
       </w:r>
@@ -3037,37 +3235,28 @@
         <w:rPr>
           <w:noProof/>
         </w:rPr>
-        <w:t>18</w:t>
-      </w:r>
-      <w:r>
-        <w:rPr>
-          <w:noProof/>
-        </w:rPr>
+        <w:t>19</w:t>
+      </w:r>
+      <w:r>
         <w:fldChar w:fldCharType="end"/>
       </w:r>
-      <w:bookmarkEnd w:id="9"/>
-      <w:r>
-        <w:rPr>
-          <w:noProof/>
-        </w:rPr>
-        <w:t xml:space="preserve"> — Последовательность данных до сортировки</w:t>
+      <w:r>
+        <w:t xml:space="preserve"> — Удаление конечного узла</w:t>
       </w:r>
     </w:p>
     <w:p>
       <w:pPr>
         <w:keepNext/>
         <w:ind w:firstLine="0"/>
-      </w:pPr>
-      <w:r>
-        <w:rPr>
-          <w:noProof/>
-          <w14:ligatures w14:val="standardContextual"/>
-        </w:rPr>
+        <w:jc w:val="center"/>
+      </w:pPr>
+      <w:r>
+        <w:lastRenderedPageBreak/>
         <w:drawing>
-          <wp:inline distT="0" distB="0" distL="0" distR="0" wp14:anchorId="46EF5E08" wp14:editId="26B5B5E0">
-            <wp:extent cx="5940425" cy="414655"/>
-            <wp:effectExtent l="0" t="0" r="3175" b="4445"/>
-            <wp:docPr id="798556998" name="Рисунок 1"/>
+          <wp:inline distT="0" distB="0" distL="0" distR="0" wp14:anchorId="3C87A359" wp14:editId="1065A3EF">
+            <wp:extent cx="3846037" cy="8477250"/>
+            <wp:effectExtent l="0" t="0" r="2540" b="0"/>
+            <wp:docPr id="1332760453" name="Рисунок 1"/>
             <wp:cNvGraphicFramePr>
               <a:graphicFrameLocks xmlns:a="http://schemas.openxmlformats.org/drawingml/2006/main" noChangeAspect="1"/>
             </wp:cNvGraphicFramePr>
@@ -3075,7 +3264,7 @@
               <a:graphicData uri="http://schemas.openxmlformats.org/drawingml/2006/picture">
                 <pic:pic xmlns:pic="http://schemas.openxmlformats.org/drawingml/2006/picture">
                   <pic:nvPicPr>
-                    <pic:cNvPr id="798556998" name=""/>
+                    <pic:cNvPr id="1332760453" name=""/>
                     <pic:cNvPicPr/>
                   </pic:nvPicPr>
                   <pic:blipFill>
@@ -3087,7 +3276,7 @@
                   <pic:spPr>
                     <a:xfrm>
                       <a:off x="0" y="0"/>
-                      <a:ext cx="5940425" cy="414655"/>
+                      <a:ext cx="3855146" cy="8497328"/>
                     </a:xfrm>
                     <a:prstGeom prst="rect">
                       <a:avLst/>
@@ -3103,7 +3292,9 @@
     <w:p>
       <w:pPr>
         <w:pStyle w:val="af2"/>
-        <w:jc w:val="both"/>
+        <w:rPr>
+          <w:noProof/>
+        </w:rPr>
       </w:pPr>
       <w:r>
         <w:t xml:space="preserve">Рисунок </w:t>
@@ -3121,7 +3312,7 @@
         <w:rPr>
           <w:noProof/>
         </w:rPr>
-        <w:t>19</w:t>
+        <w:t>20</w:t>
       </w:r>
       <w:r>
         <w:rPr>
@@ -3133,72 +3324,65 @@
         <w:rPr>
           <w:noProof/>
         </w:rPr>
-        <w:t xml:space="preserve"> — Последовательность данных после сортировки</w:t>
-      </w:r>
-    </w:p>
-    <w:p>
-      <w:r>
-        <w:t>Метод накопления статистических данных (</w:t>
-      </w:r>
-      <w:r>
-        <w:t>Рисунки 16</w:t>
-      </w:r>
-      <w:r>
-        <w:t>-</w:t>
-      </w:r>
-      <w:r>
-        <w:t>19</w:t>
-      </w:r>
-      <w:r>
-        <w:t>) реализован следующим образом</w:t>
-      </w:r>
-      <w:r>
-        <w:t xml:space="preserve">: </w:t>
-      </w:r>
-      <w:r>
-        <w:t xml:space="preserve">пользователь выбирает желаемый способ формирования элементов </w:t>
-      </w:r>
-      <w:r>
-        <w:t>последовательности</w:t>
-      </w:r>
-      <w:r>
-        <w:t xml:space="preserve"> (с</w:t>
-      </w:r>
-      <w:r>
-        <w:t>лучайные значения,</w:t>
-      </w:r>
-      <w:r>
-        <w:t xml:space="preserve"> у</w:t>
-      </w:r>
-      <w:r>
-        <w:t xml:space="preserve">порядоченная последовательность, </w:t>
-      </w:r>
-      <w:r>
-        <w:t>о</w:t>
-      </w:r>
-      <w:r>
-        <w:t>братно упорядоченная последовательность</w:t>
-      </w:r>
-      <w:r>
-        <w:t>),</w:t>
-      </w:r>
-      <w:r>
-        <w:t xml:space="preserve"> диапазон размеров </w:t>
-      </w:r>
-      <w:r>
-        <w:t>последовательности</w:t>
-      </w:r>
-      <w:r>
-        <w:t xml:space="preserve"> (от наименьшего к наибольшему возможным), шаг изменения размера и метод сортировки</w:t>
-      </w:r>
-      <w:r>
-        <w:t xml:space="preserve">. </w:t>
-      </w:r>
-      <w:r>
-        <w:t>После этого программ</w:t>
-      </w:r>
-      <w:r>
-        <w:t>а открывает цикл по указанным параметрам, в котором она создаёт последовательности, выполняет их сортировку и выводит статистические данные в отдельный файл.</w:t>
+        <w:t xml:space="preserve"> </w:t>
+      </w:r>
+      <w:r>
+        <w:rPr>
+          <w:noProof/>
+        </w:rPr>
+        <w:t>—</w:t>
+      </w:r>
+      <w:r>
+        <w:rPr>
+          <w:noProof/>
+        </w:rPr>
+        <w:t xml:space="preserve"> </w:t>
+      </w:r>
+      <w:r>
+        <w:rPr>
+          <w:noProof/>
+        </w:rPr>
+        <w:t>Удаление узла по индексу</w:t>
+      </w:r>
+    </w:p>
+    <w:p>
+      <w:pPr>
+        <w:spacing w:after="160" w:line="278" w:lineRule="auto"/>
+        <w:ind w:firstLine="0"/>
+        <w:jc w:val="left"/>
+      </w:pPr>
+      <w:r>
+        <w:br w:type="page"/>
+      </w:r>
+    </w:p>
+    <w:p>
+      <w:r>
+        <w:lastRenderedPageBreak/>
+        <w:t>Найдём узлы по заданному значению (</w:t>
+      </w:r>
+      <w:r>
+        <w:fldChar w:fldCharType="begin"/>
+      </w:r>
+      <w:r>
+        <w:instrText xml:space="preserve"> REF _Ref211079128 \h </w:instrText>
+      </w:r>
+      <w:r>
+        <w:fldChar w:fldCharType="separate"/>
+      </w:r>
+      <w:r>
+        <w:t xml:space="preserve">Рисунок </w:t>
+      </w:r>
+      <w:r>
+        <w:rPr>
+          <w:noProof/>
+        </w:rPr>
+        <w:t>21</w:t>
+      </w:r>
+      <w:r>
+        <w:fldChar w:fldCharType="end"/>
+      </w:r>
+      <w:r>
+        <w:t>).</w:t>
       </w:r>
     </w:p>
     <w:p>
@@ -3208,15 +3392,11 @@
         <w:jc w:val="center"/>
       </w:pPr>
       <w:r>
-        <w:rPr>
-          <w:noProof/>
-        </w:rPr>
-        <w:lastRenderedPageBreak/>
         <w:drawing>
-          <wp:inline distT="0" distB="0" distL="0" distR="0" wp14:anchorId="5A222DC0" wp14:editId="74C13BCF">
-            <wp:extent cx="3640552" cy="8924925"/>
-            <wp:effectExtent l="0" t="0" r="0" b="0"/>
-            <wp:docPr id="422226099" name="Рисунок 1"/>
+          <wp:inline distT="0" distB="0" distL="0" distR="0" wp14:anchorId="5B32DB41" wp14:editId="763F3AD2">
+            <wp:extent cx="2124075" cy="2524668"/>
+            <wp:effectExtent l="0" t="0" r="0" b="9525"/>
+            <wp:docPr id="592999665" name="Рисунок 1"/>
             <wp:cNvGraphicFramePr>
               <a:graphicFrameLocks xmlns:a="http://schemas.openxmlformats.org/drawingml/2006/main" noChangeAspect="1"/>
             </wp:cNvGraphicFramePr>
@@ -3224,7 +3404,7 @@
               <a:graphicData uri="http://schemas.openxmlformats.org/drawingml/2006/picture">
                 <pic:pic xmlns:pic="http://schemas.openxmlformats.org/drawingml/2006/picture">
                   <pic:nvPicPr>
-                    <pic:cNvPr id="422226099" name=""/>
+                    <pic:cNvPr id="592999665" name=""/>
                     <pic:cNvPicPr/>
                   </pic:nvPicPr>
                   <pic:blipFill>
@@ -3236,7 +3416,7 @@
                   <pic:spPr>
                     <a:xfrm>
                       <a:off x="0" y="0"/>
-                      <a:ext cx="3648924" cy="8945450"/>
+                      <a:ext cx="2124828" cy="2525563"/>
                     </a:xfrm>
                     <a:prstGeom prst="rect">
                       <a:avLst/>
@@ -3253,6 +3433,7 @@
       <w:pPr>
         <w:pStyle w:val="af2"/>
       </w:pPr>
+      <w:bookmarkStart w:id="14" w:name="_Ref211079128"/>
       <w:r>
         <w:t xml:space="preserve">Рисунок </w:t>
       </w:r>
@@ -3269,7 +3450,7 @@
         <w:rPr>
           <w:noProof/>
         </w:rPr>
-        <w:t>20</w:t>
+        <w:t>21</w:t>
       </w:r>
       <w:r>
         <w:rPr>
@@ -3277,32 +3458,54 @@
         </w:rPr>
         <w:fldChar w:fldCharType="end"/>
       </w:r>
-      <w:r>
-        <w:t xml:space="preserve"> — Метод накопления статистических данных</w:t>
-      </w:r>
+      <w:bookmarkEnd w:id="14"/>
       <w:r>
         <w:t xml:space="preserve"> — </w:t>
       </w:r>
       <w:r>
-        <w:t>часть 1</w:t>
-      </w:r>
-    </w:p>
-    <w:p>
-      <w:pPr>
+        <w:t>Поиск узлов по значению</w:t>
+      </w:r>
+    </w:p>
+    <w:p>
+      <w:r>
+        <w:t>Найдём узел по заданному индексу (</w:t>
+      </w:r>
+      <w:r>
+        <w:fldChar w:fldCharType="begin"/>
+      </w:r>
+      <w:r>
+        <w:instrText xml:space="preserve"> REF _Ref213486760 \h </w:instrText>
+      </w:r>
+      <w:r>
+        <w:fldChar w:fldCharType="separate"/>
+      </w:r>
+      <w:r>
+        <w:t xml:space="preserve">Рисунок </w:t>
+      </w:r>
+      <w:r>
+        <w:rPr>
+          <w:noProof/>
+        </w:rPr>
+        <w:t>22</w:t>
+      </w:r>
+      <w:r>
+        <w:fldChar w:fldCharType="end"/>
+      </w:r>
+      <w:r>
+        <w:t>).</w:t>
+      </w:r>
+    </w:p>
+    <w:p>
+      <w:pPr>
+        <w:pStyle w:val="af2"/>
         <w:keepNext/>
-        <w:ind w:firstLine="0"/>
-        <w:jc w:val="center"/>
-      </w:pPr>
-      <w:r>
-        <w:rPr>
-          <w:noProof/>
-        </w:rPr>
-        <w:lastRenderedPageBreak/>
+      </w:pPr>
+      <w:r>
         <w:drawing>
-          <wp:inline distT="0" distB="0" distL="0" distR="0" wp14:anchorId="405253E1" wp14:editId="3168C04C">
-            <wp:extent cx="5734850" cy="2457793"/>
-            <wp:effectExtent l="0" t="0" r="0" b="0"/>
-            <wp:docPr id="1755555878" name="Рисунок 1"/>
+          <wp:inline distT="0" distB="0" distL="0" distR="0" wp14:anchorId="508CCD66" wp14:editId="5420766E">
+            <wp:extent cx="2162175" cy="2510003"/>
+            <wp:effectExtent l="0" t="0" r="0" b="5080"/>
+            <wp:docPr id="235646157" name="Рисунок 1"/>
             <wp:cNvGraphicFramePr>
               <a:graphicFrameLocks xmlns:a="http://schemas.openxmlformats.org/drawingml/2006/main" noChangeAspect="1"/>
             </wp:cNvGraphicFramePr>
@@ -3310,7 +3513,7 @@
               <a:graphicData uri="http://schemas.openxmlformats.org/drawingml/2006/picture">
                 <pic:pic xmlns:pic="http://schemas.openxmlformats.org/drawingml/2006/picture">
                   <pic:nvPicPr>
-                    <pic:cNvPr id="1755555878" name=""/>
+                    <pic:cNvPr id="235646157" name=""/>
                     <pic:cNvPicPr/>
                   </pic:nvPicPr>
                   <pic:blipFill>
@@ -3322,7 +3525,7 @@
                   <pic:spPr>
                     <a:xfrm>
                       <a:off x="0" y="0"/>
-                      <a:ext cx="5734850" cy="2457793"/>
+                      <a:ext cx="2162894" cy="2510837"/>
                     </a:xfrm>
                     <a:prstGeom prst="rect">
                       <a:avLst/>
@@ -3338,10 +3541,8 @@
     <w:p>
       <w:pPr>
         <w:pStyle w:val="af2"/>
-        <w:ind w:firstLine="0"/>
-      </w:pPr>
-      <w:bookmarkStart w:id="10" w:name="_Ref211037493"/>
-      <w:bookmarkStart w:id="11" w:name="_Ref211082984"/>
+      </w:pPr>
+      <w:bookmarkStart w:id="15" w:name="_Ref213486760"/>
       <w:r>
         <w:t xml:space="preserve">Рисунок </w:t>
       </w:r>
@@ -3358,30 +3559,54 @@
         <w:rPr>
           <w:noProof/>
         </w:rPr>
-        <w:t>21</w:t>
+        <w:t>22</w:t>
+      </w:r>
+      <w:r>
+        <w:fldChar w:fldCharType="end"/>
+      </w:r>
+      <w:bookmarkEnd w:id="15"/>
+      <w:r>
+        <w:t xml:space="preserve"> — Поиск узла по индексу</w:t>
+      </w:r>
+    </w:p>
+    <w:p>
+      <w:pPr>
+        <w:jc w:val="left"/>
+      </w:pPr>
+      <w:r>
+        <w:t xml:space="preserve">Удалим узлы с максимальным значением, равным </w:t>
+      </w:r>
+      <w:r>
+        <w:t>25</w:t>
+      </w:r>
+      <w:r>
+        <w:t xml:space="preserve"> в данном случае (</w:t>
+      </w:r>
+      <w:r>
+        <w:fldChar w:fldCharType="begin"/>
+      </w:r>
+      <w:r>
+        <w:instrText xml:space="preserve"> REF _Ref213486927 \h </w:instrText>
+      </w:r>
+      <w:r>
+        <w:fldChar w:fldCharType="separate"/>
+      </w:r>
+      <w:r>
+        <w:t xml:space="preserve">Рисунок </w:t>
       </w:r>
       <w:r>
         <w:rPr>
           <w:noProof/>
         </w:rPr>
+        <w:t>23</w:t>
+      </w:r>
+      <w:r>
         <w:fldChar w:fldCharType="end"/>
       </w:r>
-      <w:bookmarkEnd w:id="10"/>
-      <w:r>
-        <w:t xml:space="preserve"> </w:t>
-      </w:r>
-      <w:bookmarkEnd w:id="11"/>
-      <w:r>
-        <w:t>— Метод накопления статистических данных</w:t>
-      </w:r>
-      <w:r>
-        <w:t xml:space="preserve"> — </w:t>
-      </w:r>
-      <w:r>
-        <w:t>часть 2</w:t>
-      </w:r>
-    </w:p>
-    <w:bookmarkEnd w:id="2"/>
+      <w:r>
+        <w:t>).</w:t>
+      </w:r>
+    </w:p>
     <w:p>
       <w:pPr>
         <w:keepNext/>
@@ -3389,14 +3614,11 @@
         <w:jc w:val="center"/>
       </w:pPr>
       <w:r>
-        <w:rPr>
-          <w:noProof/>
-        </w:rPr>
         <w:drawing>
-          <wp:inline distT="0" distB="0" distL="0" distR="0" wp14:anchorId="2E78A6F4" wp14:editId="65A99AA8">
-            <wp:extent cx="3877216" cy="4420217"/>
-            <wp:effectExtent l="0" t="0" r="9525" b="0"/>
-            <wp:docPr id="683505459" name="Рисунок 1"/>
+          <wp:inline distT="0" distB="0" distL="0" distR="0" wp14:anchorId="32F61C77" wp14:editId="67BC237C">
+            <wp:extent cx="2538164" cy="2209800"/>
+            <wp:effectExtent l="0" t="0" r="0" b="0"/>
+            <wp:docPr id="2133071119" name="Рисунок 1"/>
             <wp:cNvGraphicFramePr>
               <a:graphicFrameLocks xmlns:a="http://schemas.openxmlformats.org/drawingml/2006/main" noChangeAspect="1"/>
             </wp:cNvGraphicFramePr>
@@ -3404,7 +3626,7 @@
               <a:graphicData uri="http://schemas.openxmlformats.org/drawingml/2006/picture">
                 <pic:pic xmlns:pic="http://schemas.openxmlformats.org/drawingml/2006/picture">
                   <pic:nvPicPr>
-                    <pic:cNvPr id="683505459" name=""/>
+                    <pic:cNvPr id="2133071119" name=""/>
                     <pic:cNvPicPr/>
                   </pic:nvPicPr>
                   <pic:blipFill>
@@ -3416,7 +3638,7 @@
                   <pic:spPr>
                     <a:xfrm>
                       <a:off x="0" y="0"/>
-                      <a:ext cx="3877216" cy="4420217"/>
+                      <a:ext cx="2550073" cy="2220169"/>
                     </a:xfrm>
                     <a:prstGeom prst="rect">
                       <a:avLst/>
@@ -3432,59 +3654,871 @@
     <w:p>
       <w:pPr>
         <w:pStyle w:val="af2"/>
+      </w:pPr>
+      <w:bookmarkStart w:id="16" w:name="_Ref213486927"/>
+      <w:r>
+        <w:t xml:space="preserve">Рисунок </w:t>
+      </w:r>
+      <w:r>
+        <w:fldChar w:fldCharType="begin"/>
+      </w:r>
+      <w:r>
+        <w:instrText xml:space="preserve"> SEQ Рисунок \* ARABIC </w:instrText>
+      </w:r>
+      <w:r>
+        <w:fldChar w:fldCharType="separate"/>
+      </w:r>
+      <w:r>
+        <w:rPr>
+          <w:noProof/>
+        </w:rPr>
+        <w:t>23</w:t>
+      </w:r>
+      <w:r>
+        <w:rPr>
+          <w:noProof/>
+        </w:rPr>
+        <w:fldChar w:fldCharType="end"/>
+      </w:r>
+      <w:bookmarkEnd w:id="16"/>
+      <w:r>
+        <w:rPr>
+          <w:noProof/>
+        </w:rPr>
+        <w:t xml:space="preserve"> — </w:t>
+      </w:r>
+      <w:r>
+        <w:rPr>
+          <w:noProof/>
+        </w:rPr>
+        <w:t>Удаление узлов с максимальным значением</w:t>
+      </w:r>
+    </w:p>
+    <w:bookmarkEnd w:id="2"/>
+    <w:p>
+      <w:pPr>
+        <w:rPr>
+          <w:b/>
+          <w:bCs/>
+          <w:caps/>
+          <w:szCs w:val="28"/>
+        </w:rPr>
+      </w:pPr>
+      <w:r>
+        <w:rPr>
+          <w:b/>
+          <w:bCs/>
+          <w:caps/>
+          <w:szCs w:val="28"/>
+        </w:rPr>
+        <w:lastRenderedPageBreak/>
+        <w:t>ОТВЕТЫ НА КОНТРОЛЬНЫЕ ВОПРОСЫ</w:t>
+      </w:r>
+    </w:p>
+    <w:p>
+      <w:pPr>
+        <w:ind w:left="709" w:firstLine="0"/>
+        <w:rPr>
+          <w:b/>
+          <w:bCs/>
+          <w:caps/>
+          <w:szCs w:val="28"/>
+        </w:rPr>
+      </w:pPr>
+    </w:p>
+    <w:p>
+      <w:pPr>
+        <w:pStyle w:val="a7"/>
+        <w:numPr>
+          <w:ilvl w:val="0"/>
+          <w:numId w:val="16"/>
+        </w:numPr>
+        <w:rPr>
+          <w:b/>
+          <w:bCs/>
+        </w:rPr>
+      </w:pPr>
+      <w:r>
+        <w:rPr>
+          <w:b/>
+          <w:bCs/>
+        </w:rPr>
+        <w:t xml:space="preserve">Принцип и преимущество списковых структур. </w:t>
+      </w:r>
+    </w:p>
+    <w:p>
+      <w:pPr>
+        <w:ind w:left="360" w:firstLine="0"/>
+      </w:pPr>
+      <w:r>
+        <w:rPr>
+          <w:b/>
+          <w:bCs/>
+          <w:i/>
+          <w:iCs/>
+        </w:rPr>
+        <w:t>Принцип</w:t>
+      </w:r>
+      <w:r>
+        <w:t xml:space="preserve">: Элементы (узлы) хранят данные и ссылку на </w:t>
+      </w:r>
+      <w:r>
+        <w:t>соседние</w:t>
+      </w:r>
+      <w:r>
+        <w:t xml:space="preserve"> уз</w:t>
+      </w:r>
+      <w:r>
+        <w:t>лы</w:t>
+      </w:r>
+      <w:r>
+        <w:t>. Порядок</w:t>
+      </w:r>
+      <w:r>
+        <w:t xml:space="preserve"> в списке</w:t>
+      </w:r>
+      <w:r>
+        <w:t xml:space="preserve"> определяется ссылками</w:t>
+      </w:r>
+      <w:r>
+        <w:t xml:space="preserve"> между элементами.</w:t>
+      </w:r>
+    </w:p>
+    <w:p>
+      <w:pPr>
+        <w:ind w:left="360" w:firstLine="0"/>
+      </w:pPr>
+      <w:r>
+        <w:rPr>
+          <w:b/>
+          <w:bCs/>
+          <w:i/>
+          <w:iCs/>
+        </w:rPr>
+        <w:t>Преимущество</w:t>
+      </w:r>
+      <w:r>
+        <w:t xml:space="preserve">: </w:t>
+      </w:r>
+      <w:r>
+        <w:t>Вставка и удаление элементов не требует перемещения элементов в памяти (как в массиве), что обеспечивает быстродействие.</w:t>
+      </w:r>
+    </w:p>
+    <w:p>
+      <w:pPr>
+        <w:pStyle w:val="a7"/>
+        <w:numPr>
+          <w:ilvl w:val="0"/>
+          <w:numId w:val="16"/>
+        </w:numPr>
+        <w:rPr>
+          <w:b/>
+          <w:bCs/>
+        </w:rPr>
+      </w:pPr>
+      <w:r>
+        <w:rPr>
+          <w:b/>
+          <w:bCs/>
+        </w:rPr>
+        <w:t>Добавление в односвязный список</w:t>
+      </w:r>
+    </w:p>
+    <w:p>
+      <w:pPr>
+        <w:pStyle w:val="a7"/>
+        <w:numPr>
+          <w:ilvl w:val="0"/>
+          <w:numId w:val="17"/>
+        </w:numPr>
+      </w:pPr>
+      <w:r>
+        <w:t xml:space="preserve">В начало: </w:t>
+      </w:r>
+      <w:r>
+        <w:t>н</w:t>
+      </w:r>
+      <w:r>
+        <w:t>овый</w:t>
+      </w:r>
+      <w:r>
+        <w:t>_</w:t>
+      </w:r>
+      <w:r>
+        <w:t>узел</w:t>
+      </w:r>
+      <w:r>
+        <w:t xml:space="preserve"> </w:t>
+      </w:r>
+      <w:r>
+        <w:t>-&gt;</w:t>
+      </w:r>
+      <w:r>
+        <w:t xml:space="preserve"> старая_</w:t>
+      </w:r>
+      <w:r>
+        <w:t>голова.</w:t>
+      </w:r>
+    </w:p>
+    <w:p>
+      <w:pPr>
+        <w:pStyle w:val="a7"/>
+        <w:numPr>
+          <w:ilvl w:val="0"/>
+          <w:numId w:val="17"/>
+        </w:numPr>
+      </w:pPr>
+      <w:r>
+        <w:t xml:space="preserve">В конец: </w:t>
+      </w:r>
+      <w:r>
+        <w:t>старый_хвост</w:t>
+      </w:r>
+      <w:r>
+        <w:t xml:space="preserve"> </w:t>
+      </w:r>
+      <w:r>
+        <w:t>-&gt;</w:t>
+      </w:r>
+      <w:r>
+        <w:t xml:space="preserve"> </w:t>
+      </w:r>
+      <w:r>
+        <w:t>новы</w:t>
+      </w:r>
+      <w:r>
+        <w:t>й</w:t>
+      </w:r>
+      <w:r>
+        <w:t>_узел</w:t>
+      </w:r>
+      <w:r>
+        <w:t>.</w:t>
+      </w:r>
+    </w:p>
+    <w:p>
+      <w:pPr>
+        <w:pStyle w:val="a7"/>
+        <w:numPr>
+          <w:ilvl w:val="0"/>
+          <w:numId w:val="17"/>
+        </w:numPr>
+      </w:pPr>
+      <w:r>
+        <w:t xml:space="preserve">В середину: </w:t>
+      </w:r>
+      <w:r>
+        <w:t>п</w:t>
+      </w:r>
+      <w:r>
+        <w:t>редыдущий</w:t>
+      </w:r>
+      <w:r>
+        <w:t>_</w:t>
+      </w:r>
+      <w:r>
+        <w:t>узел</w:t>
+      </w:r>
+      <w:r>
+        <w:t xml:space="preserve"> </w:t>
+      </w:r>
+      <w:r>
+        <w:t>-&gt;</w:t>
+      </w:r>
+      <w:r>
+        <w:t xml:space="preserve"> новый_узел -</w:t>
+      </w:r>
+      <w:r>
+        <w:t>&gt;</w:t>
+      </w:r>
+      <w:r>
+        <w:t xml:space="preserve"> следующий узел</w:t>
+      </w:r>
+      <w:r>
+        <w:t>.</w:t>
+      </w:r>
+    </w:p>
+    <w:p>
+      <w:pPr>
+        <w:pStyle w:val="a7"/>
+        <w:numPr>
+          <w:ilvl w:val="0"/>
+          <w:numId w:val="16"/>
+        </w:numPr>
+        <w:rPr>
+          <w:b/>
+          <w:bCs/>
+        </w:rPr>
+      </w:pPr>
+      <w:r>
+        <w:rPr>
+          <w:b/>
+          <w:bCs/>
+        </w:rPr>
+        <w:t>Удаление из односвязного списка</w:t>
+      </w:r>
+    </w:p>
+    <w:p>
+      <w:pPr>
+        <w:pStyle w:val="a7"/>
+        <w:numPr>
+          <w:ilvl w:val="0"/>
+          <w:numId w:val="18"/>
+        </w:numPr>
+      </w:pPr>
+      <w:r>
+        <w:t xml:space="preserve">Из начала: </w:t>
+      </w:r>
+      <w:r>
+        <w:rPr>
+          <w:lang w:val="en-US"/>
+        </w:rPr>
+        <w:t>null</w:t>
+      </w:r>
+      <w:r>
+        <w:t xml:space="preserve"> </w:t>
+      </w:r>
+      <w:r>
+        <w:t>-</w:t>
+      </w:r>
+      <w:r>
+        <w:t xml:space="preserve">&gt; </w:t>
+      </w:r>
+      <w:r>
+        <w:t>новая_голова</w:t>
+      </w:r>
+    </w:p>
+    <w:p>
+      <w:pPr>
+        <w:pStyle w:val="a7"/>
+        <w:numPr>
+          <w:ilvl w:val="0"/>
+          <w:numId w:val="18"/>
+        </w:numPr>
+      </w:pPr>
+      <w:r>
+        <w:t>Из конца:</w:t>
+      </w:r>
+      <w:r>
+        <w:t xml:space="preserve"> </w:t>
+      </w:r>
+      <w:r>
+        <w:t>новый_хвост -</w:t>
+      </w:r>
+      <w:r>
+        <w:t xml:space="preserve">&gt; </w:t>
+      </w:r>
+      <w:r>
+        <w:rPr>
+          <w:lang w:val="en-US"/>
+        </w:rPr>
+        <w:t>null</w:t>
+      </w:r>
+    </w:p>
+    <w:p>
+      <w:pPr>
+        <w:pStyle w:val="a7"/>
+        <w:numPr>
+          <w:ilvl w:val="0"/>
+          <w:numId w:val="18"/>
+        </w:numPr>
+      </w:pPr>
+      <w:r>
+        <w:t>Из середины:</w:t>
+      </w:r>
+      <w:r>
+        <w:t xml:space="preserve"> предыдущий_узел -</w:t>
+      </w:r>
+      <w:r>
+        <w:t>&gt;</w:t>
+      </w:r>
+      <w:r>
+        <w:t xml:space="preserve"> следующий_узел</w:t>
+      </w:r>
+    </w:p>
+    <w:p>
+      <w:pPr>
+        <w:pStyle w:val="a7"/>
+        <w:numPr>
+          <w:ilvl w:val="0"/>
+          <w:numId w:val="16"/>
+        </w:numPr>
+        <w:rPr>
+          <w:b/>
+          <w:bCs/>
+        </w:rPr>
+      </w:pPr>
+      <w:r>
+        <w:rPr>
+          <w:b/>
+          <w:bCs/>
+        </w:rPr>
+        <w:t>Стек на односвязном списке</w:t>
+      </w:r>
+    </w:p>
+    <w:p>
+      <w:pPr>
+        <w:ind w:left="360" w:firstLine="0"/>
+      </w:pPr>
+      <w:r>
+        <w:rPr>
+          <w:b/>
+          <w:bCs/>
+          <w:i/>
+          <w:iCs/>
+        </w:rPr>
+        <w:t>Принцип</w:t>
+      </w:r>
+      <w:r>
+        <w:t>: Все операции (добавление и удаление) происходят только в начале списка (в "голове").</w:t>
+      </w:r>
+      <w:r>
+        <w:t xml:space="preserve"> </w:t>
+      </w:r>
+    </w:p>
+    <w:p>
+      <w:pPr>
+        <w:ind w:left="360" w:firstLine="0"/>
+      </w:pPr>
+      <w:r>
+        <w:rPr>
+          <w:b/>
+          <w:bCs/>
+          <w:i/>
+          <w:iCs/>
+        </w:rPr>
+        <w:t>Дисциплина</w:t>
+      </w:r>
+      <w:r>
+        <w:rPr>
+          <w:b/>
+          <w:bCs/>
+          <w:i/>
+          <w:iCs/>
+        </w:rPr>
+        <w:t xml:space="preserve"> обслуживания</w:t>
+      </w:r>
+      <w:r>
+        <w:t xml:space="preserve">: LIFO (Last-In, First-Out) — </w:t>
+      </w:r>
+      <w:r>
+        <w:t>элемент, добавленный последним, будет удален первым</w:t>
+      </w:r>
+      <w:r>
+        <w:t>.</w:t>
+      </w:r>
+    </w:p>
+    <w:p>
+      <w:pPr>
+        <w:pStyle w:val="a7"/>
+        <w:numPr>
+          <w:ilvl w:val="0"/>
+          <w:numId w:val="16"/>
+        </w:numPr>
+        <w:rPr>
+          <w:b/>
+          <w:bCs/>
+        </w:rPr>
+      </w:pPr>
+      <w:r>
+        <w:rPr>
+          <w:b/>
+          <w:bCs/>
+        </w:rPr>
+        <w:t>Очередь на односвязном списке</w:t>
+      </w:r>
+    </w:p>
+    <w:p>
+      <w:pPr>
+        <w:ind w:left="360" w:firstLine="0"/>
+      </w:pPr>
+      <w:r>
+        <w:rPr>
+          <w:b/>
+          <w:bCs/>
+          <w:i/>
+          <w:iCs/>
+        </w:rPr>
+        <w:t>Принцип</w:t>
+      </w:r>
+      <w:r>
+        <w:t>: Добавление происходит в конец списка ("хвост"), а удаление — из начала ("головы").</w:t>
+      </w:r>
+    </w:p>
+    <w:p>
+      <w:pPr>
+        <w:ind w:left="360" w:firstLine="0"/>
+      </w:pPr>
+      <w:r>
+        <w:rPr>
+          <w:b/>
+          <w:bCs/>
+          <w:i/>
+          <w:iCs/>
+        </w:rPr>
+        <w:t>Дисциплина</w:t>
+      </w:r>
+      <w:r>
+        <w:rPr>
+          <w:b/>
+          <w:bCs/>
+          <w:i/>
+          <w:iCs/>
+        </w:rPr>
+        <w:t xml:space="preserve"> обслуживания</w:t>
+      </w:r>
+      <w:r>
+        <w:t xml:space="preserve">: FIFO (First-In, First-Out) — </w:t>
+      </w:r>
+      <w:r>
+        <w:t>элемент, добавленный первым, будет удален первым</w:t>
+      </w:r>
+      <w:r>
+        <w:t>.</w:t>
+      </w:r>
+    </w:p>
+    <w:p>
+      <w:pPr>
+        <w:pStyle w:val="a7"/>
+        <w:numPr>
+          <w:ilvl w:val="0"/>
+          <w:numId w:val="16"/>
+        </w:numPr>
+        <w:rPr>
+          <w:b/>
+          <w:bCs/>
+        </w:rPr>
+      </w:pPr>
+      <w:r>
+        <w:rPr>
+          <w:b/>
+          <w:bCs/>
+        </w:rPr>
+        <w:t>Отличие двусвязного списка от односвязного</w:t>
+      </w:r>
+    </w:p>
+    <w:p>
+      <w:pPr>
+        <w:pStyle w:val="a7"/>
+        <w:numPr>
+          <w:ilvl w:val="0"/>
+          <w:numId w:val="19"/>
+        </w:numPr>
+      </w:pPr>
+      <w:r>
+        <w:rPr>
+          <w:b/>
+          <w:bCs/>
+          <w:i/>
+          <w:iCs/>
+        </w:rPr>
+        <w:t>Односвязный список</w:t>
+      </w:r>
+      <w:r>
+        <w:t xml:space="preserve">: </w:t>
+      </w:r>
+      <w:r>
+        <w:t>каждый узел содержит ссылку только на следующий узел</w:t>
+      </w:r>
+      <w:r>
+        <w:t xml:space="preserve">. Движение по списку возможно </w:t>
+      </w:r>
+      <w:r>
+        <w:t xml:space="preserve">только </w:t>
+      </w:r>
+      <w:r>
+        <w:t>от начала к концу.</w:t>
+      </w:r>
+    </w:p>
+    <w:p>
+      <w:pPr>
+        <w:pStyle w:val="a7"/>
+        <w:numPr>
+          <w:ilvl w:val="0"/>
+          <w:numId w:val="19"/>
+        </w:numPr>
+      </w:pPr>
+      <w:r>
+        <w:rPr>
+          <w:b/>
+          <w:bCs/>
+          <w:i/>
+          <w:iCs/>
+        </w:rPr>
+        <w:t>Двусвязный список</w:t>
+      </w:r>
+      <w:r>
+        <w:t>: каждый узел содержит ссылку на следующий узел</w:t>
+      </w:r>
+      <w:r>
+        <w:t xml:space="preserve"> и предыдущий узлы. </w:t>
+      </w:r>
+      <w:r>
+        <w:t xml:space="preserve">Движение по списку возможно </w:t>
+      </w:r>
+      <w:r>
+        <w:t>как от начала к концу, так и от конца к началу.</w:t>
+      </w:r>
+    </w:p>
+    <w:p>
+      <w:pPr>
+        <w:ind w:left="360" w:firstLine="0"/>
+      </w:pPr>
+      <w:r>
+        <w:t>Это делает двусвязный список более гибким для операций, но затрачивает больше памяти за счёт хранения дополнительного указателя.</w:t>
+      </w:r>
+    </w:p>
+    <w:p>
+      <w:pPr>
+        <w:pStyle w:val="a7"/>
+        <w:numPr>
+          <w:ilvl w:val="0"/>
+          <w:numId w:val="16"/>
+        </w:numPr>
+        <w:rPr>
+          <w:b/>
+          <w:bCs/>
+        </w:rPr>
+      </w:pPr>
+      <w:r>
+        <w:rPr>
+          <w:b/>
+          <w:bCs/>
+        </w:rPr>
+        <w:t>Добавление в двусвязный список</w:t>
+      </w:r>
+    </w:p>
+    <w:p>
+      <w:pPr>
+        <w:pStyle w:val="a7"/>
+        <w:numPr>
+          <w:ilvl w:val="0"/>
+          <w:numId w:val="20"/>
+        </w:numPr>
+      </w:pPr>
+      <w:r>
+        <w:t>В начало: null &lt;</w:t>
+      </w:r>
+      <w:r>
+        <w:t xml:space="preserve">- новый_узел </w:t>
+      </w:r>
+      <w:r>
+        <w:t xml:space="preserve">&lt;-&gt; </w:t>
+      </w:r>
+      <w:r>
+        <w:t>старая_голова</w:t>
+      </w:r>
+      <w:r>
+        <w:t>.</w:t>
+      </w:r>
+    </w:p>
+    <w:p>
+      <w:pPr>
+        <w:pStyle w:val="a7"/>
+        <w:numPr>
+          <w:ilvl w:val="0"/>
+          <w:numId w:val="20"/>
+        </w:numPr>
+      </w:pPr>
+      <w:r>
+        <w:t xml:space="preserve">В конец:  </w:t>
+      </w:r>
+      <w:r>
+        <w:t xml:space="preserve">старый_хвост </w:t>
+      </w:r>
+      <w:r>
+        <w:t xml:space="preserve">&lt;-&gt; </w:t>
+      </w:r>
+      <w:r>
+        <w:t>новый_узел</w:t>
+      </w:r>
+      <w:r>
+        <w:t xml:space="preserve"> -&gt; null.</w:t>
+      </w:r>
+    </w:p>
+    <w:p>
+      <w:pPr>
+        <w:pStyle w:val="a7"/>
+        <w:numPr>
+          <w:ilvl w:val="0"/>
+          <w:numId w:val="20"/>
+        </w:numPr>
+      </w:pPr>
+      <w:r>
+        <w:t xml:space="preserve">В середину: </w:t>
+      </w:r>
+      <w:bookmarkStart w:id="17" w:name="_Hlk213490719"/>
+      <w:r>
+        <w:t>предыдущий_узел</w:t>
+      </w:r>
+      <w:r>
+        <w:t xml:space="preserve"> &lt;-&gt; </w:t>
+      </w:r>
+      <w:r>
+        <w:t>новый_узел</w:t>
+      </w:r>
+      <w:r>
+        <w:t xml:space="preserve"> &lt;-&gt; </w:t>
+      </w:r>
+      <w:r>
+        <w:t>следующий_узел</w:t>
+      </w:r>
+      <w:bookmarkEnd w:id="17"/>
+      <w:r>
+        <w:t>.</w:t>
+      </w:r>
+    </w:p>
+    <w:p>
+      <w:pPr>
+        <w:pStyle w:val="a7"/>
+        <w:numPr>
+          <w:ilvl w:val="0"/>
+          <w:numId w:val="16"/>
+        </w:numPr>
+        <w:rPr>
+          <w:b/>
+          <w:bCs/>
+        </w:rPr>
+      </w:pPr>
+      <w:r>
+        <w:rPr>
+          <w:b/>
+          <w:bCs/>
+        </w:rPr>
+        <w:t>Удаление из двусвязного списка</w:t>
+      </w:r>
+    </w:p>
+    <w:p>
+      <w:pPr>
+        <w:numPr>
+          <w:ilvl w:val="0"/>
+          <w:numId w:val="21"/>
+        </w:numPr>
+      </w:pPr>
+      <w:r>
+        <w:t>Из начала:</w:t>
+      </w:r>
+      <w:r>
+        <w:t xml:space="preserve"> </w:t>
+      </w:r>
+      <w:r>
+        <w:rPr>
+          <w:lang w:val="en-US"/>
+        </w:rPr>
+        <w:t>n</w:t>
+      </w:r>
+      <w:r>
+        <w:rPr>
+          <w:lang w:val="en-US"/>
+        </w:rPr>
+        <w:t>ull</w:t>
+      </w:r>
+      <w:r>
+        <w:t xml:space="preserve"> &lt;- </w:t>
+      </w:r>
+      <w:r>
+        <w:t>новая_голова</w:t>
+      </w:r>
+    </w:p>
+    <w:p>
+      <w:pPr>
+        <w:numPr>
+          <w:ilvl w:val="0"/>
+          <w:numId w:val="21"/>
+        </w:numPr>
+      </w:pPr>
+      <w:r>
+        <w:t xml:space="preserve">Из конца: </w:t>
+      </w:r>
+      <w:r>
+        <w:t>нов</w:t>
+      </w:r>
+      <w:r>
+        <w:t>ый_хвост -</w:t>
+      </w:r>
+      <w:r>
+        <w:t xml:space="preserve">&gt; </w:t>
+      </w:r>
+      <w:r>
+        <w:rPr>
+          <w:lang w:val="en-US"/>
+        </w:rPr>
+        <w:t>null</w:t>
+      </w:r>
+    </w:p>
+    <w:p>
+      <w:pPr>
+        <w:numPr>
+          <w:ilvl w:val="0"/>
+          <w:numId w:val="21"/>
+        </w:numPr>
+      </w:pPr>
+      <w:r>
+        <w:t>Из середины:</w:t>
+      </w:r>
+      <w:r>
+        <w:t xml:space="preserve"> </w:t>
+      </w:r>
+      <w:r>
+        <w:t>предыдущий_узел</w:t>
+      </w:r>
+      <w:r>
+        <w:t xml:space="preserve"> &lt;-&gt; </w:t>
+      </w:r>
+      <w:r>
+        <w:t>следующий_узел</w:t>
+      </w:r>
+    </w:p>
+    <w:p>
+      <w:pPr>
+        <w:spacing w:after="160" w:line="278" w:lineRule="auto"/>
         <w:ind w:firstLine="0"/>
-      </w:pPr>
-      <w:bookmarkStart w:id="12" w:name="_Ref211083518"/>
-      <w:bookmarkStart w:id="13" w:name="_Ref211082978"/>
-      <w:r>
-        <w:t xml:space="preserve">Рисунок </w:t>
-      </w:r>
-      <w:r>
-        <w:fldChar w:fldCharType="begin"/>
-      </w:r>
-      <w:r>
-        <w:instrText xml:space="preserve"> SEQ Рисунок \* ARABIC </w:instrText>
-      </w:r>
-      <w:r>
-        <w:fldChar w:fldCharType="separate"/>
-      </w:r>
-      <w:r>
-        <w:rPr>
-          <w:noProof/>
-        </w:rPr>
-        <w:t>22</w:t>
-      </w:r>
-      <w:r>
-        <w:rPr>
-          <w:noProof/>
-        </w:rPr>
-        <w:fldChar w:fldCharType="end"/>
-      </w:r>
-      <w:bookmarkEnd w:id="12"/>
-      <w:r>
-        <w:t xml:space="preserve"> — </w:t>
-      </w:r>
-      <w:r>
-        <w:t>Демонстрация работы метода накопления статистических данных</w:t>
-      </w:r>
-      <w:bookmarkEnd w:id="13"/>
-    </w:p>
-    <w:p>
-      <w:pPr>
-        <w:keepNext/>
+        <w:jc w:val="left"/>
+      </w:pPr>
+      <w:r>
+        <w:br w:type="page"/>
+      </w:r>
+    </w:p>
+    <w:p>
+      <w:pPr>
+        <w:pStyle w:val="a7"/>
+        <w:numPr>
+          <w:ilvl w:val="0"/>
+          <w:numId w:val="16"/>
+        </w:numPr>
+        <w:rPr>
+          <w:b/>
+          <w:bCs/>
+        </w:rPr>
+      </w:pPr>
+      <w:r>
+        <w:rPr>
+          <w:b/>
+          <w:bCs/>
+        </w:rPr>
+        <w:lastRenderedPageBreak/>
+        <w:t>Фрагменты кода для прохода по двусвязному списку</w:t>
+      </w:r>
+    </w:p>
+    <w:p>
+      <w:pPr>
+        <w:pStyle w:val="a7"/>
         <w:ind w:firstLine="0"/>
-        <w:jc w:val="center"/>
-      </w:pPr>
-      <w:r>
-        <w:rPr>
-          <w:noProof/>
-        </w:rPr>
-        <w:lastRenderedPageBreak/>
+        <w:rPr>
+          <w:b/>
+          <w:bCs/>
+        </w:rPr>
+      </w:pPr>
+      <w:r>
+        <w:rPr>
+          <w:b/>
+          <w:bCs/>
+        </w:rPr>
         <w:drawing>
-          <wp:inline distT="0" distB="0" distL="0" distR="0" wp14:anchorId="2F48220E" wp14:editId="7D4F4B20">
-            <wp:extent cx="4525006" cy="1952898"/>
-            <wp:effectExtent l="0" t="0" r="0" b="9525"/>
-            <wp:docPr id="669094550" name="Рисунок 1"/>
+          <wp:inline distT="0" distB="0" distL="0" distR="0" wp14:anchorId="021ACF77" wp14:editId="257FD231">
+            <wp:extent cx="4762500" cy="2408621"/>
+            <wp:effectExtent l="0" t="0" r="0" b="0"/>
+            <wp:docPr id="224835014" name="Рисунок 1"/>
             <wp:cNvGraphicFramePr>
               <a:graphicFrameLocks xmlns:a="http://schemas.openxmlformats.org/drawingml/2006/main" noChangeAspect="1"/>
             </wp:cNvGraphicFramePr>
@@ -3492,7 +4526,7 @@
               <a:graphicData uri="http://schemas.openxmlformats.org/drawingml/2006/picture">
                 <pic:pic xmlns:pic="http://schemas.openxmlformats.org/drawingml/2006/picture">
                   <pic:nvPicPr>
-                    <pic:cNvPr id="669094550" name=""/>
+                    <pic:cNvPr id="224835014" name=""/>
                     <pic:cNvPicPr/>
                   </pic:nvPicPr>
                   <pic:blipFill>
@@ -3504,7 +4538,7 @@
                   <pic:spPr>
                     <a:xfrm>
                       <a:off x="0" y="0"/>
-                      <a:ext cx="4525006" cy="1952898"/>
+                      <a:ext cx="4772371" cy="2413613"/>
                     </a:xfrm>
                     <a:prstGeom prst="rect">
                       <a:avLst/>
@@ -3519,764 +4553,192 @@
     </w:p>
     <w:p>
       <w:pPr>
-        <w:pStyle w:val="af2"/>
-        <w:ind w:firstLine="0"/>
-      </w:pPr>
-      <w:bookmarkStart w:id="14" w:name="_Ref211083522"/>
-      <w:bookmarkStart w:id="15" w:name="_Ref211083002"/>
-      <w:r>
-        <w:t xml:space="preserve">Рисунок </w:t>
-      </w:r>
-      <w:r>
-        <w:fldChar w:fldCharType="begin"/>
-      </w:r>
-      <w:r>
-        <w:instrText xml:space="preserve"> SEQ Рисунок \* ARABIC </w:instrText>
-      </w:r>
-      <w:r>
-        <w:fldChar w:fldCharType="separate"/>
-      </w:r>
-      <w:r>
-        <w:rPr>
-          <w:noProof/>
-        </w:rPr>
-        <w:t>23</w:t>
-      </w:r>
-      <w:r>
-        <w:rPr>
-          <w:noProof/>
-        </w:rPr>
-        <w:fldChar w:fldCharType="end"/>
-      </w:r>
-      <w:bookmarkEnd w:id="14"/>
-      <w:r>
-        <w:t xml:space="preserve"> — </w:t>
-      </w:r>
-      <w:r>
-        <w:rPr>
-          <w:noProof/>
-        </w:rPr>
-        <w:t>Запись результатов</w:t>
-      </w:r>
-      <w:r>
-        <w:rPr>
-          <w:noProof/>
-        </w:rPr>
-        <w:t xml:space="preserve"> метода</w:t>
-      </w:r>
-      <w:r>
-        <w:rPr>
-          <w:noProof/>
-        </w:rPr>
-        <w:t xml:space="preserve"> </w:t>
-      </w:r>
-      <w:r>
-        <w:t>накопления статистических данных</w:t>
-      </w:r>
-      <w:r>
-        <w:rPr>
-          <w:noProof/>
-        </w:rPr>
-        <w:t xml:space="preserve"> в файл</w:t>
-      </w:r>
-      <w:bookmarkEnd w:id="15"/>
-    </w:p>
-    <w:p>
-      <w:r>
-        <w:t xml:space="preserve">Для тестирования первого режима программы были выбраны параметры: </w:t>
-      </w:r>
-      <w:r>
-        <w:t xml:space="preserve">размер </w:t>
-      </w:r>
-      <w:r>
-        <w:t>последовательности</w:t>
-      </w:r>
-      <w:r>
-        <w:t xml:space="preserve"> — </w:t>
-      </w:r>
-      <w:r>
-        <w:t>15000</w:t>
-      </w:r>
-      <w:r>
-        <w:t>, диапазон значений элементов</w:t>
-      </w:r>
-      <w:r>
-        <w:t xml:space="preserve"> — </w:t>
-      </w:r>
-      <w:r>
-        <w:t xml:space="preserve">от 1 до </w:t>
-      </w:r>
-      <w:r>
-        <w:t>10000</w:t>
-      </w:r>
-      <w:r>
-        <w:t>.</w:t>
-      </w:r>
-      <w:r>
-        <w:t xml:space="preserve"> </w:t>
-      </w:r>
-    </w:p>
-    <w:p>
-      <w:r>
-        <w:t>Результаты сортировки</w:t>
-      </w:r>
-      <w:r>
-        <w:t xml:space="preserve"> </w:t>
-      </w:r>
-      <w:r>
-        <w:t>прямым слиянием</w:t>
-      </w:r>
-      <w:r>
-        <w:t xml:space="preserve"> (</w:t>
-      </w:r>
-      <w:r>
-        <w:fldChar w:fldCharType="begin"/>
-      </w:r>
-      <w:r>
-        <w:instrText xml:space="preserve"> REF _Ref211038907 \h </w:instrText>
-      </w:r>
-      <w:r>
-        <w:fldChar w:fldCharType="separate"/>
-      </w:r>
-      <w:r>
-        <w:t xml:space="preserve">Рисунок </w:t>
-      </w:r>
-      <w:r>
-        <w:rPr>
-          <w:noProof/>
-        </w:rPr>
-        <w:t>20</w:t>
-      </w:r>
-      <w:r>
-        <w:fldChar w:fldCharType="end"/>
-      </w:r>
-      <w:r>
-        <w:t>)</w:t>
-      </w:r>
-      <w:r>
-        <w:t>:</w:t>
-      </w:r>
-    </w:p>
-    <w:p>
-      <w:pPr>
         <w:pStyle w:val="a7"/>
         <w:numPr>
           <w:ilvl w:val="0"/>
-          <w:numId w:val="2"/>
+          <w:numId w:val="16"/>
         </w:numPr>
-      </w:pPr>
-      <w:r>
-        <w:t>В</w:t>
-      </w:r>
-      <w:r>
-        <w:t>ремя</w:t>
-      </w:r>
-      <w:r>
-        <w:t xml:space="preserve"> — 522</w:t>
+        <w:rPr>
+          <w:b/>
+          <w:bCs/>
+        </w:rPr>
+      </w:pPr>
+      <w:r>
+        <w:rPr>
+          <w:b/>
+          <w:bCs/>
+        </w:rPr>
+        <w:t xml:space="preserve"> </w:t>
+      </w:r>
+      <w:r>
+        <w:rPr>
+          <w:b/>
+          <w:bCs/>
+        </w:rPr>
+        <w:t>Дек (двусторонняя очередь) на двусвязном списке</w:t>
+      </w:r>
+    </w:p>
+    <w:p>
+      <w:pPr>
+        <w:ind w:left="360" w:firstLine="0"/>
+      </w:pPr>
+      <w:r>
+        <w:rPr>
+          <w:b/>
+          <w:bCs/>
+          <w:i/>
+          <w:iCs/>
+        </w:rPr>
+        <w:t>Принцип</w:t>
+      </w:r>
+      <w:r>
+        <w:t>: Структура данных, позволяющая добавлять и удалять элементы с обоих концов (из начала и из конца</w:t>
+      </w:r>
+      <w:r>
+        <w:t>) за счёт наличия ссылок на предыдущий и следующий узлы</w:t>
       </w:r>
       <w:r>
         <w:t>.</w:t>
       </w:r>
-      <w:r>
-        <w:t>426</w:t>
-      </w:r>
-      <w:r>
-        <w:t xml:space="preserve"> мс</w:t>
-      </w:r>
-      <w:r>
-        <w:t>.</w:t>
-      </w:r>
-    </w:p>
-    <w:p>
-      <w:pPr>
-        <w:pStyle w:val="a7"/>
-        <w:numPr>
-          <w:ilvl w:val="0"/>
-          <w:numId w:val="2"/>
-        </w:numPr>
-      </w:pPr>
-      <w:r>
-        <w:t>Ко</w:t>
-      </w:r>
-      <w:r>
-        <w:t>личество сравнений</w:t>
-      </w:r>
-      <w:r>
-        <w:t xml:space="preserve"> — </w:t>
-      </w:r>
-      <w:r>
-        <w:t>190171</w:t>
-      </w:r>
-      <w:r>
-        <w:t>.</w:t>
+    </w:p>
+    <w:p>
+      <w:pPr>
+        <w:ind w:left="360" w:firstLine="0"/>
+      </w:pPr>
+      <w:r>
+        <w:rPr>
+          <w:b/>
+          <w:bCs/>
+          <w:i/>
+          <w:iCs/>
+        </w:rPr>
+        <w:t>Дисциплина обслуживания</w:t>
+      </w:r>
+      <w:r>
+        <w:t xml:space="preserve">: Дек является гибридной структурой, сочетающей в себе свойства стека и очереди. Он поддерживает </w:t>
+      </w:r>
+      <w:r>
+        <w:t>дисциплины</w:t>
       </w:r>
       <w:r>
         <w:t xml:space="preserve"> </w:t>
       </w:r>
-    </w:p>
-    <w:p>
-      <w:pPr>
-        <w:pStyle w:val="a7"/>
-        <w:numPr>
-          <w:ilvl w:val="0"/>
-          <w:numId w:val="2"/>
-        </w:numPr>
-      </w:pPr>
-      <w:r>
-        <w:t>К</w:t>
-      </w:r>
-      <w:r>
-        <w:t>оличество перестановок</w:t>
-      </w:r>
-      <w:r>
-        <w:t xml:space="preserve"> — </w:t>
-      </w:r>
-      <w:r>
-        <w:t>420000</w:t>
-      </w:r>
-      <w:r>
-        <w:t>.</w:t>
+      <w:r>
+        <w:rPr>
+          <w:lang w:val="en-US"/>
+        </w:rPr>
+        <w:t>LIFO</w:t>
+      </w:r>
+      <w:r>
+        <w:t xml:space="preserve"> (</w:t>
+      </w:r>
+      <w:r>
+        <w:rPr>
+          <w:lang w:val="en-US"/>
+        </w:rPr>
+        <w:t>Last</w:t>
       </w:r>
       <w:r>
         <w:t xml:space="preserve"> </w:t>
       </w:r>
-    </w:p>
-    <w:p>
-      <w:pPr>
-        <w:keepNext/>
-        <w:ind w:firstLine="0"/>
-        <w:jc w:val="center"/>
-      </w:pPr>
-      <w:r>
-        <w:rPr>
-          <w:noProof/>
-        </w:rPr>
-        <w:drawing>
-          <wp:inline distT="0" distB="0" distL="0" distR="0" wp14:anchorId="7986D02D" wp14:editId="748EE100">
-            <wp:extent cx="5219700" cy="3869778"/>
-            <wp:effectExtent l="0" t="0" r="0" b="0"/>
-            <wp:docPr id="1118647116" name="Рисунок 1"/>
-            <wp:cNvGraphicFramePr>
-              <a:graphicFrameLocks xmlns:a="http://schemas.openxmlformats.org/drawingml/2006/main" noChangeAspect="1"/>
-            </wp:cNvGraphicFramePr>
-            <a:graphic xmlns:a="http://schemas.openxmlformats.org/drawingml/2006/main">
-              <a:graphicData uri="http://schemas.openxmlformats.org/drawingml/2006/picture">
-                <pic:pic xmlns:pic="http://schemas.openxmlformats.org/drawingml/2006/picture">
-                  <pic:nvPicPr>
-                    <pic:cNvPr id="1118647116" name=""/>
-                    <pic:cNvPicPr/>
-                  </pic:nvPicPr>
-                  <pic:blipFill>
-                    <a:blip r:embed="rId34"/>
-                    <a:stretch>
-                      <a:fillRect/>
-                    </a:stretch>
-                  </pic:blipFill>
-                  <pic:spPr>
-                    <a:xfrm>
-                      <a:off x="0" y="0"/>
-                      <a:ext cx="5237760" cy="3883167"/>
-                    </a:xfrm>
-                    <a:prstGeom prst="rect">
-                      <a:avLst/>
-                    </a:prstGeom>
-                  </pic:spPr>
-                </pic:pic>
-              </a:graphicData>
-            </a:graphic>
-          </wp:inline>
-        </w:drawing>
-      </w:r>
-    </w:p>
-    <w:p>
-      <w:pPr>
-        <w:pStyle w:val="af2"/>
-        <w:ind w:firstLine="0"/>
-      </w:pPr>
-      <w:bookmarkStart w:id="16" w:name="_Ref211038907"/>
-      <w:r>
-        <w:t xml:space="preserve">Рисунок </w:t>
-      </w:r>
-      <w:r>
-        <w:fldChar w:fldCharType="begin"/>
-      </w:r>
-      <w:r>
-        <w:instrText xml:space="preserve"> SEQ Рисунок \* ARABIC </w:instrText>
-      </w:r>
-      <w:r>
-        <w:fldChar w:fldCharType="separate"/>
-      </w:r>
-      <w:r>
-        <w:rPr>
-          <w:noProof/>
-        </w:rPr>
-        <w:t>24</w:t>
-      </w:r>
-      <w:r>
-        <w:rPr>
-          <w:noProof/>
-        </w:rPr>
-        <w:fldChar w:fldCharType="end"/>
-      </w:r>
-      <w:bookmarkEnd w:id="16"/>
+      <w:r>
+        <w:rPr>
+          <w:lang w:val="en-US"/>
+        </w:rPr>
+        <w:t>In</w:t>
+      </w:r>
+      <w:r>
+        <w:t xml:space="preserve">, </w:t>
+      </w:r>
+      <w:r>
+        <w:rPr>
+          <w:lang w:val="en-US"/>
+        </w:rPr>
+        <w:t>First</w:t>
+      </w:r>
       <w:r>
         <w:t xml:space="preserve"> </w:t>
       </w:r>
       <w:r>
-        <w:t xml:space="preserve"> — </w:t>
-      </w:r>
-      <w:r>
-        <w:t xml:space="preserve"> Режим 1. Сортировка </w:t>
-      </w:r>
-      <w:r>
-        <w:t>прямым слиянием</w:t>
-      </w:r>
-    </w:p>
-    <w:p>
-      <w:r>
-        <w:t xml:space="preserve">Результаты </w:t>
-      </w:r>
-      <w:r>
-        <w:t>сбалансированной многопутевой сортировки</w:t>
+        <w:rPr>
+          <w:lang w:val="en-US"/>
+        </w:rPr>
+        <w:t>Out</w:t>
+      </w:r>
+      <w:r>
+        <w:t>)</w:t>
+      </w:r>
+      <w:r>
+        <w:t xml:space="preserve">, </w:t>
+      </w:r>
+      <w:r>
+        <w:rPr>
+          <w:lang w:val="en-US"/>
+        </w:rPr>
+        <w:t>FIFO</w:t>
       </w:r>
       <w:r>
         <w:t xml:space="preserve"> (</w:t>
       </w:r>
       <w:r>
-        <w:fldChar w:fldCharType="begin"/>
-      </w:r>
-      <w:r>
-        <w:instrText xml:space="preserve"> REF _Ref211038916 \h </w:instrText>
-      </w:r>
-      <w:r>
-        <w:fldChar w:fldCharType="separate"/>
-      </w:r>
-      <w:r>
-        <w:t xml:space="preserve">Рисунок </w:t>
-      </w:r>
-      <w:r>
-        <w:rPr>
-          <w:noProof/>
-        </w:rPr>
-        <w:t>21</w:t>
-      </w:r>
-      <w:r>
-        <w:fldChar w:fldCharType="end"/>
+        <w:rPr>
+          <w:lang w:val="en-US"/>
+        </w:rPr>
+        <w:t>First</w:t>
+      </w:r>
+      <w:r>
+        <w:t xml:space="preserve"> </w:t>
+      </w:r>
+      <w:r>
+        <w:rPr>
+          <w:lang w:val="en-US"/>
+        </w:rPr>
+        <w:t>In</w:t>
+      </w:r>
+      <w:r>
+        <w:t xml:space="preserve">, </w:t>
+      </w:r>
+      <w:r>
+        <w:rPr>
+          <w:lang w:val="en-US"/>
+        </w:rPr>
+        <w:t>First</w:t>
+      </w:r>
+      <w:r>
+        <w:t xml:space="preserve"> </w:t>
+      </w:r>
+      <w:r>
+        <w:rPr>
+          <w:lang w:val="en-US"/>
+        </w:rPr>
+        <w:t>Out</w:t>
       </w:r>
       <w:r>
         <w:t>)</w:t>
       </w:r>
       <w:r>
-        <w:t>:</w:t>
-      </w:r>
-    </w:p>
-    <w:p>
-      <w:pPr>
-        <w:pStyle w:val="a7"/>
-        <w:numPr>
-          <w:ilvl w:val="0"/>
-          <w:numId w:val="2"/>
-        </w:numPr>
-      </w:pPr>
-      <w:r>
-        <w:t>Время</w:t>
-      </w:r>
-      <w:r>
-        <w:t xml:space="preserve"> — </w:t>
-      </w:r>
-      <w:r>
-        <w:t>252</w:t>
-      </w:r>
-      <w:r>
-        <w:t>.</w:t>
-      </w:r>
-      <w:r>
-        <w:t>233</w:t>
-      </w:r>
-      <w:r>
-        <w:t xml:space="preserve"> мс.</w:t>
-      </w:r>
-    </w:p>
-    <w:p>
-      <w:pPr>
-        <w:pStyle w:val="a7"/>
-        <w:numPr>
-          <w:ilvl w:val="0"/>
-          <w:numId w:val="2"/>
-        </w:numPr>
-      </w:pPr>
-      <w:r>
-        <w:t>Количество сравнений</w:t>
-      </w:r>
-      <w:r>
-        <w:t xml:space="preserve"> — </w:t>
-      </w:r>
-      <w:r>
-        <w:t>94361</w:t>
-      </w:r>
-      <w:r>
-        <w:t xml:space="preserve">. </w:t>
-      </w:r>
-    </w:p>
-    <w:p>
-      <w:pPr>
-        <w:pStyle w:val="a7"/>
-        <w:numPr>
-          <w:ilvl w:val="0"/>
-          <w:numId w:val="2"/>
-        </w:numPr>
-      </w:pPr>
-      <w:r>
-        <w:t>Количество перестановок</w:t>
-      </w:r>
-      <w:r>
-        <w:t xml:space="preserve"> — </w:t>
-      </w:r>
-      <w:r>
-        <w:t>128328</w:t>
-      </w:r>
-      <w:r>
-        <w:t>.</w:t>
-      </w:r>
-    </w:p>
-    <w:p>
-      <w:pPr>
-        <w:keepNext/>
-        <w:ind w:firstLine="0"/>
-        <w:jc w:val="center"/>
-        <w:rPr>
-          <w:i/>
-        </w:rPr>
-      </w:pPr>
-      <w:r>
-        <w:rPr>
-          <w:i/>
-          <w:noProof/>
-        </w:rPr>
-        <w:lastRenderedPageBreak/>
-        <w:drawing>
-          <wp:inline distT="0" distB="0" distL="0" distR="0" wp14:anchorId="472D9200" wp14:editId="752DBA7A">
-            <wp:extent cx="4762500" cy="3630239"/>
-            <wp:effectExtent l="0" t="0" r="0" b="8890"/>
-            <wp:docPr id="1823746372" name="Рисунок 1"/>
-            <wp:cNvGraphicFramePr>
-              <a:graphicFrameLocks xmlns:a="http://schemas.openxmlformats.org/drawingml/2006/main" noChangeAspect="1"/>
-            </wp:cNvGraphicFramePr>
-            <a:graphic xmlns:a="http://schemas.openxmlformats.org/drawingml/2006/main">
-              <a:graphicData uri="http://schemas.openxmlformats.org/drawingml/2006/picture">
-                <pic:pic xmlns:pic="http://schemas.openxmlformats.org/drawingml/2006/picture">
-                  <pic:nvPicPr>
-                    <pic:cNvPr id="1823746372" name=""/>
-                    <pic:cNvPicPr/>
-                  </pic:nvPicPr>
-                  <pic:blipFill>
-                    <a:blip r:embed="rId35"/>
-                    <a:stretch>
-                      <a:fillRect/>
-                    </a:stretch>
-                  </pic:blipFill>
-                  <pic:spPr>
-                    <a:xfrm>
-                      <a:off x="0" y="0"/>
-                      <a:ext cx="4768394" cy="3634732"/>
-                    </a:xfrm>
-                    <a:prstGeom prst="rect">
-                      <a:avLst/>
-                    </a:prstGeom>
-                  </pic:spPr>
-                </pic:pic>
-              </a:graphicData>
-            </a:graphic>
-          </wp:inline>
-        </w:drawing>
-      </w:r>
-    </w:p>
-    <w:p>
-      <w:pPr>
-        <w:pStyle w:val="af2"/>
-        <w:ind w:firstLine="0"/>
-      </w:pPr>
-      <w:bookmarkStart w:id="17" w:name="_Ref211038916"/>
-      <w:r>
-        <w:t xml:space="preserve">Рисунок </w:t>
-      </w:r>
-      <w:r>
-        <w:fldChar w:fldCharType="begin"/>
-      </w:r>
-      <w:r>
-        <w:instrText xml:space="preserve"> SEQ Рисунок \* ARABIC </w:instrText>
-      </w:r>
-      <w:r>
-        <w:fldChar w:fldCharType="separate"/>
-      </w:r>
-      <w:r>
-        <w:rPr>
-          <w:noProof/>
-        </w:rPr>
-        <w:t>25</w:t>
-      </w:r>
-      <w:r>
-        <w:rPr>
-          <w:noProof/>
-        </w:rPr>
-        <w:fldChar w:fldCharType="end"/>
-      </w:r>
-      <w:bookmarkEnd w:id="17"/>
+        <w:t xml:space="preserve">, </w:t>
+      </w:r>
+      <w:r>
+        <w:t>то</w:t>
+      </w:r>
       <w:r>
         <w:t xml:space="preserve"> </w:t>
       </w:r>
       <w:r>
-        <w:t xml:space="preserve"> — </w:t>
+        <w:t>есть</w:t>
       </w:r>
       <w:r>
         <w:t xml:space="preserve"> </w:t>
       </w:r>
       <w:r>
-        <w:rPr>
-          <w:noProof/>
-        </w:rPr>
-        <w:t xml:space="preserve">Режим 1. </w:t>
-      </w:r>
-      <w:r>
-        <w:rPr>
-          <w:noProof/>
-        </w:rPr>
-        <w:t>Сбалансированная многопутевая сортировка</w:t>
-      </w:r>
-    </w:p>
-    <w:p>
-      <w:pPr>
-        <w:ind w:firstLine="0"/>
-      </w:pPr>
-    </w:p>
-    <w:p>
-      <w:r>
-        <w:t xml:space="preserve">Для точности результатов вычисления были проделаны </w:t>
-      </w:r>
-      <w:r>
-        <w:t xml:space="preserve">ещё 4 раза, по итогам которых результаты отличались не более чем на </w:t>
-      </w:r>
-      <w:r>
-        <w:t>15% процентов для обоих способов сортировки.</w:t>
-      </w:r>
-    </w:p>
-    <w:p/>
-    <w:p>
-      <w:r>
-        <w:t>Для сравнения методов сортировки</w:t>
-      </w:r>
-      <w:r>
-        <w:t xml:space="preserve"> во втором режиме</w:t>
-      </w:r>
-      <w:r>
-        <w:t xml:space="preserve"> были выбраны </w:t>
-      </w:r>
-      <w:r>
-        <w:t xml:space="preserve">следующие </w:t>
-      </w:r>
-      <w:r>
-        <w:t>параметры</w:t>
-      </w:r>
-      <w:r>
-        <w:t>:</w:t>
-      </w:r>
-    </w:p>
-    <w:p>
-      <w:pPr>
-        <w:pStyle w:val="a7"/>
-        <w:numPr>
-          <w:ilvl w:val="0"/>
-          <w:numId w:val="1"/>
-        </w:numPr>
-      </w:pPr>
-      <w:r>
-        <w:t>н</w:t>
-      </w:r>
-      <w:r>
-        <w:t xml:space="preserve">ачальный размер </w:t>
-      </w:r>
-      <w:r>
-        <w:t xml:space="preserve">последовательности </w:t>
-      </w:r>
-      <w:r>
-        <w:t xml:space="preserve">— </w:t>
-      </w:r>
-      <w:r>
-        <w:t>1000</w:t>
-      </w:r>
-      <w:r>
-        <w:t>;</w:t>
-      </w:r>
-    </w:p>
-    <w:p>
-      <w:pPr>
-        <w:pStyle w:val="a7"/>
-        <w:numPr>
-          <w:ilvl w:val="0"/>
-          <w:numId w:val="1"/>
-        </w:numPr>
-      </w:pPr>
-      <w:r>
-        <w:t>к</w:t>
-      </w:r>
-      <w:r>
-        <w:t xml:space="preserve">онечный размер </w:t>
-      </w:r>
-      <w:r>
-        <w:t>последовательности</w:t>
-      </w:r>
-      <w:r>
-        <w:t xml:space="preserve"> — </w:t>
-      </w:r>
-      <w:r>
-        <w:t>20000</w:t>
-      </w:r>
-      <w:r>
-        <w:t>;</w:t>
-      </w:r>
-    </w:p>
-    <w:p>
-      <w:pPr>
-        <w:pStyle w:val="a7"/>
-        <w:numPr>
-          <w:ilvl w:val="0"/>
-          <w:numId w:val="1"/>
-        </w:numPr>
-      </w:pPr>
-      <w:r>
-        <w:t>ш</w:t>
-      </w:r>
-      <w:r>
-        <w:t xml:space="preserve">аг изменения </w:t>
-      </w:r>
-      <w:r>
-        <w:t>последовательности</w:t>
-      </w:r>
-      <w:r>
-        <w:t xml:space="preserve"> — </w:t>
-      </w:r>
-      <w:r>
-        <w:t>1000</w:t>
-      </w:r>
-      <w:r>
-        <w:t>.</w:t>
-      </w:r>
-    </w:p>
-    <w:p>
-      <w:r>
-        <w:t xml:space="preserve">Данные параметры являются оптимальными, так как выполнение программы не требует большого количества времени, а полученные результаты </w:t>
-      </w:r>
-      <w:r>
-        <w:t>удобны для расположения</w:t>
-      </w:r>
-      <w:r>
-        <w:t xml:space="preserve"> на графике для демонстрации результатов.</w:t>
-      </w:r>
-    </w:p>
-    <w:p>
-      <w:r>
-        <w:lastRenderedPageBreak/>
-        <w:t xml:space="preserve">Ниже представлены графики, иллюстрирующие результаты работы методов сортировки при разных способах заполнения </w:t>
-      </w:r>
-      <w:r>
-        <w:t>последовательности</w:t>
-      </w:r>
-      <w:r>
-        <w:t>.</w:t>
-      </w:r>
-      <w:r>
-        <w:rPr>
-          <w:noProof/>
-          <w14:ligatures w14:val="standardContextual"/>
-        </w:rPr>
+        <w:t>позволяет</w:t>
+      </w:r>
+      <w:r>
         <w:t xml:space="preserve"> </w:t>
       </w:r>
       <w:r>
-        <w:rPr>
-          <w:noProof/>
-          <w14:ligatures w14:val="standardContextual"/>
-        </w:rPr>
-        <w:drawing>
-          <wp:inline distT="0" distB="0" distL="0" distR="0" wp14:anchorId="667F62BE" wp14:editId="21C357C4">
-            <wp:extent cx="5940425" cy="3758565"/>
-            <wp:effectExtent l="0" t="0" r="3175" b="13335"/>
-            <wp:docPr id="1928264857" name="Диаграмма 1">
-              <a:extLst xmlns:a="http://schemas.openxmlformats.org/drawingml/2006/main">
-                <a:ext uri="{FF2B5EF4-FFF2-40B4-BE49-F238E27FC236}">
-                  <a16:creationId xmlns:a16="http://schemas.microsoft.com/office/drawing/2014/main" id="{00000000-0008-0000-0000-000005000000}"/>
-                </a:ext>
-              </a:extLst>
-            </wp:docPr>
-            <wp:cNvGraphicFramePr/>
-            <a:graphic xmlns:a="http://schemas.openxmlformats.org/drawingml/2006/main">
-              <a:graphicData uri="http://schemas.openxmlformats.org/drawingml/2006/chart">
-                <c:chart xmlns:c="http://schemas.openxmlformats.org/drawingml/2006/chart" xmlns:r="http://schemas.openxmlformats.org/officeDocument/2006/relationships" r:id="rId36"/>
-              </a:graphicData>
-            </a:graphic>
-          </wp:inline>
-        </w:drawing>
-      </w:r>
-    </w:p>
-    <w:p/>
-    <w:p>
-      <w:pPr>
-        <w:ind w:firstLine="0"/>
-        <w:jc w:val="left"/>
-      </w:pPr>
-      <w:r>
-        <w:rPr>
-          <w:noProof/>
-          <w14:ligatures w14:val="standardContextual"/>
-        </w:rPr>
-        <w:drawing>
-          <wp:inline distT="0" distB="0" distL="0" distR="0" wp14:anchorId="5FC369B8" wp14:editId="2DB0E7CA">
-            <wp:extent cx="5940425" cy="4110990"/>
-            <wp:effectExtent l="0" t="0" r="3175" b="3810"/>
-            <wp:docPr id="1288471534" name="Диаграмма 1">
-              <a:extLst xmlns:a="http://schemas.openxmlformats.org/drawingml/2006/main">
-                <a:ext uri="{FF2B5EF4-FFF2-40B4-BE49-F238E27FC236}">
-                  <a16:creationId xmlns:a16="http://schemas.microsoft.com/office/drawing/2014/main" id="{7623832A-CC5B-4352-A484-133E74FC95EE}"/>
-                </a:ext>
-              </a:extLst>
-            </wp:docPr>
-            <wp:cNvGraphicFramePr/>
-            <a:graphic xmlns:a="http://schemas.openxmlformats.org/drawingml/2006/main">
-              <a:graphicData uri="http://schemas.openxmlformats.org/drawingml/2006/chart">
-                <c:chart xmlns:c="http://schemas.openxmlformats.org/drawingml/2006/chart" xmlns:r="http://schemas.openxmlformats.org/officeDocument/2006/relationships" r:id="rId37"/>
-              </a:graphicData>
-            </a:graphic>
-          </wp:inline>
-        </w:drawing>
-      </w:r>
-    </w:p>
-    <w:p>
-      <w:pPr>
-        <w:spacing w:after="160" w:line="278" w:lineRule="auto"/>
-        <w:ind w:firstLine="0"/>
-        <w:jc w:val="left"/>
-      </w:pPr>
-      <w:r>
-        <w:br w:type="page"/>
-      </w:r>
-    </w:p>
-    <w:p>
-      <w:r>
-        <w:lastRenderedPageBreak/>
-        <w:t xml:space="preserve">По итогам тестирования методов сортировки было выяснено, что сортировка методом сбалансированного многопутевого слияния при использованных параметрах выполняется в среднем </w:t>
-      </w:r>
-      <w:r>
-        <w:t>на 93%</w:t>
-      </w:r>
-      <w:r>
-        <w:t xml:space="preserve"> быстрее, чем при использовании метода прямого слияния.</w:t>
-      </w:r>
-    </w:p>
-    <w:p>
-      <w:r>
-        <w:t>Кроме того, оба метода выполняются в среднем быстрее при сортировке обратной упорядоченной последовательности, чем при упорядоченной (в среднем на 27%) и при последовательности случайных значений (в среднем на 4%).</w:t>
-      </w:r>
-      <w:r>
-        <w:t xml:space="preserve"> Исходя из этих показателей, можно сделать вывод о том, что данные методы сортировки не являются естественными, так как изменение времени сортировки при наличии частично упорядоченных последовательностей незначительно.</w:t>
+        <w:t>выполнять добавление и удаление элементов с обоих концов списка.</w:t>
       </w:r>
     </w:p>
     <w:p>
@@ -4307,29 +4769,67 @@
       </w:r>
     </w:p>
     <w:p>
-      <w:r>
-        <w:t>В ходе лабораторной работы были изучены методы</w:t>
-      </w:r>
-      <w:r>
-        <w:t xml:space="preserve"> сортировки данных во внешней памяти, </w:t>
-      </w:r>
-      <w:r>
-        <w:t xml:space="preserve">особенности их программной реализации и эффективности работы на различных наборах исходных данных. </w:t>
-      </w:r>
-    </w:p>
-    <w:p>
-      <w:r>
-        <w:t>Метод сортировки сбалансированным многопутевым слиянием оказался эффективнее метода сортировки прямым слиянием в среднем в 2 раза, что подтверждается разницей во времени выполнения сортировки, а также количеством сравнений и перестановок.</w:t>
-      </w:r>
-    </w:p>
-    <w:p>
-      <w:r>
-        <w:t>На основании разницы времени выполнения методов сортировки в зависимости от способа формирования последовательности можно сделать вывод о том, что данные методы сортировки не являются естественными.</w:t>
+      <w:pPr>
+        <w:ind w:firstLine="720"/>
+        <w:rPr>
+          <w:lang w:eastAsia="ru-RU"/>
+        </w:rPr>
+      </w:pPr>
+      <w:r>
+        <w:t>В ходе лабораторной работы были</w:t>
+      </w:r>
+      <w:r>
+        <w:t xml:space="preserve"> изучены</w:t>
+      </w:r>
+      <w:r>
+        <w:t xml:space="preserve"> </w:t>
+      </w:r>
+      <w:r>
+        <w:rPr>
+          <w:lang w:eastAsia="ru-RU"/>
+        </w:rPr>
+        <w:t>принцип</w:t>
+      </w:r>
+      <w:r>
+        <w:rPr>
+          <w:lang w:eastAsia="ru-RU"/>
+        </w:rPr>
+        <w:t>ы</w:t>
+      </w:r>
+      <w:r>
+        <w:rPr>
+          <w:lang w:eastAsia="ru-RU"/>
+        </w:rPr>
+        <w:t xml:space="preserve"> организации и обработки списков как динамических структур данных.</w:t>
+      </w:r>
+      <w:r>
+        <w:rPr>
+          <w:lang w:eastAsia="ru-RU"/>
+        </w:rPr>
+        <w:t xml:space="preserve"> Для этого был реализован шаблон класса двусвязного списка</w:t>
+      </w:r>
+      <w:r>
+        <w:rPr>
+          <w:lang w:eastAsia="ru-RU"/>
+        </w:rPr>
+        <w:t>, а также</w:t>
+      </w:r>
+      <w:r>
+        <w:rPr>
+          <w:lang w:eastAsia="ru-RU"/>
+        </w:rPr>
+        <w:t xml:space="preserve"> набор необходимых методов: </w:t>
+      </w:r>
+      <w:r>
+        <w:rPr>
+          <w:lang w:eastAsia="ru-RU"/>
+        </w:rPr>
+        <w:t>конструкторы создания и копирования, деструктор, методы добавления и удаления узлов списка на требуемых позициях, методы поиска узлов списка, а также метод удаления узлов с максимальным значением из списка.</w:t>
       </w:r>
     </w:p>
     <w:sectPr>
-      <w:footerReference w:type="even" r:id="rId38"/>
-      <w:footerReference w:type="default" r:id="rId39"/>
+      <w:footerReference w:type="even" r:id="rId34"/>
+      <w:footerReference w:type="default" r:id="rId35"/>
       <w:pgSz w:w="11906" w:h="16838"/>
       <w:pgMar w:top="1134" w:right="850" w:bottom="1134" w:left="1701" w:header="708" w:footer="708" w:gutter="0"/>
       <w:cols w:space="708"/>
@@ -4543,6 +5043,95 @@
 <file path=word/numbering.xml><?xml version="1.0" encoding="utf-8"?>
 <w:numbering xmlns:wpc="http://schemas.microsoft.com/office/word/2010/wordprocessingCanvas" xmlns:cx="http://schemas.microsoft.com/office/drawing/2014/chartex" xmlns:cx1="http://schemas.microsoft.com/office/drawing/2015/9/8/chartex" xmlns:cx2="http://schemas.microsoft.com/office/drawing/2015/10/21/chartex" xmlns:cx3="http://schemas.microsoft.com/office/drawing/2016/5/9/chartex" xmlns:cx4="http://schemas.microsoft.com/office/drawing/2016/5/10/chartex" xmlns:cx5="http://schemas.microsoft.com/office/drawing/2016/5/11/chartex" xmlns:cx6="http://schemas.microsoft.com/office/drawing/2016/5/12/chartex" xmlns:cx7="http://schemas.microsoft.com/office/drawing/2016/5/13/chartex" xmlns:cx8="http://schemas.microsoft.com/office/drawing/2016/5/14/chartex" xmlns:mc="http://schemas.openxmlformats.org/markup-compatibility/2006" xmlns:aink="http://schemas.microsoft.com/office/drawing/2016/ink" xmlns:am3d="http://schemas.microsoft.com/office/drawing/2017/model3d" xmlns:o="urn:schemas-microsoft-com:office:office" xmlns:oel="http://schemas.microsoft.com/office/2019/extlst" xmlns:r="http://schemas.openxmlformats.org/officeDocument/2006/relationships" xmlns:m="http://schemas.openxmlformats.org/officeDocument/2006/math" xmlns:v="urn:schemas-microsoft-com:vml" xmlns:wp14="http://schemas.microsoft.com/office/word/2010/wordprocessingDrawing" xmlns:wp="http://schemas.openxmlformats.org/drawingml/2006/wordprocessingDrawing" xmlns:w10="urn:schemas-microsoft-com:office:word" xmlns:w="http://schemas.openxmlformats.org/wordprocessingml/2006/main" xmlns:w14="http://schemas.microsoft.com/office/word/2010/wordml" xmlns:w15="http://schemas.microsoft.com/office/word/2012/wordml" xmlns:w16cex="http://schemas.microsoft.com/office/word/2018/wordml/cex" xmlns:w16cid="http://schemas.microsoft.com/office/word/2016/wordml/cid" xmlns:w16="http://schemas.microsoft.com/office/word/2018/wordml" xmlns:w16du="http://schemas.microsoft.com/office/word/2023/wordml/word16du" xmlns:w16sdtdh="http://schemas.microsoft.com/office/word/2020/wordml/sdtdatahash" xmlns:w16sdtfl="http://schemas.microsoft.com/office/word/2024/wordml/sdtformatlock" xmlns:w16se="http://schemas.microsoft.com/office/word/2015/wordml/symex" xmlns:wpg="http://schemas.microsoft.com/office/word/2010/wordprocessingGroup" xmlns:wpi="http://schemas.microsoft.com/office/word/2010/wordprocessingInk" xmlns:wne="http://schemas.microsoft.com/office/word/2006/wordml" xmlns:wps="http://schemas.microsoft.com/office/word/2010/wordprocessingShape" mc:Ignorable="w14 w15 w16se w16cid w16 w16cex w16sdtdh w16sdtfl w16du wp14">
   <w:abstractNum w:abstractNumId="0" w15:restartNumberingAfterBreak="0">
+    <w:nsid w:val="0509644E"/>
+    <w:multiLevelType w:val="hybridMultilevel"/>
+    <w:tmpl w:val="7152CE3C"/>
+    <w:lvl w:ilvl="0" w:tplc="04190001">
+      <w:start w:val="1"/>
+      <w:numFmt w:val="bullet"/>
+      <w:lvlText w:val=""/>
+      <w:lvlJc w:val="left"/>
+      <w:pPr>
+        <w:ind w:left="1068" w:hanging="360"/>
+      </w:pPr>
+      <w:rPr>
+        <w:rFonts w:ascii="Symbol" w:hAnsi="Symbol" w:hint="default"/>
+      </w:rPr>
+    </w:lvl>
+    <w:lvl w:ilvl="1" w:tplc="FFFFFFFF" w:tentative="1">
+      <w:start w:val="1"/>
+      <w:numFmt w:val="lowerLetter"/>
+      <w:lvlText w:val="%2."/>
+      <w:lvlJc w:val="left"/>
+      <w:pPr>
+        <w:ind w:left="1788" w:hanging="360"/>
+      </w:pPr>
+    </w:lvl>
+    <w:lvl w:ilvl="2" w:tplc="FFFFFFFF" w:tentative="1">
+      <w:start w:val="1"/>
+      <w:numFmt w:val="lowerRoman"/>
+      <w:lvlText w:val="%3."/>
+      <w:lvlJc w:val="right"/>
+      <w:pPr>
+        <w:ind w:left="2508" w:hanging="180"/>
+      </w:pPr>
+    </w:lvl>
+    <w:lvl w:ilvl="3" w:tplc="FFFFFFFF" w:tentative="1">
+      <w:start w:val="1"/>
+      <w:numFmt w:val="decimal"/>
+      <w:lvlText w:val="%4."/>
+      <w:lvlJc w:val="left"/>
+      <w:pPr>
+        <w:ind w:left="3228" w:hanging="360"/>
+      </w:pPr>
+    </w:lvl>
+    <w:lvl w:ilvl="4" w:tplc="FFFFFFFF" w:tentative="1">
+      <w:start w:val="1"/>
+      <w:numFmt w:val="lowerLetter"/>
+      <w:lvlText w:val="%5."/>
+      <w:lvlJc w:val="left"/>
+      <w:pPr>
+        <w:ind w:left="3948" w:hanging="360"/>
+      </w:pPr>
+    </w:lvl>
+    <w:lvl w:ilvl="5" w:tplc="FFFFFFFF" w:tentative="1">
+      <w:start w:val="1"/>
+      <w:numFmt w:val="lowerRoman"/>
+      <w:lvlText w:val="%6."/>
+      <w:lvlJc w:val="right"/>
+      <w:pPr>
+        <w:ind w:left="4668" w:hanging="180"/>
+      </w:pPr>
+    </w:lvl>
+    <w:lvl w:ilvl="6" w:tplc="FFFFFFFF" w:tentative="1">
+      <w:start w:val="1"/>
+      <w:numFmt w:val="decimal"/>
+      <w:lvlText w:val="%7."/>
+      <w:lvlJc w:val="left"/>
+      <w:pPr>
+        <w:ind w:left="5388" w:hanging="360"/>
+      </w:pPr>
+    </w:lvl>
+    <w:lvl w:ilvl="7" w:tplc="FFFFFFFF" w:tentative="1">
+      <w:start w:val="1"/>
+      <w:numFmt w:val="lowerLetter"/>
+      <w:lvlText w:val="%8."/>
+      <w:lvlJc w:val="left"/>
+      <w:pPr>
+        <w:ind w:left="6108" w:hanging="360"/>
+      </w:pPr>
+    </w:lvl>
+    <w:lvl w:ilvl="8" w:tplc="FFFFFFFF" w:tentative="1">
+      <w:start w:val="1"/>
+      <w:numFmt w:val="lowerRoman"/>
+      <w:lvlText w:val="%9."/>
+      <w:lvlJc w:val="right"/>
+      <w:pPr>
+        <w:ind w:left="6828" w:hanging="180"/>
+      </w:pPr>
+    </w:lvl>
+  </w:abstractNum>
+  <w:abstractNum w:abstractNumId="1" w15:restartNumberingAfterBreak="0">
     <w:nsid w:val="05C517F4"/>
     <w:multiLevelType w:val="hybridMultilevel"/>
     <w:tmpl w:val="431C1E1C"/>
@@ -4655,7 +5244,93 @@
       </w:rPr>
     </w:lvl>
   </w:abstractNum>
-  <w:abstractNum w:abstractNumId="1" w15:restartNumberingAfterBreak="0">
+  <w:abstractNum w:abstractNumId="2" w15:restartNumberingAfterBreak="0">
+    <w:nsid w:val="1BD97969"/>
+    <w:multiLevelType w:val="hybridMultilevel"/>
+    <w:tmpl w:val="079C4C3C"/>
+    <w:lvl w:ilvl="0" w:tplc="0419000F">
+      <w:start w:val="1"/>
+      <w:numFmt w:val="decimal"/>
+      <w:lvlText w:val="%1."/>
+      <w:lvlJc w:val="left"/>
+      <w:pPr>
+        <w:ind w:left="720" w:hanging="360"/>
+      </w:pPr>
+    </w:lvl>
+    <w:lvl w:ilvl="1" w:tplc="04190019" w:tentative="1">
+      <w:start w:val="1"/>
+      <w:numFmt w:val="lowerLetter"/>
+      <w:lvlText w:val="%2."/>
+      <w:lvlJc w:val="left"/>
+      <w:pPr>
+        <w:ind w:left="1440" w:hanging="360"/>
+      </w:pPr>
+    </w:lvl>
+    <w:lvl w:ilvl="2" w:tplc="0419001B" w:tentative="1">
+      <w:start w:val="1"/>
+      <w:numFmt w:val="lowerRoman"/>
+      <w:lvlText w:val="%3."/>
+      <w:lvlJc w:val="right"/>
+      <w:pPr>
+        <w:ind w:left="2160" w:hanging="180"/>
+      </w:pPr>
+    </w:lvl>
+    <w:lvl w:ilvl="3" w:tplc="0419000F" w:tentative="1">
+      <w:start w:val="1"/>
+      <w:numFmt w:val="decimal"/>
+      <w:lvlText w:val="%4."/>
+      <w:lvlJc w:val="left"/>
+      <w:pPr>
+        <w:ind w:left="2880" w:hanging="360"/>
+      </w:pPr>
+    </w:lvl>
+    <w:lvl w:ilvl="4" w:tplc="04190019" w:tentative="1">
+      <w:start w:val="1"/>
+      <w:numFmt w:val="lowerLetter"/>
+      <w:lvlText w:val="%5."/>
+      <w:lvlJc w:val="left"/>
+      <w:pPr>
+        <w:ind w:left="3600" w:hanging="360"/>
+      </w:pPr>
+    </w:lvl>
+    <w:lvl w:ilvl="5" w:tplc="0419001B" w:tentative="1">
+      <w:start w:val="1"/>
+      <w:numFmt w:val="lowerRoman"/>
+      <w:lvlText w:val="%6."/>
+      <w:lvlJc w:val="right"/>
+      <w:pPr>
+        <w:ind w:left="4320" w:hanging="180"/>
+      </w:pPr>
+    </w:lvl>
+    <w:lvl w:ilvl="6" w:tplc="0419000F" w:tentative="1">
+      <w:start w:val="1"/>
+      <w:numFmt w:val="decimal"/>
+      <w:lvlText w:val="%7."/>
+      <w:lvlJc w:val="left"/>
+      <w:pPr>
+        <w:ind w:left="5040" w:hanging="360"/>
+      </w:pPr>
+    </w:lvl>
+    <w:lvl w:ilvl="7" w:tplc="04190019" w:tentative="1">
+      <w:start w:val="1"/>
+      <w:numFmt w:val="lowerLetter"/>
+      <w:lvlText w:val="%8."/>
+      <w:lvlJc w:val="left"/>
+      <w:pPr>
+        <w:ind w:left="5760" w:hanging="360"/>
+      </w:pPr>
+    </w:lvl>
+    <w:lvl w:ilvl="8" w:tplc="0419001B" w:tentative="1">
+      <w:start w:val="1"/>
+      <w:numFmt w:val="lowerRoman"/>
+      <w:lvlText w:val="%9."/>
+      <w:lvlJc w:val="right"/>
+      <w:pPr>
+        <w:ind w:left="6480" w:hanging="180"/>
+      </w:pPr>
+    </w:lvl>
+  </w:abstractNum>
+  <w:abstractNum w:abstractNumId="3" w15:restartNumberingAfterBreak="0">
     <w:nsid w:val="2A6A55EB"/>
     <w:multiLevelType w:val="hybridMultilevel"/>
     <w:tmpl w:val="A6323928"/>
@@ -4768,7 +5443,692 @@
       </w:rPr>
     </w:lvl>
   </w:abstractNum>
-  <w:abstractNum w:abstractNumId="2" w15:restartNumberingAfterBreak="0">
+  <w:abstractNum w:abstractNumId="4" w15:restartNumberingAfterBreak="0">
+    <w:nsid w:val="2CA919ED"/>
+    <w:multiLevelType w:val="multilevel"/>
+    <w:tmpl w:val="B00C5452"/>
+    <w:lvl w:ilvl="0">
+      <w:start w:val="1"/>
+      <w:numFmt w:val="bullet"/>
+      <w:lvlText w:val=""/>
+      <w:lvlJc w:val="left"/>
+      <w:pPr>
+        <w:tabs>
+          <w:tab w:val="num" w:pos="1429"/>
+        </w:tabs>
+        <w:ind w:left="1429" w:hanging="360"/>
+      </w:pPr>
+      <w:rPr>
+        <w:rFonts w:ascii="Symbol" w:hAnsi="Symbol" w:hint="default"/>
+        <w:sz w:val="20"/>
+      </w:rPr>
+    </w:lvl>
+    <w:lvl w:ilvl="1" w:tentative="1">
+      <w:start w:val="1"/>
+      <w:numFmt w:val="bullet"/>
+      <w:lvlText w:val="o"/>
+      <w:lvlJc w:val="left"/>
+      <w:pPr>
+        <w:tabs>
+          <w:tab w:val="num" w:pos="2149"/>
+        </w:tabs>
+        <w:ind w:left="2149" w:hanging="360"/>
+      </w:pPr>
+      <w:rPr>
+        <w:rFonts w:ascii="Courier New" w:hAnsi="Courier New" w:hint="default"/>
+        <w:sz w:val="20"/>
+      </w:rPr>
+    </w:lvl>
+    <w:lvl w:ilvl="2" w:tentative="1">
+      <w:start w:val="1"/>
+      <w:numFmt w:val="bullet"/>
+      <w:lvlText w:val=""/>
+      <w:lvlJc w:val="left"/>
+      <w:pPr>
+        <w:tabs>
+          <w:tab w:val="num" w:pos="2869"/>
+        </w:tabs>
+        <w:ind w:left="2869" w:hanging="360"/>
+      </w:pPr>
+      <w:rPr>
+        <w:rFonts w:ascii="Wingdings" w:hAnsi="Wingdings" w:hint="default"/>
+        <w:sz w:val="20"/>
+      </w:rPr>
+    </w:lvl>
+    <w:lvl w:ilvl="3" w:tentative="1">
+      <w:start w:val="1"/>
+      <w:numFmt w:val="bullet"/>
+      <w:lvlText w:val=""/>
+      <w:lvlJc w:val="left"/>
+      <w:pPr>
+        <w:tabs>
+          <w:tab w:val="num" w:pos="3589"/>
+        </w:tabs>
+        <w:ind w:left="3589" w:hanging="360"/>
+      </w:pPr>
+      <w:rPr>
+        <w:rFonts w:ascii="Wingdings" w:hAnsi="Wingdings" w:hint="default"/>
+        <w:sz w:val="20"/>
+      </w:rPr>
+    </w:lvl>
+    <w:lvl w:ilvl="4" w:tentative="1">
+      <w:start w:val="1"/>
+      <w:numFmt w:val="bullet"/>
+      <w:lvlText w:val=""/>
+      <w:lvlJc w:val="left"/>
+      <w:pPr>
+        <w:tabs>
+          <w:tab w:val="num" w:pos="4309"/>
+        </w:tabs>
+        <w:ind w:left="4309" w:hanging="360"/>
+      </w:pPr>
+      <w:rPr>
+        <w:rFonts w:ascii="Wingdings" w:hAnsi="Wingdings" w:hint="default"/>
+        <w:sz w:val="20"/>
+      </w:rPr>
+    </w:lvl>
+    <w:lvl w:ilvl="5" w:tentative="1">
+      <w:start w:val="1"/>
+      <w:numFmt w:val="bullet"/>
+      <w:lvlText w:val=""/>
+      <w:lvlJc w:val="left"/>
+      <w:pPr>
+        <w:tabs>
+          <w:tab w:val="num" w:pos="5029"/>
+        </w:tabs>
+        <w:ind w:left="5029" w:hanging="360"/>
+      </w:pPr>
+      <w:rPr>
+        <w:rFonts w:ascii="Wingdings" w:hAnsi="Wingdings" w:hint="default"/>
+        <w:sz w:val="20"/>
+      </w:rPr>
+    </w:lvl>
+    <w:lvl w:ilvl="6" w:tentative="1">
+      <w:start w:val="1"/>
+      <w:numFmt w:val="bullet"/>
+      <w:lvlText w:val=""/>
+      <w:lvlJc w:val="left"/>
+      <w:pPr>
+        <w:tabs>
+          <w:tab w:val="num" w:pos="5749"/>
+        </w:tabs>
+        <w:ind w:left="5749" w:hanging="360"/>
+      </w:pPr>
+      <w:rPr>
+        <w:rFonts w:ascii="Wingdings" w:hAnsi="Wingdings" w:hint="default"/>
+        <w:sz w:val="20"/>
+      </w:rPr>
+    </w:lvl>
+    <w:lvl w:ilvl="7" w:tentative="1">
+      <w:start w:val="1"/>
+      <w:numFmt w:val="bullet"/>
+      <w:lvlText w:val=""/>
+      <w:lvlJc w:val="left"/>
+      <w:pPr>
+        <w:tabs>
+          <w:tab w:val="num" w:pos="6469"/>
+        </w:tabs>
+        <w:ind w:left="6469" w:hanging="360"/>
+      </w:pPr>
+      <w:rPr>
+        <w:rFonts w:ascii="Wingdings" w:hAnsi="Wingdings" w:hint="default"/>
+        <w:sz w:val="20"/>
+      </w:rPr>
+    </w:lvl>
+    <w:lvl w:ilvl="8" w:tentative="1">
+      <w:start w:val="1"/>
+      <w:numFmt w:val="bullet"/>
+      <w:lvlText w:val=""/>
+      <w:lvlJc w:val="left"/>
+      <w:pPr>
+        <w:tabs>
+          <w:tab w:val="num" w:pos="7189"/>
+        </w:tabs>
+        <w:ind w:left="7189" w:hanging="360"/>
+      </w:pPr>
+      <w:rPr>
+        <w:rFonts w:ascii="Wingdings" w:hAnsi="Wingdings" w:hint="default"/>
+        <w:sz w:val="20"/>
+      </w:rPr>
+    </w:lvl>
+  </w:abstractNum>
+  <w:abstractNum w:abstractNumId="5" w15:restartNumberingAfterBreak="0">
+    <w:nsid w:val="32CE4458"/>
+    <w:multiLevelType w:val="hybridMultilevel"/>
+    <w:tmpl w:val="38B49A84"/>
+    <w:lvl w:ilvl="0" w:tplc="64568B7A">
+      <w:start w:val="1"/>
+      <w:numFmt w:val="decimal"/>
+      <w:lvlText w:val="%1)"/>
+      <w:lvlJc w:val="left"/>
+      <w:pPr>
+        <w:ind w:left="1211" w:hanging="360"/>
+      </w:pPr>
+      <w:rPr>
+        <w:rFonts w:hint="default"/>
+      </w:rPr>
+    </w:lvl>
+    <w:lvl w:ilvl="1" w:tplc="04190019">
+      <w:start w:val="1"/>
+      <w:numFmt w:val="lowerLetter"/>
+      <w:lvlText w:val="%2."/>
+      <w:lvlJc w:val="left"/>
+      <w:pPr>
+        <w:ind w:left="1440" w:hanging="360"/>
+      </w:pPr>
+    </w:lvl>
+    <w:lvl w:ilvl="2" w:tplc="0419001B" w:tentative="1">
+      <w:start w:val="1"/>
+      <w:numFmt w:val="lowerRoman"/>
+      <w:lvlText w:val="%3."/>
+      <w:lvlJc w:val="right"/>
+      <w:pPr>
+        <w:ind w:left="2160" w:hanging="180"/>
+      </w:pPr>
+    </w:lvl>
+    <w:lvl w:ilvl="3" w:tplc="0419000F" w:tentative="1">
+      <w:start w:val="1"/>
+      <w:numFmt w:val="decimal"/>
+      <w:lvlText w:val="%4."/>
+      <w:lvlJc w:val="left"/>
+      <w:pPr>
+        <w:ind w:left="2880" w:hanging="360"/>
+      </w:pPr>
+    </w:lvl>
+    <w:lvl w:ilvl="4" w:tplc="04190019" w:tentative="1">
+      <w:start w:val="1"/>
+      <w:numFmt w:val="lowerLetter"/>
+      <w:lvlText w:val="%5."/>
+      <w:lvlJc w:val="left"/>
+      <w:pPr>
+        <w:ind w:left="3600" w:hanging="360"/>
+      </w:pPr>
+    </w:lvl>
+    <w:lvl w:ilvl="5" w:tplc="0419001B" w:tentative="1">
+      <w:start w:val="1"/>
+      <w:numFmt w:val="lowerRoman"/>
+      <w:lvlText w:val="%6."/>
+      <w:lvlJc w:val="right"/>
+      <w:pPr>
+        <w:ind w:left="4320" w:hanging="180"/>
+      </w:pPr>
+    </w:lvl>
+    <w:lvl w:ilvl="6" w:tplc="0419000F" w:tentative="1">
+      <w:start w:val="1"/>
+      <w:numFmt w:val="decimal"/>
+      <w:lvlText w:val="%7."/>
+      <w:lvlJc w:val="left"/>
+      <w:pPr>
+        <w:ind w:left="5040" w:hanging="360"/>
+      </w:pPr>
+    </w:lvl>
+    <w:lvl w:ilvl="7" w:tplc="04190019" w:tentative="1">
+      <w:start w:val="1"/>
+      <w:numFmt w:val="lowerLetter"/>
+      <w:lvlText w:val="%8."/>
+      <w:lvlJc w:val="left"/>
+      <w:pPr>
+        <w:ind w:left="5760" w:hanging="360"/>
+      </w:pPr>
+    </w:lvl>
+    <w:lvl w:ilvl="8" w:tplc="0419001B" w:tentative="1">
+      <w:start w:val="1"/>
+      <w:numFmt w:val="lowerRoman"/>
+      <w:lvlText w:val="%9."/>
+      <w:lvlJc w:val="right"/>
+      <w:pPr>
+        <w:ind w:left="6480" w:hanging="180"/>
+      </w:pPr>
+    </w:lvl>
+  </w:abstractNum>
+  <w:abstractNum w:abstractNumId="6" w15:restartNumberingAfterBreak="0">
+    <w:nsid w:val="3BF313FC"/>
+    <w:multiLevelType w:val="multilevel"/>
+    <w:tmpl w:val="DD467378"/>
+    <w:lvl w:ilvl="0">
+      <w:start w:val="1"/>
+      <w:numFmt w:val="bullet"/>
+      <w:lvlText w:val=""/>
+      <w:lvlJc w:val="left"/>
+      <w:pPr>
+        <w:tabs>
+          <w:tab w:val="num" w:pos="1429"/>
+        </w:tabs>
+        <w:ind w:left="1429" w:hanging="360"/>
+      </w:pPr>
+      <w:rPr>
+        <w:rFonts w:ascii="Symbol" w:hAnsi="Symbol" w:hint="default"/>
+        <w:sz w:val="20"/>
+      </w:rPr>
+    </w:lvl>
+    <w:lvl w:ilvl="1" w:tentative="1">
+      <w:start w:val="1"/>
+      <w:numFmt w:val="bullet"/>
+      <w:lvlText w:val="o"/>
+      <w:lvlJc w:val="left"/>
+      <w:pPr>
+        <w:tabs>
+          <w:tab w:val="num" w:pos="2149"/>
+        </w:tabs>
+        <w:ind w:left="2149" w:hanging="360"/>
+      </w:pPr>
+      <w:rPr>
+        <w:rFonts w:ascii="Courier New" w:hAnsi="Courier New" w:hint="default"/>
+        <w:sz w:val="20"/>
+      </w:rPr>
+    </w:lvl>
+    <w:lvl w:ilvl="2" w:tentative="1">
+      <w:start w:val="1"/>
+      <w:numFmt w:val="bullet"/>
+      <w:lvlText w:val=""/>
+      <w:lvlJc w:val="left"/>
+      <w:pPr>
+        <w:tabs>
+          <w:tab w:val="num" w:pos="2869"/>
+        </w:tabs>
+        <w:ind w:left="2869" w:hanging="360"/>
+      </w:pPr>
+      <w:rPr>
+        <w:rFonts w:ascii="Wingdings" w:hAnsi="Wingdings" w:hint="default"/>
+        <w:sz w:val="20"/>
+      </w:rPr>
+    </w:lvl>
+    <w:lvl w:ilvl="3" w:tentative="1">
+      <w:start w:val="1"/>
+      <w:numFmt w:val="bullet"/>
+      <w:lvlText w:val=""/>
+      <w:lvlJc w:val="left"/>
+      <w:pPr>
+        <w:tabs>
+          <w:tab w:val="num" w:pos="3589"/>
+        </w:tabs>
+        <w:ind w:left="3589" w:hanging="360"/>
+      </w:pPr>
+      <w:rPr>
+        <w:rFonts w:ascii="Wingdings" w:hAnsi="Wingdings" w:hint="default"/>
+        <w:sz w:val="20"/>
+      </w:rPr>
+    </w:lvl>
+    <w:lvl w:ilvl="4" w:tentative="1">
+      <w:start w:val="1"/>
+      <w:numFmt w:val="bullet"/>
+      <w:lvlText w:val=""/>
+      <w:lvlJc w:val="left"/>
+      <w:pPr>
+        <w:tabs>
+          <w:tab w:val="num" w:pos="4309"/>
+        </w:tabs>
+        <w:ind w:left="4309" w:hanging="360"/>
+      </w:pPr>
+      <w:rPr>
+        <w:rFonts w:ascii="Wingdings" w:hAnsi="Wingdings" w:hint="default"/>
+        <w:sz w:val="20"/>
+      </w:rPr>
+    </w:lvl>
+    <w:lvl w:ilvl="5" w:tentative="1">
+      <w:start w:val="1"/>
+      <w:numFmt w:val="bullet"/>
+      <w:lvlText w:val=""/>
+      <w:lvlJc w:val="left"/>
+      <w:pPr>
+        <w:tabs>
+          <w:tab w:val="num" w:pos="5029"/>
+        </w:tabs>
+        <w:ind w:left="5029" w:hanging="360"/>
+      </w:pPr>
+      <w:rPr>
+        <w:rFonts w:ascii="Wingdings" w:hAnsi="Wingdings" w:hint="default"/>
+        <w:sz w:val="20"/>
+      </w:rPr>
+    </w:lvl>
+    <w:lvl w:ilvl="6" w:tentative="1">
+      <w:start w:val="1"/>
+      <w:numFmt w:val="bullet"/>
+      <w:lvlText w:val=""/>
+      <w:lvlJc w:val="left"/>
+      <w:pPr>
+        <w:tabs>
+          <w:tab w:val="num" w:pos="5749"/>
+        </w:tabs>
+        <w:ind w:left="5749" w:hanging="360"/>
+      </w:pPr>
+      <w:rPr>
+        <w:rFonts w:ascii="Wingdings" w:hAnsi="Wingdings" w:hint="default"/>
+        <w:sz w:val="20"/>
+      </w:rPr>
+    </w:lvl>
+    <w:lvl w:ilvl="7" w:tentative="1">
+      <w:start w:val="1"/>
+      <w:numFmt w:val="bullet"/>
+      <w:lvlText w:val=""/>
+      <w:lvlJc w:val="left"/>
+      <w:pPr>
+        <w:tabs>
+          <w:tab w:val="num" w:pos="6469"/>
+        </w:tabs>
+        <w:ind w:left="6469" w:hanging="360"/>
+      </w:pPr>
+      <w:rPr>
+        <w:rFonts w:ascii="Wingdings" w:hAnsi="Wingdings" w:hint="default"/>
+        <w:sz w:val="20"/>
+      </w:rPr>
+    </w:lvl>
+    <w:lvl w:ilvl="8" w:tentative="1">
+      <w:start w:val="1"/>
+      <w:numFmt w:val="bullet"/>
+      <w:lvlText w:val=""/>
+      <w:lvlJc w:val="left"/>
+      <w:pPr>
+        <w:tabs>
+          <w:tab w:val="num" w:pos="7189"/>
+        </w:tabs>
+        <w:ind w:left="7189" w:hanging="360"/>
+      </w:pPr>
+      <w:rPr>
+        <w:rFonts w:ascii="Wingdings" w:hAnsi="Wingdings" w:hint="default"/>
+        <w:sz w:val="20"/>
+      </w:rPr>
+    </w:lvl>
+  </w:abstractNum>
+  <w:abstractNum w:abstractNumId="7" w15:restartNumberingAfterBreak="0">
+    <w:nsid w:val="40CE696D"/>
+    <w:multiLevelType w:val="multilevel"/>
+    <w:tmpl w:val="AF2A76D0"/>
+    <w:lvl w:ilvl="0">
+      <w:start w:val="1"/>
+      <w:numFmt w:val="bullet"/>
+      <w:lvlText w:val=""/>
+      <w:lvlJc w:val="left"/>
+      <w:pPr>
+        <w:tabs>
+          <w:tab w:val="num" w:pos="1429"/>
+        </w:tabs>
+        <w:ind w:left="1429" w:hanging="360"/>
+      </w:pPr>
+      <w:rPr>
+        <w:rFonts w:ascii="Symbol" w:hAnsi="Symbol" w:hint="default"/>
+        <w:sz w:val="20"/>
+      </w:rPr>
+    </w:lvl>
+    <w:lvl w:ilvl="1" w:tentative="1">
+      <w:start w:val="1"/>
+      <w:numFmt w:val="bullet"/>
+      <w:lvlText w:val="o"/>
+      <w:lvlJc w:val="left"/>
+      <w:pPr>
+        <w:tabs>
+          <w:tab w:val="num" w:pos="2149"/>
+        </w:tabs>
+        <w:ind w:left="2149" w:hanging="360"/>
+      </w:pPr>
+      <w:rPr>
+        <w:rFonts w:ascii="Courier New" w:hAnsi="Courier New" w:hint="default"/>
+        <w:sz w:val="20"/>
+      </w:rPr>
+    </w:lvl>
+    <w:lvl w:ilvl="2" w:tentative="1">
+      <w:start w:val="1"/>
+      <w:numFmt w:val="bullet"/>
+      <w:lvlText w:val=""/>
+      <w:lvlJc w:val="left"/>
+      <w:pPr>
+        <w:tabs>
+          <w:tab w:val="num" w:pos="2869"/>
+        </w:tabs>
+        <w:ind w:left="2869" w:hanging="360"/>
+      </w:pPr>
+      <w:rPr>
+        <w:rFonts w:ascii="Wingdings" w:hAnsi="Wingdings" w:hint="default"/>
+        <w:sz w:val="20"/>
+      </w:rPr>
+    </w:lvl>
+    <w:lvl w:ilvl="3" w:tentative="1">
+      <w:start w:val="1"/>
+      <w:numFmt w:val="bullet"/>
+      <w:lvlText w:val=""/>
+      <w:lvlJc w:val="left"/>
+      <w:pPr>
+        <w:tabs>
+          <w:tab w:val="num" w:pos="3589"/>
+        </w:tabs>
+        <w:ind w:left="3589" w:hanging="360"/>
+      </w:pPr>
+      <w:rPr>
+        <w:rFonts w:ascii="Wingdings" w:hAnsi="Wingdings" w:hint="default"/>
+        <w:sz w:val="20"/>
+      </w:rPr>
+    </w:lvl>
+    <w:lvl w:ilvl="4" w:tentative="1">
+      <w:start w:val="1"/>
+      <w:numFmt w:val="bullet"/>
+      <w:lvlText w:val=""/>
+      <w:lvlJc w:val="left"/>
+      <w:pPr>
+        <w:tabs>
+          <w:tab w:val="num" w:pos="4309"/>
+        </w:tabs>
+        <w:ind w:left="4309" w:hanging="360"/>
+      </w:pPr>
+      <w:rPr>
+        <w:rFonts w:ascii="Wingdings" w:hAnsi="Wingdings" w:hint="default"/>
+        <w:sz w:val="20"/>
+      </w:rPr>
+    </w:lvl>
+    <w:lvl w:ilvl="5" w:tentative="1">
+      <w:start w:val="1"/>
+      <w:numFmt w:val="bullet"/>
+      <w:lvlText w:val=""/>
+      <w:lvlJc w:val="left"/>
+      <w:pPr>
+        <w:tabs>
+          <w:tab w:val="num" w:pos="5029"/>
+        </w:tabs>
+        <w:ind w:left="5029" w:hanging="360"/>
+      </w:pPr>
+      <w:rPr>
+        <w:rFonts w:ascii="Wingdings" w:hAnsi="Wingdings" w:hint="default"/>
+        <w:sz w:val="20"/>
+      </w:rPr>
+    </w:lvl>
+    <w:lvl w:ilvl="6" w:tentative="1">
+      <w:start w:val="1"/>
+      <w:numFmt w:val="bullet"/>
+      <w:lvlText w:val=""/>
+      <w:lvlJc w:val="left"/>
+      <w:pPr>
+        <w:tabs>
+          <w:tab w:val="num" w:pos="5749"/>
+        </w:tabs>
+        <w:ind w:left="5749" w:hanging="360"/>
+      </w:pPr>
+      <w:rPr>
+        <w:rFonts w:ascii="Wingdings" w:hAnsi="Wingdings" w:hint="default"/>
+        <w:sz w:val="20"/>
+      </w:rPr>
+    </w:lvl>
+    <w:lvl w:ilvl="7" w:tentative="1">
+      <w:start w:val="1"/>
+      <w:numFmt w:val="bullet"/>
+      <w:lvlText w:val=""/>
+      <w:lvlJc w:val="left"/>
+      <w:pPr>
+        <w:tabs>
+          <w:tab w:val="num" w:pos="6469"/>
+        </w:tabs>
+        <w:ind w:left="6469" w:hanging="360"/>
+      </w:pPr>
+      <w:rPr>
+        <w:rFonts w:ascii="Wingdings" w:hAnsi="Wingdings" w:hint="default"/>
+        <w:sz w:val="20"/>
+      </w:rPr>
+    </w:lvl>
+    <w:lvl w:ilvl="8" w:tentative="1">
+      <w:start w:val="1"/>
+      <w:numFmt w:val="bullet"/>
+      <w:lvlText w:val=""/>
+      <w:lvlJc w:val="left"/>
+      <w:pPr>
+        <w:tabs>
+          <w:tab w:val="num" w:pos="7189"/>
+        </w:tabs>
+        <w:ind w:left="7189" w:hanging="360"/>
+      </w:pPr>
+      <w:rPr>
+        <w:rFonts w:ascii="Wingdings" w:hAnsi="Wingdings" w:hint="default"/>
+        <w:sz w:val="20"/>
+      </w:rPr>
+    </w:lvl>
+  </w:abstractNum>
+  <w:abstractNum w:abstractNumId="8" w15:restartNumberingAfterBreak="0">
+    <w:nsid w:val="48C91186"/>
+    <w:multiLevelType w:val="multilevel"/>
+    <w:tmpl w:val="FD0AFAE6"/>
+    <w:lvl w:ilvl="0">
+      <w:start w:val="1"/>
+      <w:numFmt w:val="bullet"/>
+      <w:lvlText w:val=""/>
+      <w:lvlJc w:val="left"/>
+      <w:pPr>
+        <w:tabs>
+          <w:tab w:val="num" w:pos="1429"/>
+        </w:tabs>
+        <w:ind w:left="1429" w:hanging="360"/>
+      </w:pPr>
+      <w:rPr>
+        <w:rFonts w:ascii="Symbol" w:hAnsi="Symbol" w:hint="default"/>
+        <w:sz w:val="20"/>
+      </w:rPr>
+    </w:lvl>
+    <w:lvl w:ilvl="1" w:tentative="1">
+      <w:start w:val="1"/>
+      <w:numFmt w:val="bullet"/>
+      <w:lvlText w:val="o"/>
+      <w:lvlJc w:val="left"/>
+      <w:pPr>
+        <w:tabs>
+          <w:tab w:val="num" w:pos="2149"/>
+        </w:tabs>
+        <w:ind w:left="2149" w:hanging="360"/>
+      </w:pPr>
+      <w:rPr>
+        <w:rFonts w:ascii="Courier New" w:hAnsi="Courier New" w:hint="default"/>
+        <w:sz w:val="20"/>
+      </w:rPr>
+    </w:lvl>
+    <w:lvl w:ilvl="2" w:tentative="1">
+      <w:start w:val="1"/>
+      <w:numFmt w:val="bullet"/>
+      <w:lvlText w:val=""/>
+      <w:lvlJc w:val="left"/>
+      <w:pPr>
+        <w:tabs>
+          <w:tab w:val="num" w:pos="2869"/>
+        </w:tabs>
+        <w:ind w:left="2869" w:hanging="360"/>
+      </w:pPr>
+      <w:rPr>
+        <w:rFonts w:ascii="Wingdings" w:hAnsi="Wingdings" w:hint="default"/>
+        <w:sz w:val="20"/>
+      </w:rPr>
+    </w:lvl>
+    <w:lvl w:ilvl="3" w:tentative="1">
+      <w:start w:val="1"/>
+      <w:numFmt w:val="bullet"/>
+      <w:lvlText w:val=""/>
+      <w:lvlJc w:val="left"/>
+      <w:pPr>
+        <w:tabs>
+          <w:tab w:val="num" w:pos="3589"/>
+        </w:tabs>
+        <w:ind w:left="3589" w:hanging="360"/>
+      </w:pPr>
+      <w:rPr>
+        <w:rFonts w:ascii="Wingdings" w:hAnsi="Wingdings" w:hint="default"/>
+        <w:sz w:val="20"/>
+      </w:rPr>
+    </w:lvl>
+    <w:lvl w:ilvl="4" w:tentative="1">
+      <w:start w:val="1"/>
+      <w:numFmt w:val="bullet"/>
+      <w:lvlText w:val=""/>
+      <w:lvlJc w:val="left"/>
+      <w:pPr>
+        <w:tabs>
+          <w:tab w:val="num" w:pos="4309"/>
+        </w:tabs>
+        <w:ind w:left="4309" w:hanging="360"/>
+      </w:pPr>
+      <w:rPr>
+        <w:rFonts w:ascii="Wingdings" w:hAnsi="Wingdings" w:hint="default"/>
+        <w:sz w:val="20"/>
+      </w:rPr>
+    </w:lvl>
+    <w:lvl w:ilvl="5" w:tentative="1">
+      <w:start w:val="1"/>
+      <w:numFmt w:val="bullet"/>
+      <w:lvlText w:val=""/>
+      <w:lvlJc w:val="left"/>
+      <w:pPr>
+        <w:tabs>
+          <w:tab w:val="num" w:pos="5029"/>
+        </w:tabs>
+        <w:ind w:left="5029" w:hanging="360"/>
+      </w:pPr>
+      <w:rPr>
+        <w:rFonts w:ascii="Wingdings" w:hAnsi="Wingdings" w:hint="default"/>
+        <w:sz w:val="20"/>
+      </w:rPr>
+    </w:lvl>
+    <w:lvl w:ilvl="6" w:tentative="1">
+      <w:start w:val="1"/>
+      <w:numFmt w:val="bullet"/>
+      <w:lvlText w:val=""/>
+      <w:lvlJc w:val="left"/>
+      <w:pPr>
+        <w:tabs>
+          <w:tab w:val="num" w:pos="5749"/>
+        </w:tabs>
+        <w:ind w:left="5749" w:hanging="360"/>
+      </w:pPr>
+      <w:rPr>
+        <w:rFonts w:ascii="Wingdings" w:hAnsi="Wingdings" w:hint="default"/>
+        <w:sz w:val="20"/>
+      </w:rPr>
+    </w:lvl>
+    <w:lvl w:ilvl="7" w:tentative="1">
+      <w:start w:val="1"/>
+      <w:numFmt w:val="bullet"/>
+      <w:lvlText w:val=""/>
+      <w:lvlJc w:val="left"/>
+      <w:pPr>
+        <w:tabs>
+          <w:tab w:val="num" w:pos="6469"/>
+        </w:tabs>
+        <w:ind w:left="6469" w:hanging="360"/>
+      </w:pPr>
+      <w:rPr>
+        <w:rFonts w:ascii="Wingdings" w:hAnsi="Wingdings" w:hint="default"/>
+        <w:sz w:val="20"/>
+      </w:rPr>
+    </w:lvl>
+    <w:lvl w:ilvl="8" w:tentative="1">
+      <w:start w:val="1"/>
+      <w:numFmt w:val="bullet"/>
+      <w:lvlText w:val=""/>
+      <w:lvlJc w:val="left"/>
+      <w:pPr>
+        <w:tabs>
+          <w:tab w:val="num" w:pos="7189"/>
+        </w:tabs>
+        <w:ind w:left="7189" w:hanging="360"/>
+      </w:pPr>
+      <w:rPr>
+        <w:rFonts w:ascii="Wingdings" w:hAnsi="Wingdings" w:hint="default"/>
+        <w:sz w:val="20"/>
+      </w:rPr>
+    </w:lvl>
+  </w:abstractNum>
+  <w:abstractNum w:abstractNumId="9" w15:restartNumberingAfterBreak="0">
     <w:nsid w:val="49423021"/>
     <w:multiLevelType w:val="hybridMultilevel"/>
     <w:tmpl w:val="5184CF54"/>
@@ -4857,7 +6217,296 @@
       </w:pPr>
     </w:lvl>
   </w:abstractNum>
-  <w:abstractNum w:abstractNumId="3" w15:restartNumberingAfterBreak="0">
+  <w:abstractNum w:abstractNumId="10" w15:restartNumberingAfterBreak="0">
+    <w:nsid w:val="57DB4228"/>
+    <w:multiLevelType w:val="hybridMultilevel"/>
+    <w:tmpl w:val="FEAA452A"/>
+    <w:lvl w:ilvl="0" w:tplc="59E2A36C">
+      <w:start w:val="1"/>
+      <w:numFmt w:val="decimal"/>
+      <w:lvlText w:val="%1."/>
+      <w:lvlJc w:val="left"/>
+      <w:pPr>
+        <w:ind w:left="1069" w:hanging="360"/>
+      </w:pPr>
+      <w:rPr>
+        <w:rFonts w:hint="default"/>
+        <w:b/>
+      </w:rPr>
+    </w:lvl>
+    <w:lvl w:ilvl="1" w:tplc="04190019" w:tentative="1">
+      <w:start w:val="1"/>
+      <w:numFmt w:val="lowerLetter"/>
+      <w:lvlText w:val="%2."/>
+      <w:lvlJc w:val="left"/>
+      <w:pPr>
+        <w:ind w:left="1789" w:hanging="360"/>
+      </w:pPr>
+    </w:lvl>
+    <w:lvl w:ilvl="2" w:tplc="0419001B" w:tentative="1">
+      <w:start w:val="1"/>
+      <w:numFmt w:val="lowerRoman"/>
+      <w:lvlText w:val="%3."/>
+      <w:lvlJc w:val="right"/>
+      <w:pPr>
+        <w:ind w:left="2509" w:hanging="180"/>
+      </w:pPr>
+    </w:lvl>
+    <w:lvl w:ilvl="3" w:tplc="0419000F" w:tentative="1">
+      <w:start w:val="1"/>
+      <w:numFmt w:val="decimal"/>
+      <w:lvlText w:val="%4."/>
+      <w:lvlJc w:val="left"/>
+      <w:pPr>
+        <w:ind w:left="3229" w:hanging="360"/>
+      </w:pPr>
+    </w:lvl>
+    <w:lvl w:ilvl="4" w:tplc="04190019" w:tentative="1">
+      <w:start w:val="1"/>
+      <w:numFmt w:val="lowerLetter"/>
+      <w:lvlText w:val="%5."/>
+      <w:lvlJc w:val="left"/>
+      <w:pPr>
+        <w:ind w:left="3949" w:hanging="360"/>
+      </w:pPr>
+    </w:lvl>
+    <w:lvl w:ilvl="5" w:tplc="0419001B" w:tentative="1">
+      <w:start w:val="1"/>
+      <w:numFmt w:val="lowerRoman"/>
+      <w:lvlText w:val="%6."/>
+      <w:lvlJc w:val="right"/>
+      <w:pPr>
+        <w:ind w:left="4669" w:hanging="180"/>
+      </w:pPr>
+    </w:lvl>
+    <w:lvl w:ilvl="6" w:tplc="0419000F" w:tentative="1">
+      <w:start w:val="1"/>
+      <w:numFmt w:val="decimal"/>
+      <w:lvlText w:val="%7."/>
+      <w:lvlJc w:val="left"/>
+      <w:pPr>
+        <w:ind w:left="5389" w:hanging="360"/>
+      </w:pPr>
+    </w:lvl>
+    <w:lvl w:ilvl="7" w:tplc="04190019" w:tentative="1">
+      <w:start w:val="1"/>
+      <w:numFmt w:val="lowerLetter"/>
+      <w:lvlText w:val="%8."/>
+      <w:lvlJc w:val="left"/>
+      <w:pPr>
+        <w:ind w:left="6109" w:hanging="360"/>
+      </w:pPr>
+    </w:lvl>
+    <w:lvl w:ilvl="8" w:tplc="0419001B" w:tentative="1">
+      <w:start w:val="1"/>
+      <w:numFmt w:val="lowerRoman"/>
+      <w:lvlText w:val="%9."/>
+      <w:lvlJc w:val="right"/>
+      <w:pPr>
+        <w:ind w:left="6829" w:hanging="180"/>
+      </w:pPr>
+    </w:lvl>
+  </w:abstractNum>
+  <w:abstractNum w:abstractNumId="11" w15:restartNumberingAfterBreak="0">
+    <w:nsid w:val="5C5E4CD0"/>
+    <w:multiLevelType w:val="hybridMultilevel"/>
+    <w:tmpl w:val="17488078"/>
+    <w:lvl w:ilvl="0" w:tplc="0419000F">
+      <w:start w:val="1"/>
+      <w:numFmt w:val="decimal"/>
+      <w:lvlText w:val="%1."/>
+      <w:lvlJc w:val="left"/>
+      <w:pPr>
+        <w:ind w:left="720" w:hanging="360"/>
+      </w:pPr>
+    </w:lvl>
+    <w:lvl w:ilvl="1" w:tplc="04190019">
+      <w:start w:val="1"/>
+      <w:numFmt w:val="lowerLetter"/>
+      <w:lvlText w:val="%2."/>
+      <w:lvlJc w:val="left"/>
+      <w:pPr>
+        <w:ind w:left="1440" w:hanging="360"/>
+      </w:pPr>
+    </w:lvl>
+    <w:lvl w:ilvl="2" w:tplc="0419001B" w:tentative="1">
+      <w:start w:val="1"/>
+      <w:numFmt w:val="lowerRoman"/>
+      <w:lvlText w:val="%3."/>
+      <w:lvlJc w:val="right"/>
+      <w:pPr>
+        <w:ind w:left="2160" w:hanging="180"/>
+      </w:pPr>
+    </w:lvl>
+    <w:lvl w:ilvl="3" w:tplc="0419000F" w:tentative="1">
+      <w:start w:val="1"/>
+      <w:numFmt w:val="decimal"/>
+      <w:lvlText w:val="%4."/>
+      <w:lvlJc w:val="left"/>
+      <w:pPr>
+        <w:ind w:left="2880" w:hanging="360"/>
+      </w:pPr>
+    </w:lvl>
+    <w:lvl w:ilvl="4" w:tplc="04190019" w:tentative="1">
+      <w:start w:val="1"/>
+      <w:numFmt w:val="lowerLetter"/>
+      <w:lvlText w:val="%5."/>
+      <w:lvlJc w:val="left"/>
+      <w:pPr>
+        <w:ind w:left="3600" w:hanging="360"/>
+      </w:pPr>
+    </w:lvl>
+    <w:lvl w:ilvl="5" w:tplc="0419001B" w:tentative="1">
+      <w:start w:val="1"/>
+      <w:numFmt w:val="lowerRoman"/>
+      <w:lvlText w:val="%6."/>
+      <w:lvlJc w:val="right"/>
+      <w:pPr>
+        <w:ind w:left="4320" w:hanging="180"/>
+      </w:pPr>
+    </w:lvl>
+    <w:lvl w:ilvl="6" w:tplc="0419000F" w:tentative="1">
+      <w:start w:val="1"/>
+      <w:numFmt w:val="decimal"/>
+      <w:lvlText w:val="%7."/>
+      <w:lvlJc w:val="left"/>
+      <w:pPr>
+        <w:ind w:left="5040" w:hanging="360"/>
+      </w:pPr>
+    </w:lvl>
+    <w:lvl w:ilvl="7" w:tplc="04190019" w:tentative="1">
+      <w:start w:val="1"/>
+      <w:numFmt w:val="lowerLetter"/>
+      <w:lvlText w:val="%8."/>
+      <w:lvlJc w:val="left"/>
+      <w:pPr>
+        <w:ind w:left="5760" w:hanging="360"/>
+      </w:pPr>
+    </w:lvl>
+    <w:lvl w:ilvl="8" w:tplc="0419001B" w:tentative="1">
+      <w:start w:val="1"/>
+      <w:numFmt w:val="lowerRoman"/>
+      <w:lvlText w:val="%9."/>
+      <w:lvlJc w:val="right"/>
+      <w:pPr>
+        <w:ind w:left="6480" w:hanging="180"/>
+      </w:pPr>
+    </w:lvl>
+  </w:abstractNum>
+  <w:abstractNum w:abstractNumId="12" w15:restartNumberingAfterBreak="0">
+    <w:nsid w:val="5D58341B"/>
+    <w:multiLevelType w:val="hybridMultilevel"/>
+    <w:tmpl w:val="351E2C28"/>
+    <w:lvl w:ilvl="0" w:tplc="04190001">
+      <w:start w:val="1"/>
+      <w:numFmt w:val="bullet"/>
+      <w:lvlText w:val=""/>
+      <w:lvlJc w:val="left"/>
+      <w:pPr>
+        <w:ind w:left="1080" w:hanging="360"/>
+      </w:pPr>
+      <w:rPr>
+        <w:rFonts w:ascii="Symbol" w:hAnsi="Symbol" w:hint="default"/>
+      </w:rPr>
+    </w:lvl>
+    <w:lvl w:ilvl="1" w:tplc="04190003" w:tentative="1">
+      <w:start w:val="1"/>
+      <w:numFmt w:val="bullet"/>
+      <w:lvlText w:val="o"/>
+      <w:lvlJc w:val="left"/>
+      <w:pPr>
+        <w:ind w:left="1800" w:hanging="360"/>
+      </w:pPr>
+      <w:rPr>
+        <w:rFonts w:ascii="Courier New" w:hAnsi="Courier New" w:cs="Courier New" w:hint="default"/>
+      </w:rPr>
+    </w:lvl>
+    <w:lvl w:ilvl="2" w:tplc="04190005" w:tentative="1">
+      <w:start w:val="1"/>
+      <w:numFmt w:val="bullet"/>
+      <w:lvlText w:val=""/>
+      <w:lvlJc w:val="left"/>
+      <w:pPr>
+        <w:ind w:left="2520" w:hanging="360"/>
+      </w:pPr>
+      <w:rPr>
+        <w:rFonts w:ascii="Wingdings" w:hAnsi="Wingdings" w:hint="default"/>
+      </w:rPr>
+    </w:lvl>
+    <w:lvl w:ilvl="3" w:tplc="04190001" w:tentative="1">
+      <w:start w:val="1"/>
+      <w:numFmt w:val="bullet"/>
+      <w:lvlText w:val=""/>
+      <w:lvlJc w:val="left"/>
+      <w:pPr>
+        <w:ind w:left="3240" w:hanging="360"/>
+      </w:pPr>
+      <w:rPr>
+        <w:rFonts w:ascii="Symbol" w:hAnsi="Symbol" w:hint="default"/>
+      </w:rPr>
+    </w:lvl>
+    <w:lvl w:ilvl="4" w:tplc="04190003" w:tentative="1">
+      <w:start w:val="1"/>
+      <w:numFmt w:val="bullet"/>
+      <w:lvlText w:val="o"/>
+      <w:lvlJc w:val="left"/>
+      <w:pPr>
+        <w:ind w:left="3960" w:hanging="360"/>
+      </w:pPr>
+      <w:rPr>
+        <w:rFonts w:ascii="Courier New" w:hAnsi="Courier New" w:cs="Courier New" w:hint="default"/>
+      </w:rPr>
+    </w:lvl>
+    <w:lvl w:ilvl="5" w:tplc="04190005" w:tentative="1">
+      <w:start w:val="1"/>
+      <w:numFmt w:val="bullet"/>
+      <w:lvlText w:val=""/>
+      <w:lvlJc w:val="left"/>
+      <w:pPr>
+        <w:ind w:left="4680" w:hanging="360"/>
+      </w:pPr>
+      <w:rPr>
+        <w:rFonts w:ascii="Wingdings" w:hAnsi="Wingdings" w:hint="default"/>
+      </w:rPr>
+    </w:lvl>
+    <w:lvl w:ilvl="6" w:tplc="04190001" w:tentative="1">
+      <w:start w:val="1"/>
+      <w:numFmt w:val="bullet"/>
+      <w:lvlText w:val=""/>
+      <w:lvlJc w:val="left"/>
+      <w:pPr>
+        <w:ind w:left="5400" w:hanging="360"/>
+      </w:pPr>
+      <w:rPr>
+        <w:rFonts w:ascii="Symbol" w:hAnsi="Symbol" w:hint="default"/>
+      </w:rPr>
+    </w:lvl>
+    <w:lvl w:ilvl="7" w:tplc="04190003" w:tentative="1">
+      <w:start w:val="1"/>
+      <w:numFmt w:val="bullet"/>
+      <w:lvlText w:val="o"/>
+      <w:lvlJc w:val="left"/>
+      <w:pPr>
+        <w:ind w:left="6120" w:hanging="360"/>
+      </w:pPr>
+      <w:rPr>
+        <w:rFonts w:ascii="Courier New" w:hAnsi="Courier New" w:cs="Courier New" w:hint="default"/>
+      </w:rPr>
+    </w:lvl>
+    <w:lvl w:ilvl="8" w:tplc="04190005" w:tentative="1">
+      <w:start w:val="1"/>
+      <w:numFmt w:val="bullet"/>
+      <w:lvlText w:val=""/>
+      <w:lvlJc w:val="left"/>
+      <w:pPr>
+        <w:ind w:left="6840" w:hanging="360"/>
+      </w:pPr>
+      <w:rPr>
+        <w:rFonts w:ascii="Wingdings" w:hAnsi="Wingdings" w:hint="default"/>
+      </w:rPr>
+    </w:lvl>
+  </w:abstractNum>
+  <w:abstractNum w:abstractNumId="13" w15:restartNumberingAfterBreak="0">
     <w:nsid w:val="5E437D30"/>
     <w:multiLevelType w:val="hybridMultilevel"/>
     <w:tmpl w:val="01B03E8A"/>
@@ -4943,17 +6592,799 @@
       </w:pPr>
     </w:lvl>
   </w:abstractNum>
+  <w:abstractNum w:abstractNumId="14" w15:restartNumberingAfterBreak="0">
+    <w:nsid w:val="5F242CDE"/>
+    <w:multiLevelType w:val="multilevel"/>
+    <w:tmpl w:val="06B6D946"/>
+    <w:lvl w:ilvl="0">
+      <w:start w:val="1"/>
+      <w:numFmt w:val="bullet"/>
+      <w:lvlText w:val=""/>
+      <w:lvlJc w:val="left"/>
+      <w:pPr>
+        <w:tabs>
+          <w:tab w:val="num" w:pos="1080"/>
+        </w:tabs>
+        <w:ind w:left="1080" w:hanging="360"/>
+      </w:pPr>
+      <w:rPr>
+        <w:rFonts w:ascii="Symbol" w:hAnsi="Symbol" w:hint="default"/>
+        <w:sz w:val="20"/>
+      </w:rPr>
+    </w:lvl>
+    <w:lvl w:ilvl="1" w:tentative="1">
+      <w:start w:val="1"/>
+      <w:numFmt w:val="bullet"/>
+      <w:lvlText w:val="o"/>
+      <w:lvlJc w:val="left"/>
+      <w:pPr>
+        <w:tabs>
+          <w:tab w:val="num" w:pos="1800"/>
+        </w:tabs>
+        <w:ind w:left="1800" w:hanging="360"/>
+      </w:pPr>
+      <w:rPr>
+        <w:rFonts w:ascii="Courier New" w:hAnsi="Courier New" w:hint="default"/>
+        <w:sz w:val="20"/>
+      </w:rPr>
+    </w:lvl>
+    <w:lvl w:ilvl="2" w:tentative="1">
+      <w:start w:val="1"/>
+      <w:numFmt w:val="bullet"/>
+      <w:lvlText w:val=""/>
+      <w:lvlJc w:val="left"/>
+      <w:pPr>
+        <w:tabs>
+          <w:tab w:val="num" w:pos="2520"/>
+        </w:tabs>
+        <w:ind w:left="2520" w:hanging="360"/>
+      </w:pPr>
+      <w:rPr>
+        <w:rFonts w:ascii="Wingdings" w:hAnsi="Wingdings" w:hint="default"/>
+        <w:sz w:val="20"/>
+      </w:rPr>
+    </w:lvl>
+    <w:lvl w:ilvl="3" w:tentative="1">
+      <w:start w:val="1"/>
+      <w:numFmt w:val="bullet"/>
+      <w:lvlText w:val=""/>
+      <w:lvlJc w:val="left"/>
+      <w:pPr>
+        <w:tabs>
+          <w:tab w:val="num" w:pos="3240"/>
+        </w:tabs>
+        <w:ind w:left="3240" w:hanging="360"/>
+      </w:pPr>
+      <w:rPr>
+        <w:rFonts w:ascii="Wingdings" w:hAnsi="Wingdings" w:hint="default"/>
+        <w:sz w:val="20"/>
+      </w:rPr>
+    </w:lvl>
+    <w:lvl w:ilvl="4" w:tentative="1">
+      <w:start w:val="1"/>
+      <w:numFmt w:val="bullet"/>
+      <w:lvlText w:val=""/>
+      <w:lvlJc w:val="left"/>
+      <w:pPr>
+        <w:tabs>
+          <w:tab w:val="num" w:pos="3960"/>
+        </w:tabs>
+        <w:ind w:left="3960" w:hanging="360"/>
+      </w:pPr>
+      <w:rPr>
+        <w:rFonts w:ascii="Wingdings" w:hAnsi="Wingdings" w:hint="default"/>
+        <w:sz w:val="20"/>
+      </w:rPr>
+    </w:lvl>
+    <w:lvl w:ilvl="5" w:tentative="1">
+      <w:start w:val="1"/>
+      <w:numFmt w:val="bullet"/>
+      <w:lvlText w:val=""/>
+      <w:lvlJc w:val="left"/>
+      <w:pPr>
+        <w:tabs>
+          <w:tab w:val="num" w:pos="4680"/>
+        </w:tabs>
+        <w:ind w:left="4680" w:hanging="360"/>
+      </w:pPr>
+      <w:rPr>
+        <w:rFonts w:ascii="Wingdings" w:hAnsi="Wingdings" w:hint="default"/>
+        <w:sz w:val="20"/>
+      </w:rPr>
+    </w:lvl>
+    <w:lvl w:ilvl="6" w:tentative="1">
+      <w:start w:val="1"/>
+      <w:numFmt w:val="bullet"/>
+      <w:lvlText w:val=""/>
+      <w:lvlJc w:val="left"/>
+      <w:pPr>
+        <w:tabs>
+          <w:tab w:val="num" w:pos="5400"/>
+        </w:tabs>
+        <w:ind w:left="5400" w:hanging="360"/>
+      </w:pPr>
+      <w:rPr>
+        <w:rFonts w:ascii="Wingdings" w:hAnsi="Wingdings" w:hint="default"/>
+        <w:sz w:val="20"/>
+      </w:rPr>
+    </w:lvl>
+    <w:lvl w:ilvl="7" w:tentative="1">
+      <w:start w:val="1"/>
+      <w:numFmt w:val="bullet"/>
+      <w:lvlText w:val=""/>
+      <w:lvlJc w:val="left"/>
+      <w:pPr>
+        <w:tabs>
+          <w:tab w:val="num" w:pos="6120"/>
+        </w:tabs>
+        <w:ind w:left="6120" w:hanging="360"/>
+      </w:pPr>
+      <w:rPr>
+        <w:rFonts w:ascii="Wingdings" w:hAnsi="Wingdings" w:hint="default"/>
+        <w:sz w:val="20"/>
+      </w:rPr>
+    </w:lvl>
+    <w:lvl w:ilvl="8" w:tentative="1">
+      <w:start w:val="1"/>
+      <w:numFmt w:val="bullet"/>
+      <w:lvlText w:val=""/>
+      <w:lvlJc w:val="left"/>
+      <w:pPr>
+        <w:tabs>
+          <w:tab w:val="num" w:pos="6840"/>
+        </w:tabs>
+        <w:ind w:left="6840" w:hanging="360"/>
+      </w:pPr>
+      <w:rPr>
+        <w:rFonts w:ascii="Wingdings" w:hAnsi="Wingdings" w:hint="default"/>
+        <w:sz w:val="20"/>
+      </w:rPr>
+    </w:lvl>
+  </w:abstractNum>
+  <w:abstractNum w:abstractNumId="15" w15:restartNumberingAfterBreak="0">
+    <w:nsid w:val="5F2C7450"/>
+    <w:multiLevelType w:val="hybridMultilevel"/>
+    <w:tmpl w:val="6A326040"/>
+    <w:lvl w:ilvl="0" w:tplc="116CB202">
+      <w:start w:val="1"/>
+      <w:numFmt w:val="decimal"/>
+      <w:lvlText w:val="%1."/>
+      <w:lvlJc w:val="left"/>
+      <w:pPr>
+        <w:ind w:left="1069" w:hanging="360"/>
+      </w:pPr>
+      <w:rPr>
+        <w:rFonts w:hint="default"/>
+      </w:rPr>
+    </w:lvl>
+    <w:lvl w:ilvl="1" w:tplc="04190019" w:tentative="1">
+      <w:start w:val="1"/>
+      <w:numFmt w:val="lowerLetter"/>
+      <w:lvlText w:val="%2."/>
+      <w:lvlJc w:val="left"/>
+      <w:pPr>
+        <w:ind w:left="1789" w:hanging="360"/>
+      </w:pPr>
+    </w:lvl>
+    <w:lvl w:ilvl="2" w:tplc="0419001B" w:tentative="1">
+      <w:start w:val="1"/>
+      <w:numFmt w:val="lowerRoman"/>
+      <w:lvlText w:val="%3."/>
+      <w:lvlJc w:val="right"/>
+      <w:pPr>
+        <w:ind w:left="2509" w:hanging="180"/>
+      </w:pPr>
+    </w:lvl>
+    <w:lvl w:ilvl="3" w:tplc="0419000F" w:tentative="1">
+      <w:start w:val="1"/>
+      <w:numFmt w:val="decimal"/>
+      <w:lvlText w:val="%4."/>
+      <w:lvlJc w:val="left"/>
+      <w:pPr>
+        <w:ind w:left="3229" w:hanging="360"/>
+      </w:pPr>
+    </w:lvl>
+    <w:lvl w:ilvl="4" w:tplc="04190019" w:tentative="1">
+      <w:start w:val="1"/>
+      <w:numFmt w:val="lowerLetter"/>
+      <w:lvlText w:val="%5."/>
+      <w:lvlJc w:val="left"/>
+      <w:pPr>
+        <w:ind w:left="3949" w:hanging="360"/>
+      </w:pPr>
+    </w:lvl>
+    <w:lvl w:ilvl="5" w:tplc="0419001B" w:tentative="1">
+      <w:start w:val="1"/>
+      <w:numFmt w:val="lowerRoman"/>
+      <w:lvlText w:val="%6."/>
+      <w:lvlJc w:val="right"/>
+      <w:pPr>
+        <w:ind w:left="4669" w:hanging="180"/>
+      </w:pPr>
+    </w:lvl>
+    <w:lvl w:ilvl="6" w:tplc="0419000F" w:tentative="1">
+      <w:start w:val="1"/>
+      <w:numFmt w:val="decimal"/>
+      <w:lvlText w:val="%7."/>
+      <w:lvlJc w:val="left"/>
+      <w:pPr>
+        <w:ind w:left="5389" w:hanging="360"/>
+      </w:pPr>
+    </w:lvl>
+    <w:lvl w:ilvl="7" w:tplc="04190019" w:tentative="1">
+      <w:start w:val="1"/>
+      <w:numFmt w:val="lowerLetter"/>
+      <w:lvlText w:val="%8."/>
+      <w:lvlJc w:val="left"/>
+      <w:pPr>
+        <w:ind w:left="6109" w:hanging="360"/>
+      </w:pPr>
+    </w:lvl>
+    <w:lvl w:ilvl="8" w:tplc="0419001B" w:tentative="1">
+      <w:start w:val="1"/>
+      <w:numFmt w:val="lowerRoman"/>
+      <w:lvlText w:val="%9."/>
+      <w:lvlJc w:val="right"/>
+      <w:pPr>
+        <w:ind w:left="6829" w:hanging="180"/>
+      </w:pPr>
+    </w:lvl>
+  </w:abstractNum>
+  <w:abstractNum w:abstractNumId="16" w15:restartNumberingAfterBreak="0">
+    <w:nsid w:val="660E662F"/>
+    <w:multiLevelType w:val="hybridMultilevel"/>
+    <w:tmpl w:val="B44C4416"/>
+    <w:lvl w:ilvl="0" w:tplc="64568B7A">
+      <w:start w:val="1"/>
+      <w:numFmt w:val="decimal"/>
+      <w:lvlText w:val="%1)"/>
+      <w:lvlJc w:val="left"/>
+      <w:pPr>
+        <w:ind w:left="1211" w:hanging="360"/>
+      </w:pPr>
+      <w:rPr>
+        <w:rFonts w:hint="default"/>
+      </w:rPr>
+    </w:lvl>
+    <w:lvl w:ilvl="1" w:tplc="04190019">
+      <w:start w:val="1"/>
+      <w:numFmt w:val="lowerLetter"/>
+      <w:lvlText w:val="%2."/>
+      <w:lvlJc w:val="left"/>
+      <w:pPr>
+        <w:ind w:left="1440" w:hanging="360"/>
+      </w:pPr>
+    </w:lvl>
+    <w:lvl w:ilvl="2" w:tplc="0419001B" w:tentative="1">
+      <w:start w:val="1"/>
+      <w:numFmt w:val="lowerRoman"/>
+      <w:lvlText w:val="%3."/>
+      <w:lvlJc w:val="right"/>
+      <w:pPr>
+        <w:ind w:left="2160" w:hanging="180"/>
+      </w:pPr>
+    </w:lvl>
+    <w:lvl w:ilvl="3" w:tplc="0419000F" w:tentative="1">
+      <w:start w:val="1"/>
+      <w:numFmt w:val="decimal"/>
+      <w:lvlText w:val="%4."/>
+      <w:lvlJc w:val="left"/>
+      <w:pPr>
+        <w:ind w:left="2880" w:hanging="360"/>
+      </w:pPr>
+    </w:lvl>
+    <w:lvl w:ilvl="4" w:tplc="04190019" w:tentative="1">
+      <w:start w:val="1"/>
+      <w:numFmt w:val="lowerLetter"/>
+      <w:lvlText w:val="%5."/>
+      <w:lvlJc w:val="left"/>
+      <w:pPr>
+        <w:ind w:left="3600" w:hanging="360"/>
+      </w:pPr>
+    </w:lvl>
+    <w:lvl w:ilvl="5" w:tplc="0419001B" w:tentative="1">
+      <w:start w:val="1"/>
+      <w:numFmt w:val="lowerRoman"/>
+      <w:lvlText w:val="%6."/>
+      <w:lvlJc w:val="right"/>
+      <w:pPr>
+        <w:ind w:left="4320" w:hanging="180"/>
+      </w:pPr>
+    </w:lvl>
+    <w:lvl w:ilvl="6" w:tplc="0419000F" w:tentative="1">
+      <w:start w:val="1"/>
+      <w:numFmt w:val="decimal"/>
+      <w:lvlText w:val="%7."/>
+      <w:lvlJc w:val="left"/>
+      <w:pPr>
+        <w:ind w:left="5040" w:hanging="360"/>
+      </w:pPr>
+    </w:lvl>
+    <w:lvl w:ilvl="7" w:tplc="04190019" w:tentative="1">
+      <w:start w:val="1"/>
+      <w:numFmt w:val="lowerLetter"/>
+      <w:lvlText w:val="%8."/>
+      <w:lvlJc w:val="left"/>
+      <w:pPr>
+        <w:ind w:left="5760" w:hanging="360"/>
+      </w:pPr>
+    </w:lvl>
+    <w:lvl w:ilvl="8" w:tplc="0419001B" w:tentative="1">
+      <w:start w:val="1"/>
+      <w:numFmt w:val="lowerRoman"/>
+      <w:lvlText w:val="%9."/>
+      <w:lvlJc w:val="right"/>
+      <w:pPr>
+        <w:ind w:left="6480" w:hanging="180"/>
+      </w:pPr>
+    </w:lvl>
+  </w:abstractNum>
+  <w:abstractNum w:abstractNumId="17" w15:restartNumberingAfterBreak="0">
+    <w:nsid w:val="66C8662A"/>
+    <w:multiLevelType w:val="hybridMultilevel"/>
+    <w:tmpl w:val="1D98C9F4"/>
+    <w:lvl w:ilvl="0" w:tplc="04190001">
+      <w:start w:val="1"/>
+      <w:numFmt w:val="bullet"/>
+      <w:lvlText w:val=""/>
+      <w:lvlJc w:val="left"/>
+      <w:pPr>
+        <w:ind w:left="1080" w:hanging="360"/>
+      </w:pPr>
+      <w:rPr>
+        <w:rFonts w:ascii="Symbol" w:hAnsi="Symbol" w:hint="default"/>
+      </w:rPr>
+    </w:lvl>
+    <w:lvl w:ilvl="1" w:tplc="FFFFFFFF" w:tentative="1">
+      <w:start w:val="1"/>
+      <w:numFmt w:val="lowerLetter"/>
+      <w:lvlText w:val="%2."/>
+      <w:lvlJc w:val="left"/>
+      <w:pPr>
+        <w:ind w:left="1800" w:hanging="360"/>
+      </w:pPr>
+    </w:lvl>
+    <w:lvl w:ilvl="2" w:tplc="FFFFFFFF" w:tentative="1">
+      <w:start w:val="1"/>
+      <w:numFmt w:val="lowerRoman"/>
+      <w:lvlText w:val="%3."/>
+      <w:lvlJc w:val="right"/>
+      <w:pPr>
+        <w:ind w:left="2520" w:hanging="180"/>
+      </w:pPr>
+    </w:lvl>
+    <w:lvl w:ilvl="3" w:tplc="FFFFFFFF" w:tentative="1">
+      <w:start w:val="1"/>
+      <w:numFmt w:val="decimal"/>
+      <w:lvlText w:val="%4."/>
+      <w:lvlJc w:val="left"/>
+      <w:pPr>
+        <w:ind w:left="3240" w:hanging="360"/>
+      </w:pPr>
+    </w:lvl>
+    <w:lvl w:ilvl="4" w:tplc="FFFFFFFF" w:tentative="1">
+      <w:start w:val="1"/>
+      <w:numFmt w:val="lowerLetter"/>
+      <w:lvlText w:val="%5."/>
+      <w:lvlJc w:val="left"/>
+      <w:pPr>
+        <w:ind w:left="3960" w:hanging="360"/>
+      </w:pPr>
+    </w:lvl>
+    <w:lvl w:ilvl="5" w:tplc="FFFFFFFF" w:tentative="1">
+      <w:start w:val="1"/>
+      <w:numFmt w:val="lowerRoman"/>
+      <w:lvlText w:val="%6."/>
+      <w:lvlJc w:val="right"/>
+      <w:pPr>
+        <w:ind w:left="4680" w:hanging="180"/>
+      </w:pPr>
+    </w:lvl>
+    <w:lvl w:ilvl="6" w:tplc="FFFFFFFF" w:tentative="1">
+      <w:start w:val="1"/>
+      <w:numFmt w:val="decimal"/>
+      <w:lvlText w:val="%7."/>
+      <w:lvlJc w:val="left"/>
+      <w:pPr>
+        <w:ind w:left="5400" w:hanging="360"/>
+      </w:pPr>
+    </w:lvl>
+    <w:lvl w:ilvl="7" w:tplc="FFFFFFFF" w:tentative="1">
+      <w:start w:val="1"/>
+      <w:numFmt w:val="lowerLetter"/>
+      <w:lvlText w:val="%8."/>
+      <w:lvlJc w:val="left"/>
+      <w:pPr>
+        <w:ind w:left="6120" w:hanging="360"/>
+      </w:pPr>
+    </w:lvl>
+    <w:lvl w:ilvl="8" w:tplc="FFFFFFFF" w:tentative="1">
+      <w:start w:val="1"/>
+      <w:numFmt w:val="lowerRoman"/>
+      <w:lvlText w:val="%9."/>
+      <w:lvlJc w:val="right"/>
+      <w:pPr>
+        <w:ind w:left="6840" w:hanging="180"/>
+      </w:pPr>
+    </w:lvl>
+  </w:abstractNum>
+  <w:abstractNum w:abstractNumId="18" w15:restartNumberingAfterBreak="0">
+    <w:nsid w:val="73EB3D72"/>
+    <w:multiLevelType w:val="hybridMultilevel"/>
+    <w:tmpl w:val="F49CB7FA"/>
+    <w:lvl w:ilvl="0" w:tplc="04190001">
+      <w:start w:val="1"/>
+      <w:numFmt w:val="bullet"/>
+      <w:lvlText w:val=""/>
+      <w:lvlJc w:val="left"/>
+      <w:pPr>
+        <w:ind w:left="1080" w:hanging="360"/>
+      </w:pPr>
+      <w:rPr>
+        <w:rFonts w:ascii="Symbol" w:hAnsi="Symbol" w:hint="default"/>
+      </w:rPr>
+    </w:lvl>
+    <w:lvl w:ilvl="1" w:tplc="04190003" w:tentative="1">
+      <w:start w:val="1"/>
+      <w:numFmt w:val="bullet"/>
+      <w:lvlText w:val="o"/>
+      <w:lvlJc w:val="left"/>
+      <w:pPr>
+        <w:ind w:left="1800" w:hanging="360"/>
+      </w:pPr>
+      <w:rPr>
+        <w:rFonts w:ascii="Courier New" w:hAnsi="Courier New" w:cs="Courier New" w:hint="default"/>
+      </w:rPr>
+    </w:lvl>
+    <w:lvl w:ilvl="2" w:tplc="04190005" w:tentative="1">
+      <w:start w:val="1"/>
+      <w:numFmt w:val="bullet"/>
+      <w:lvlText w:val=""/>
+      <w:lvlJc w:val="left"/>
+      <w:pPr>
+        <w:ind w:left="2520" w:hanging="360"/>
+      </w:pPr>
+      <w:rPr>
+        <w:rFonts w:ascii="Wingdings" w:hAnsi="Wingdings" w:hint="default"/>
+      </w:rPr>
+    </w:lvl>
+    <w:lvl w:ilvl="3" w:tplc="04190001" w:tentative="1">
+      <w:start w:val="1"/>
+      <w:numFmt w:val="bullet"/>
+      <w:lvlText w:val=""/>
+      <w:lvlJc w:val="left"/>
+      <w:pPr>
+        <w:ind w:left="3240" w:hanging="360"/>
+      </w:pPr>
+      <w:rPr>
+        <w:rFonts w:ascii="Symbol" w:hAnsi="Symbol" w:hint="default"/>
+      </w:rPr>
+    </w:lvl>
+    <w:lvl w:ilvl="4" w:tplc="04190003" w:tentative="1">
+      <w:start w:val="1"/>
+      <w:numFmt w:val="bullet"/>
+      <w:lvlText w:val="o"/>
+      <w:lvlJc w:val="left"/>
+      <w:pPr>
+        <w:ind w:left="3960" w:hanging="360"/>
+      </w:pPr>
+      <w:rPr>
+        <w:rFonts w:ascii="Courier New" w:hAnsi="Courier New" w:cs="Courier New" w:hint="default"/>
+      </w:rPr>
+    </w:lvl>
+    <w:lvl w:ilvl="5" w:tplc="04190005" w:tentative="1">
+      <w:start w:val="1"/>
+      <w:numFmt w:val="bullet"/>
+      <w:lvlText w:val=""/>
+      <w:lvlJc w:val="left"/>
+      <w:pPr>
+        <w:ind w:left="4680" w:hanging="360"/>
+      </w:pPr>
+      <w:rPr>
+        <w:rFonts w:ascii="Wingdings" w:hAnsi="Wingdings" w:hint="default"/>
+      </w:rPr>
+    </w:lvl>
+    <w:lvl w:ilvl="6" w:tplc="04190001" w:tentative="1">
+      <w:start w:val="1"/>
+      <w:numFmt w:val="bullet"/>
+      <w:lvlText w:val=""/>
+      <w:lvlJc w:val="left"/>
+      <w:pPr>
+        <w:ind w:left="5400" w:hanging="360"/>
+      </w:pPr>
+      <w:rPr>
+        <w:rFonts w:ascii="Symbol" w:hAnsi="Symbol" w:hint="default"/>
+      </w:rPr>
+    </w:lvl>
+    <w:lvl w:ilvl="7" w:tplc="04190003" w:tentative="1">
+      <w:start w:val="1"/>
+      <w:numFmt w:val="bullet"/>
+      <w:lvlText w:val="o"/>
+      <w:lvlJc w:val="left"/>
+      <w:pPr>
+        <w:ind w:left="6120" w:hanging="360"/>
+      </w:pPr>
+      <w:rPr>
+        <w:rFonts w:ascii="Courier New" w:hAnsi="Courier New" w:cs="Courier New" w:hint="default"/>
+      </w:rPr>
+    </w:lvl>
+    <w:lvl w:ilvl="8" w:tplc="04190005" w:tentative="1">
+      <w:start w:val="1"/>
+      <w:numFmt w:val="bullet"/>
+      <w:lvlText w:val=""/>
+      <w:lvlJc w:val="left"/>
+      <w:pPr>
+        <w:ind w:left="6840" w:hanging="360"/>
+      </w:pPr>
+      <w:rPr>
+        <w:rFonts w:ascii="Wingdings" w:hAnsi="Wingdings" w:hint="default"/>
+      </w:rPr>
+    </w:lvl>
+  </w:abstractNum>
+  <w:abstractNum w:abstractNumId="19" w15:restartNumberingAfterBreak="0">
+    <w:nsid w:val="7BCC1059"/>
+    <w:multiLevelType w:val="hybridMultilevel"/>
+    <w:tmpl w:val="AF946E5A"/>
+    <w:lvl w:ilvl="0" w:tplc="64568B7A">
+      <w:start w:val="1"/>
+      <w:numFmt w:val="decimal"/>
+      <w:lvlText w:val="%1)"/>
+      <w:lvlJc w:val="left"/>
+      <w:pPr>
+        <w:ind w:left="1211" w:hanging="360"/>
+      </w:pPr>
+      <w:rPr>
+        <w:rFonts w:hint="default"/>
+      </w:rPr>
+    </w:lvl>
+    <w:lvl w:ilvl="1" w:tplc="04190019">
+      <w:start w:val="1"/>
+      <w:numFmt w:val="lowerLetter"/>
+      <w:lvlText w:val="%2."/>
+      <w:lvlJc w:val="left"/>
+      <w:pPr>
+        <w:ind w:left="1440" w:hanging="360"/>
+      </w:pPr>
+    </w:lvl>
+    <w:lvl w:ilvl="2" w:tplc="0419001B" w:tentative="1">
+      <w:start w:val="1"/>
+      <w:numFmt w:val="lowerRoman"/>
+      <w:lvlText w:val="%3."/>
+      <w:lvlJc w:val="right"/>
+      <w:pPr>
+        <w:ind w:left="2160" w:hanging="180"/>
+      </w:pPr>
+    </w:lvl>
+    <w:lvl w:ilvl="3" w:tplc="0419000F" w:tentative="1">
+      <w:start w:val="1"/>
+      <w:numFmt w:val="decimal"/>
+      <w:lvlText w:val="%4."/>
+      <w:lvlJc w:val="left"/>
+      <w:pPr>
+        <w:ind w:left="2880" w:hanging="360"/>
+      </w:pPr>
+    </w:lvl>
+    <w:lvl w:ilvl="4" w:tplc="04190019" w:tentative="1">
+      <w:start w:val="1"/>
+      <w:numFmt w:val="lowerLetter"/>
+      <w:lvlText w:val="%5."/>
+      <w:lvlJc w:val="left"/>
+      <w:pPr>
+        <w:ind w:left="3600" w:hanging="360"/>
+      </w:pPr>
+    </w:lvl>
+    <w:lvl w:ilvl="5" w:tplc="0419001B" w:tentative="1">
+      <w:start w:val="1"/>
+      <w:numFmt w:val="lowerRoman"/>
+      <w:lvlText w:val="%6."/>
+      <w:lvlJc w:val="right"/>
+      <w:pPr>
+        <w:ind w:left="4320" w:hanging="180"/>
+      </w:pPr>
+    </w:lvl>
+    <w:lvl w:ilvl="6" w:tplc="0419000F" w:tentative="1">
+      <w:start w:val="1"/>
+      <w:numFmt w:val="decimal"/>
+      <w:lvlText w:val="%7."/>
+      <w:lvlJc w:val="left"/>
+      <w:pPr>
+        <w:ind w:left="5040" w:hanging="360"/>
+      </w:pPr>
+    </w:lvl>
+    <w:lvl w:ilvl="7" w:tplc="04190019" w:tentative="1">
+      <w:start w:val="1"/>
+      <w:numFmt w:val="lowerLetter"/>
+      <w:lvlText w:val="%8."/>
+      <w:lvlJc w:val="left"/>
+      <w:pPr>
+        <w:ind w:left="5760" w:hanging="360"/>
+      </w:pPr>
+    </w:lvl>
+    <w:lvl w:ilvl="8" w:tplc="0419001B" w:tentative="1">
+      <w:start w:val="1"/>
+      <w:numFmt w:val="lowerRoman"/>
+      <w:lvlText w:val="%9."/>
+      <w:lvlJc w:val="right"/>
+      <w:pPr>
+        <w:ind w:left="6480" w:hanging="180"/>
+      </w:pPr>
+    </w:lvl>
+  </w:abstractNum>
+  <w:abstractNum w:abstractNumId="20" w15:restartNumberingAfterBreak="0">
+    <w:nsid w:val="7CEB26C5"/>
+    <w:multiLevelType w:val="hybridMultilevel"/>
+    <w:tmpl w:val="214A740A"/>
+    <w:lvl w:ilvl="0" w:tplc="04190001">
+      <w:start w:val="1"/>
+      <w:numFmt w:val="bullet"/>
+      <w:lvlText w:val=""/>
+      <w:lvlJc w:val="left"/>
+      <w:pPr>
+        <w:ind w:left="1080" w:hanging="360"/>
+      </w:pPr>
+      <w:rPr>
+        <w:rFonts w:ascii="Symbol" w:hAnsi="Symbol" w:hint="default"/>
+      </w:rPr>
+    </w:lvl>
+    <w:lvl w:ilvl="1" w:tplc="04190003" w:tentative="1">
+      <w:start w:val="1"/>
+      <w:numFmt w:val="bullet"/>
+      <w:lvlText w:val="o"/>
+      <w:lvlJc w:val="left"/>
+      <w:pPr>
+        <w:ind w:left="1800" w:hanging="360"/>
+      </w:pPr>
+      <w:rPr>
+        <w:rFonts w:ascii="Courier New" w:hAnsi="Courier New" w:cs="Courier New" w:hint="default"/>
+      </w:rPr>
+    </w:lvl>
+    <w:lvl w:ilvl="2" w:tplc="04190005" w:tentative="1">
+      <w:start w:val="1"/>
+      <w:numFmt w:val="bullet"/>
+      <w:lvlText w:val=""/>
+      <w:lvlJc w:val="left"/>
+      <w:pPr>
+        <w:ind w:left="2520" w:hanging="360"/>
+      </w:pPr>
+      <w:rPr>
+        <w:rFonts w:ascii="Wingdings" w:hAnsi="Wingdings" w:hint="default"/>
+      </w:rPr>
+    </w:lvl>
+    <w:lvl w:ilvl="3" w:tplc="04190001" w:tentative="1">
+      <w:start w:val="1"/>
+      <w:numFmt w:val="bullet"/>
+      <w:lvlText w:val=""/>
+      <w:lvlJc w:val="left"/>
+      <w:pPr>
+        <w:ind w:left="3240" w:hanging="360"/>
+      </w:pPr>
+      <w:rPr>
+        <w:rFonts w:ascii="Symbol" w:hAnsi="Symbol" w:hint="default"/>
+      </w:rPr>
+    </w:lvl>
+    <w:lvl w:ilvl="4" w:tplc="04190003" w:tentative="1">
+      <w:start w:val="1"/>
+      <w:numFmt w:val="bullet"/>
+      <w:lvlText w:val="o"/>
+      <w:lvlJc w:val="left"/>
+      <w:pPr>
+        <w:ind w:left="3960" w:hanging="360"/>
+      </w:pPr>
+      <w:rPr>
+        <w:rFonts w:ascii="Courier New" w:hAnsi="Courier New" w:cs="Courier New" w:hint="default"/>
+      </w:rPr>
+    </w:lvl>
+    <w:lvl w:ilvl="5" w:tplc="04190005" w:tentative="1">
+      <w:start w:val="1"/>
+      <w:numFmt w:val="bullet"/>
+      <w:lvlText w:val=""/>
+      <w:lvlJc w:val="left"/>
+      <w:pPr>
+        <w:ind w:left="4680" w:hanging="360"/>
+      </w:pPr>
+      <w:rPr>
+        <w:rFonts w:ascii="Wingdings" w:hAnsi="Wingdings" w:hint="default"/>
+      </w:rPr>
+    </w:lvl>
+    <w:lvl w:ilvl="6" w:tplc="04190001" w:tentative="1">
+      <w:start w:val="1"/>
+      <w:numFmt w:val="bullet"/>
+      <w:lvlText w:val=""/>
+      <w:lvlJc w:val="left"/>
+      <w:pPr>
+        <w:ind w:left="5400" w:hanging="360"/>
+      </w:pPr>
+      <w:rPr>
+        <w:rFonts w:ascii="Symbol" w:hAnsi="Symbol" w:hint="default"/>
+      </w:rPr>
+    </w:lvl>
+    <w:lvl w:ilvl="7" w:tplc="04190003" w:tentative="1">
+      <w:start w:val="1"/>
+      <w:numFmt w:val="bullet"/>
+      <w:lvlText w:val="o"/>
+      <w:lvlJc w:val="left"/>
+      <w:pPr>
+        <w:ind w:left="6120" w:hanging="360"/>
+      </w:pPr>
+      <w:rPr>
+        <w:rFonts w:ascii="Courier New" w:hAnsi="Courier New" w:cs="Courier New" w:hint="default"/>
+      </w:rPr>
+    </w:lvl>
+    <w:lvl w:ilvl="8" w:tplc="04190005" w:tentative="1">
+      <w:start w:val="1"/>
+      <w:numFmt w:val="bullet"/>
+      <w:lvlText w:val=""/>
+      <w:lvlJc w:val="left"/>
+      <w:pPr>
+        <w:ind w:left="6840" w:hanging="360"/>
+      </w:pPr>
+      <w:rPr>
+        <w:rFonts w:ascii="Wingdings" w:hAnsi="Wingdings" w:hint="default"/>
+      </w:rPr>
+    </w:lvl>
+  </w:abstractNum>
   <w:num w:numId="1" w16cid:durableId="2101102708">
+    <w:abstractNumId w:val="1"/>
+  </w:num>
+  <w:num w:numId="2" w16cid:durableId="649359763">
+    <w:abstractNumId w:val="3"/>
+  </w:num>
+  <w:num w:numId="3" w16cid:durableId="344866922">
+    <w:abstractNumId w:val="13"/>
+  </w:num>
+  <w:num w:numId="4" w16cid:durableId="550265216">
+    <w:abstractNumId w:val="9"/>
+  </w:num>
+  <w:num w:numId="5" w16cid:durableId="834076800">
+    <w:abstractNumId w:val="4"/>
+  </w:num>
+  <w:num w:numId="6" w16cid:durableId="123895261">
+    <w:abstractNumId w:val="14"/>
+  </w:num>
+  <w:num w:numId="7" w16cid:durableId="85032749">
+    <w:abstractNumId w:val="8"/>
+  </w:num>
+  <w:num w:numId="8" w16cid:durableId="1144197048">
+    <w:abstractNumId w:val="7"/>
+  </w:num>
+  <w:num w:numId="9" w16cid:durableId="264071148">
+    <w:abstractNumId w:val="6"/>
+  </w:num>
+  <w:num w:numId="10" w16cid:durableId="762074618">
+    <w:abstractNumId w:val="10"/>
+  </w:num>
+  <w:num w:numId="11" w16cid:durableId="1138378782">
+    <w:abstractNumId w:val="16"/>
+  </w:num>
+  <w:num w:numId="12" w16cid:durableId="854462535">
+    <w:abstractNumId w:val="5"/>
+  </w:num>
+  <w:num w:numId="13" w16cid:durableId="986936614">
+    <w:abstractNumId w:val="19"/>
+  </w:num>
+  <w:num w:numId="14" w16cid:durableId="1636838094">
+    <w:abstractNumId w:val="11"/>
+  </w:num>
+  <w:num w:numId="15" w16cid:durableId="1338995766">
+    <w:abstractNumId w:val="15"/>
+  </w:num>
+  <w:num w:numId="16" w16cid:durableId="1543056577">
+    <w:abstractNumId w:val="2"/>
+  </w:num>
+  <w:num w:numId="17" w16cid:durableId="2061707399">
+    <w:abstractNumId w:val="18"/>
+  </w:num>
+  <w:num w:numId="18" w16cid:durableId="1196693241">
+    <w:abstractNumId w:val="20"/>
+  </w:num>
+  <w:num w:numId="19" w16cid:durableId="1303190320">
     <w:abstractNumId w:val="0"/>
   </w:num>
-  <w:num w:numId="2" w16cid:durableId="649359763">
-    <w:abstractNumId w:val="1"/>
+  <w:num w:numId="20" w16cid:durableId="1931160617">
+    <w:abstractNumId w:val="12"/>
   </w:num>
-  <w:num w:numId="3" w16cid:durableId="344866922">
-    <w:abstractNumId w:val="3"/>
-  </w:num>
-  <w:num w:numId="4" w16cid:durableId="550265216">
-    <w:abstractNumId w:val="2"/>
+  <w:num w:numId="21" w16cid:durableId="691541466">
+    <w:abstractNumId w:val="17"/>
   </w:num>
 </w:numbering>
 </file>
@@ -5358,7 +7789,7 @@
   <w:style w:type="paragraph" w:default="1" w:styleId="a">
     <w:name w:val="Normal"/>
     <w:qFormat/>
-    <w:rsid w:val="00826A69"/>
+    <w:rsid w:val="0040618F"/>
     <w:pPr>
       <w:spacing w:after="0" w:line="240" w:lineRule="auto"/>
       <w:ind w:firstLine="709"/>
@@ -5975,9 +8406,10 @@
     <w:uiPriority w:val="35"/>
     <w:unhideWhenUsed/>
     <w:qFormat/>
-    <w:rsid w:val="00CC4818"/>
+    <w:rsid w:val="00C845C5"/>
     <w:pPr>
       <w:spacing w:after="200"/>
+      <w:ind w:firstLine="0"/>
       <w:jc w:val="center"/>
     </w:pPr>
     <w:rPr>
@@ -6016,2588 +8448,6 @@
     </w:rPr>
   </w:style>
 </w:styles>
-</file>
-
-<file path=word/charts/chart1.xml><?xml version="1.0" encoding="utf-8"?>
-<c:chartSpace xmlns:c="http://schemas.openxmlformats.org/drawingml/2006/chart" xmlns:a="http://schemas.openxmlformats.org/drawingml/2006/main" xmlns:r="http://schemas.openxmlformats.org/officeDocument/2006/relationships" xmlns:c16r2="http://schemas.microsoft.com/office/drawing/2015/06/chart">
-  <c:date1904 val="0"/>
-  <c:lang val="ru-RU"/>
-  <c:roundedCorners val="0"/>
-  <mc:AlternateContent xmlns:mc="http://schemas.openxmlformats.org/markup-compatibility/2006">
-    <mc:Choice xmlns:c14="http://schemas.microsoft.com/office/drawing/2007/8/2/chart" Requires="c14">
-      <c14:style val="102"/>
-    </mc:Choice>
-    <mc:Fallback>
-      <c:style val="2"/>
-    </mc:Fallback>
-  </mc:AlternateContent>
-  <c:chart>
-    <c:title>
-      <c:tx>
-        <c:rich>
-          <a:bodyPr rot="0" spcFirstLastPara="1" vertOverflow="ellipsis" vert="horz" wrap="square" anchor="ctr" anchorCtr="1"/>
-          <a:lstStyle/>
-          <a:p>
-            <a:pPr>
-              <a:defRPr sz="1400" b="0" i="0" u="none" strike="noStrike" kern="1200" spc="0" baseline="0">
-                <a:solidFill>
-                  <a:schemeClr val="tx1">
-                    <a:lumMod val="65000"/>
-                    <a:lumOff val="35000"/>
-                  </a:schemeClr>
-                </a:solidFill>
-                <a:latin typeface="+mn-lt"/>
-                <a:ea typeface="+mn-ea"/>
-                <a:cs typeface="+mn-cs"/>
-              </a:defRPr>
-            </a:pPr>
-            <a:r>
-              <a:rPr lang="ru-RU"/>
-              <a:t>Прямое слияние</a:t>
-            </a:r>
-            <a:endParaRPr lang="ru-RU" baseline="0"/>
-          </a:p>
-        </c:rich>
-      </c:tx>
-      <c:overlay val="0"/>
-      <c:spPr>
-        <a:noFill/>
-        <a:ln>
-          <a:noFill/>
-        </a:ln>
-        <a:effectLst/>
-      </c:spPr>
-      <c:txPr>
-        <a:bodyPr rot="0" spcFirstLastPara="1" vertOverflow="ellipsis" vert="horz" wrap="square" anchor="ctr" anchorCtr="1"/>
-        <a:lstStyle/>
-        <a:p>
-          <a:pPr>
-            <a:defRPr sz="1400" b="0" i="0" u="none" strike="noStrike" kern="1200" spc="0" baseline="0">
-              <a:solidFill>
-                <a:schemeClr val="tx1">
-                  <a:lumMod val="65000"/>
-                  <a:lumOff val="35000"/>
-                </a:schemeClr>
-              </a:solidFill>
-              <a:latin typeface="+mn-lt"/>
-              <a:ea typeface="+mn-ea"/>
-              <a:cs typeface="+mn-cs"/>
-            </a:defRPr>
-          </a:pPr>
-          <a:endParaRPr lang="ru-RU"/>
-        </a:p>
-      </c:txPr>
-    </c:title>
-    <c:autoTitleDeleted val="0"/>
-    <c:plotArea>
-      <c:layout/>
-      <c:lineChart>
-        <c:grouping val="standard"/>
-        <c:varyColors val="0"/>
-        <c:ser>
-          <c:idx val="3"/>
-          <c:order val="0"/>
-          <c:tx>
-            <c:strRef>
-              <c:f>Лист1!$B$2</c:f>
-              <c:strCache>
-                <c:ptCount val="1"/>
-                <c:pt idx="0">
-                  <c:v>Случайные значения</c:v>
-                </c:pt>
-              </c:strCache>
-            </c:strRef>
-          </c:tx>
-          <c:spPr>
-            <a:ln w="28575" cap="rnd">
-              <a:solidFill>
-                <a:schemeClr val="accent4"/>
-              </a:solidFill>
-              <a:round/>
-            </a:ln>
-            <a:effectLst/>
-          </c:spPr>
-          <c:marker>
-            <c:symbol val="circle"/>
-            <c:size val="5"/>
-            <c:spPr>
-              <a:solidFill>
-                <a:schemeClr val="accent4"/>
-              </a:solidFill>
-              <a:ln w="9525">
-                <a:solidFill>
-                  <a:schemeClr val="accent4"/>
-                </a:solidFill>
-              </a:ln>
-              <a:effectLst/>
-            </c:spPr>
-          </c:marker>
-          <c:val>
-            <c:numRef>
-              <c:f>Лист1!$B$3:$B$22</c:f>
-              <c:numCache>
-                <c:formatCode>0.000</c:formatCode>
-                <c:ptCount val="20"/>
-                <c:pt idx="0">
-                  <c:v>292</c:v>
-                </c:pt>
-                <c:pt idx="1">
-                  <c:v>312</c:v>
-                </c:pt>
-                <c:pt idx="2">
-                  <c:v>364</c:v>
-                </c:pt>
-                <c:pt idx="3">
-                  <c:v>460</c:v>
-                </c:pt>
-                <c:pt idx="4">
-                  <c:v>472</c:v>
-                </c:pt>
-                <c:pt idx="5">
-                  <c:v>494</c:v>
-                </c:pt>
-                <c:pt idx="6">
-                  <c:v>498</c:v>
-                </c:pt>
-                <c:pt idx="7">
-                  <c:v>478</c:v>
-                </c:pt>
-                <c:pt idx="8">
-                  <c:v>568</c:v>
-                </c:pt>
-                <c:pt idx="9">
-                  <c:v>506</c:v>
-                </c:pt>
-                <c:pt idx="10">
-                  <c:v>568</c:v>
-                </c:pt>
-                <c:pt idx="11">
-                  <c:v>602</c:v>
-                </c:pt>
-                <c:pt idx="12">
-                  <c:v>576</c:v>
-                </c:pt>
-                <c:pt idx="13">
-                  <c:v>567</c:v>
-                </c:pt>
-                <c:pt idx="14">
-                  <c:v>600</c:v>
-                </c:pt>
-                <c:pt idx="15">
-                  <c:v>533</c:v>
-                </c:pt>
-                <c:pt idx="16">
-                  <c:v>676</c:v>
-                </c:pt>
-                <c:pt idx="17">
-                  <c:v>1106</c:v>
-                </c:pt>
-                <c:pt idx="18">
-                  <c:v>877</c:v>
-                </c:pt>
-                <c:pt idx="19">
-                  <c:v>721</c:v>
-                </c:pt>
-              </c:numCache>
-            </c:numRef>
-          </c:val>
-          <c:smooth val="0"/>
-          <c:extLst>
-            <c:ext xmlns:c16="http://schemas.microsoft.com/office/drawing/2014/chart" uri="{C3380CC4-5D6E-409C-BE32-E72D297353CC}">
-              <c16:uniqueId val="{00000000-AD47-47CE-857D-3F0145FCF918}"/>
-            </c:ext>
-          </c:extLst>
-        </c:ser>
-        <c:ser>
-          <c:idx val="0"/>
-          <c:order val="1"/>
-          <c:tx>
-            <c:strRef>
-              <c:f>Лист1!$C$2</c:f>
-              <c:strCache>
-                <c:ptCount val="1"/>
-                <c:pt idx="0">
-                  <c:v>Упорядоченная последовательность</c:v>
-                </c:pt>
-              </c:strCache>
-            </c:strRef>
-          </c:tx>
-          <c:spPr>
-            <a:ln w="28575" cap="rnd">
-              <a:solidFill>
-                <a:schemeClr val="accent1"/>
-              </a:solidFill>
-              <a:round/>
-            </a:ln>
-            <a:effectLst/>
-          </c:spPr>
-          <c:marker>
-            <c:symbol val="circle"/>
-            <c:size val="5"/>
-            <c:spPr>
-              <a:solidFill>
-                <a:schemeClr val="accent1"/>
-              </a:solidFill>
-              <a:ln w="9525">
-                <a:solidFill>
-                  <a:schemeClr val="accent1"/>
-                </a:solidFill>
-              </a:ln>
-              <a:effectLst/>
-            </c:spPr>
-          </c:marker>
-          <c:val>
-            <c:numRef>
-              <c:f>Лист1!$C$3:$C$22</c:f>
-              <c:numCache>
-                <c:formatCode>0.000</c:formatCode>
-                <c:ptCount val="20"/>
-                <c:pt idx="0">
-                  <c:v>190</c:v>
-                </c:pt>
-                <c:pt idx="1">
-                  <c:v>537</c:v>
-                </c:pt>
-                <c:pt idx="2">
-                  <c:v>590</c:v>
-                </c:pt>
-                <c:pt idx="3">
-                  <c:v>600</c:v>
-                </c:pt>
-                <c:pt idx="4">
-                  <c:v>649</c:v>
-                </c:pt>
-                <c:pt idx="5">
-                  <c:v>658</c:v>
-                </c:pt>
-                <c:pt idx="6">
-                  <c:v>666</c:v>
-                </c:pt>
-                <c:pt idx="7">
-                  <c:v>685</c:v>
-                </c:pt>
-                <c:pt idx="8">
-                  <c:v>752</c:v>
-                </c:pt>
-                <c:pt idx="9">
-                  <c:v>727</c:v>
-                </c:pt>
-                <c:pt idx="10">
-                  <c:v>739</c:v>
-                </c:pt>
-                <c:pt idx="11">
-                  <c:v>750</c:v>
-                </c:pt>
-                <c:pt idx="12">
-                  <c:v>753</c:v>
-                </c:pt>
-                <c:pt idx="13">
-                  <c:v>765</c:v>
-                </c:pt>
-                <c:pt idx="14">
-                  <c:v>771</c:v>
-                </c:pt>
-                <c:pt idx="15">
-                  <c:v>798</c:v>
-                </c:pt>
-                <c:pt idx="16">
-                  <c:v>876</c:v>
-                </c:pt>
-                <c:pt idx="17">
-                  <c:v>864</c:v>
-                </c:pt>
-                <c:pt idx="18">
-                  <c:v>851</c:v>
-                </c:pt>
-                <c:pt idx="19">
-                  <c:v>857</c:v>
-                </c:pt>
-              </c:numCache>
-            </c:numRef>
-          </c:val>
-          <c:smooth val="0"/>
-          <c:extLst>
-            <c:ext xmlns:c16="http://schemas.microsoft.com/office/drawing/2014/chart" uri="{C3380CC4-5D6E-409C-BE32-E72D297353CC}">
-              <c16:uniqueId val="{00000001-AD47-47CE-857D-3F0145FCF918}"/>
-            </c:ext>
-          </c:extLst>
-        </c:ser>
-        <c:ser>
-          <c:idx val="1"/>
-          <c:order val="2"/>
-          <c:tx>
-            <c:strRef>
-              <c:f>Лист1!$D$2</c:f>
-              <c:strCache>
-                <c:ptCount val="1"/>
-                <c:pt idx="0">
-                  <c:v>Обратная упорядоченная последовательность</c:v>
-                </c:pt>
-              </c:strCache>
-            </c:strRef>
-          </c:tx>
-          <c:spPr>
-            <a:ln w="28575" cap="rnd">
-              <a:solidFill>
-                <a:schemeClr val="accent2"/>
-              </a:solidFill>
-              <a:round/>
-            </a:ln>
-            <a:effectLst/>
-          </c:spPr>
-          <c:marker>
-            <c:symbol val="circle"/>
-            <c:size val="5"/>
-            <c:spPr>
-              <a:solidFill>
-                <a:schemeClr val="accent2"/>
-              </a:solidFill>
-              <a:ln w="9525">
-                <a:solidFill>
-                  <a:schemeClr val="accent2"/>
-                </a:solidFill>
-              </a:ln>
-              <a:effectLst/>
-            </c:spPr>
-          </c:marker>
-          <c:val>
-            <c:numRef>
-              <c:f>Лист1!$D$3:$D$22</c:f>
-              <c:numCache>
-                <c:formatCode>0.000</c:formatCode>
-                <c:ptCount val="20"/>
-                <c:pt idx="0">
-                  <c:v>260</c:v>
-                </c:pt>
-                <c:pt idx="1">
-                  <c:v>344</c:v>
-                </c:pt>
-                <c:pt idx="2">
-                  <c:v>489</c:v>
-                </c:pt>
-                <c:pt idx="3">
-                  <c:v>537</c:v>
-                </c:pt>
-                <c:pt idx="4">
-                  <c:v>698</c:v>
-                </c:pt>
-                <c:pt idx="5">
-                  <c:v>716</c:v>
-                </c:pt>
-                <c:pt idx="6">
-                  <c:v>449</c:v>
-                </c:pt>
-                <c:pt idx="7">
-                  <c:v>491</c:v>
-                </c:pt>
-                <c:pt idx="8">
-                  <c:v>480</c:v>
-                </c:pt>
-                <c:pt idx="9">
-                  <c:v>658</c:v>
-                </c:pt>
-                <c:pt idx="10">
-                  <c:v>584</c:v>
-                </c:pt>
-                <c:pt idx="11">
-                  <c:v>490</c:v>
-                </c:pt>
-                <c:pt idx="12">
-                  <c:v>488</c:v>
-                </c:pt>
-                <c:pt idx="13">
-                  <c:v>511</c:v>
-                </c:pt>
-                <c:pt idx="14">
-                  <c:v>547</c:v>
-                </c:pt>
-                <c:pt idx="15">
-                  <c:v>635</c:v>
-                </c:pt>
-                <c:pt idx="16">
-                  <c:v>614</c:v>
-                </c:pt>
-                <c:pt idx="17">
-                  <c:v>638</c:v>
-                </c:pt>
-                <c:pt idx="18">
-                  <c:v>629</c:v>
-                </c:pt>
-                <c:pt idx="19">
-                  <c:v>657</c:v>
-                </c:pt>
-              </c:numCache>
-            </c:numRef>
-          </c:val>
-          <c:smooth val="0"/>
-          <c:extLst>
-            <c:ext xmlns:c16="http://schemas.microsoft.com/office/drawing/2014/chart" uri="{C3380CC4-5D6E-409C-BE32-E72D297353CC}">
-              <c16:uniqueId val="{00000002-AD47-47CE-857D-3F0145FCF918}"/>
-            </c:ext>
-          </c:extLst>
-        </c:ser>
-        <c:dLbls>
-          <c:showLegendKey val="0"/>
-          <c:showVal val="0"/>
-          <c:showCatName val="0"/>
-          <c:showSerName val="0"/>
-          <c:showPercent val="0"/>
-          <c:showBubbleSize val="0"/>
-        </c:dLbls>
-        <c:marker val="1"/>
-        <c:smooth val="0"/>
-        <c:axId val="428214304"/>
-        <c:axId val="428205056"/>
-      </c:lineChart>
-      <c:catAx>
-        <c:axId val="428214304"/>
-        <c:scaling>
-          <c:orientation val="minMax"/>
-        </c:scaling>
-        <c:delete val="0"/>
-        <c:axPos val="b"/>
-        <c:title>
-          <c:tx>
-            <c:rich>
-              <a:bodyPr rot="0" spcFirstLastPara="1" vertOverflow="ellipsis" vert="horz" wrap="square" anchor="ctr" anchorCtr="1"/>
-              <a:lstStyle/>
-              <a:p>
-                <a:pPr>
-                  <a:defRPr sz="1000" b="0" i="0" u="none" strike="noStrike" kern="1200" baseline="0">
-                    <a:solidFill>
-                      <a:schemeClr val="tx1">
-                        <a:lumMod val="65000"/>
-                        <a:lumOff val="35000"/>
-                      </a:schemeClr>
-                    </a:solidFill>
-                    <a:latin typeface="+mn-lt"/>
-                    <a:ea typeface="+mn-ea"/>
-                    <a:cs typeface="+mn-cs"/>
-                  </a:defRPr>
-                </a:pPr>
-                <a:r>
-                  <a:rPr lang="ru-RU"/>
-                  <a:t>Размер последовательности (тыс.</a:t>
-                </a:r>
-                <a:r>
-                  <a:rPr lang="ru-RU" baseline="0"/>
-                  <a:t> элементов</a:t>
-                </a:r>
-                <a:r>
-                  <a:rPr lang="ru-RU"/>
-                  <a:t>)</a:t>
-                </a:r>
-              </a:p>
-            </c:rich>
-          </c:tx>
-          <c:overlay val="0"/>
-          <c:spPr>
-            <a:noFill/>
-            <a:ln>
-              <a:noFill/>
-            </a:ln>
-            <a:effectLst/>
-          </c:spPr>
-          <c:txPr>
-            <a:bodyPr rot="0" spcFirstLastPara="1" vertOverflow="ellipsis" vert="horz" wrap="square" anchor="ctr" anchorCtr="1"/>
-            <a:lstStyle/>
-            <a:p>
-              <a:pPr>
-                <a:defRPr sz="1000" b="0" i="0" u="none" strike="noStrike" kern="1200" baseline="0">
-                  <a:solidFill>
-                    <a:schemeClr val="tx1">
-                      <a:lumMod val="65000"/>
-                      <a:lumOff val="35000"/>
-                    </a:schemeClr>
-                  </a:solidFill>
-                  <a:latin typeface="+mn-lt"/>
-                  <a:ea typeface="+mn-ea"/>
-                  <a:cs typeface="+mn-cs"/>
-                </a:defRPr>
-              </a:pPr>
-              <a:endParaRPr lang="ru-RU"/>
-            </a:p>
-          </c:txPr>
-        </c:title>
-        <c:numFmt formatCode="0" sourceLinked="1"/>
-        <c:majorTickMark val="none"/>
-        <c:minorTickMark val="none"/>
-        <c:tickLblPos val="nextTo"/>
-        <c:spPr>
-          <a:noFill/>
-          <a:ln w="9525" cap="flat" cmpd="sng" algn="ctr">
-            <a:solidFill>
-              <a:schemeClr val="tx1">
-                <a:lumMod val="15000"/>
-                <a:lumOff val="85000"/>
-              </a:schemeClr>
-            </a:solidFill>
-            <a:round/>
-          </a:ln>
-          <a:effectLst/>
-        </c:spPr>
-        <c:txPr>
-          <a:bodyPr rot="-60000000" spcFirstLastPara="1" vertOverflow="ellipsis" vert="horz" wrap="square" anchor="ctr" anchorCtr="1"/>
-          <a:lstStyle/>
-          <a:p>
-            <a:pPr>
-              <a:defRPr sz="900" b="0" i="0" u="none" strike="noStrike" kern="1200" baseline="0">
-                <a:solidFill>
-                  <a:schemeClr val="tx1">
-                    <a:lumMod val="65000"/>
-                    <a:lumOff val="35000"/>
-                  </a:schemeClr>
-                </a:solidFill>
-                <a:latin typeface="+mn-lt"/>
-                <a:ea typeface="+mn-ea"/>
-                <a:cs typeface="+mn-cs"/>
-              </a:defRPr>
-            </a:pPr>
-            <a:endParaRPr lang="ru-RU"/>
-          </a:p>
-        </c:txPr>
-        <c:crossAx val="428205056"/>
-        <c:crosses val="autoZero"/>
-        <c:auto val="1"/>
-        <c:lblAlgn val="ctr"/>
-        <c:lblOffset val="100"/>
-        <c:noMultiLvlLbl val="0"/>
-      </c:catAx>
-      <c:valAx>
-        <c:axId val="428205056"/>
-        <c:scaling>
-          <c:orientation val="minMax"/>
-        </c:scaling>
-        <c:delete val="0"/>
-        <c:axPos val="l"/>
-        <c:majorGridlines>
-          <c:spPr>
-            <a:ln w="9525" cap="flat" cmpd="sng" algn="ctr">
-              <a:solidFill>
-                <a:schemeClr val="tx1">
-                  <a:lumMod val="15000"/>
-                  <a:lumOff val="85000"/>
-                </a:schemeClr>
-              </a:solidFill>
-              <a:round/>
-            </a:ln>
-            <a:effectLst/>
-          </c:spPr>
-        </c:majorGridlines>
-        <c:title>
-          <c:tx>
-            <c:rich>
-              <a:bodyPr rot="-5400000" spcFirstLastPara="1" vertOverflow="ellipsis" vert="horz" wrap="square" anchor="ctr" anchorCtr="1"/>
-              <a:lstStyle/>
-              <a:p>
-                <a:pPr>
-                  <a:defRPr sz="1000" b="0" i="0" u="none" strike="noStrike" kern="1200" baseline="0">
-                    <a:solidFill>
-                      <a:schemeClr val="tx1">
-                        <a:lumMod val="65000"/>
-                        <a:lumOff val="35000"/>
-                      </a:schemeClr>
-                    </a:solidFill>
-                    <a:latin typeface="+mn-lt"/>
-                    <a:ea typeface="+mn-ea"/>
-                    <a:cs typeface="+mn-cs"/>
-                  </a:defRPr>
-                </a:pPr>
-                <a:r>
-                  <a:rPr lang="ru-RU"/>
-                  <a:t>Время сортировки</a:t>
-                </a:r>
-                <a:r>
-                  <a:rPr lang="ru-RU" baseline="0"/>
-                  <a:t> (мс)</a:t>
-                </a:r>
-                <a:endParaRPr lang="ru-RU"/>
-              </a:p>
-            </c:rich>
-          </c:tx>
-          <c:overlay val="0"/>
-          <c:spPr>
-            <a:noFill/>
-            <a:ln>
-              <a:noFill/>
-            </a:ln>
-            <a:effectLst/>
-          </c:spPr>
-          <c:txPr>
-            <a:bodyPr rot="-5400000" spcFirstLastPara="1" vertOverflow="ellipsis" vert="horz" wrap="square" anchor="ctr" anchorCtr="1"/>
-            <a:lstStyle/>
-            <a:p>
-              <a:pPr>
-                <a:defRPr sz="1000" b="0" i="0" u="none" strike="noStrike" kern="1200" baseline="0">
-                  <a:solidFill>
-                    <a:schemeClr val="tx1">
-                      <a:lumMod val="65000"/>
-                      <a:lumOff val="35000"/>
-                    </a:schemeClr>
-                  </a:solidFill>
-                  <a:latin typeface="+mn-lt"/>
-                  <a:ea typeface="+mn-ea"/>
-                  <a:cs typeface="+mn-cs"/>
-                </a:defRPr>
-              </a:pPr>
-              <a:endParaRPr lang="ru-RU"/>
-            </a:p>
-          </c:txPr>
-        </c:title>
-        <c:numFmt formatCode="0.000" sourceLinked="1"/>
-        <c:majorTickMark val="none"/>
-        <c:minorTickMark val="none"/>
-        <c:tickLblPos val="nextTo"/>
-        <c:spPr>
-          <a:noFill/>
-          <a:ln>
-            <a:noFill/>
-          </a:ln>
-          <a:effectLst/>
-        </c:spPr>
-        <c:txPr>
-          <a:bodyPr rot="-60000000" spcFirstLastPara="1" vertOverflow="ellipsis" vert="horz" wrap="square" anchor="ctr" anchorCtr="1"/>
-          <a:lstStyle/>
-          <a:p>
-            <a:pPr>
-              <a:defRPr sz="900" b="0" i="0" u="none" strike="noStrike" kern="1200" baseline="0">
-                <a:solidFill>
-                  <a:schemeClr val="tx1">
-                    <a:lumMod val="65000"/>
-                    <a:lumOff val="35000"/>
-                  </a:schemeClr>
-                </a:solidFill>
-                <a:latin typeface="+mn-lt"/>
-                <a:ea typeface="+mn-ea"/>
-                <a:cs typeface="+mn-cs"/>
-              </a:defRPr>
-            </a:pPr>
-            <a:endParaRPr lang="ru-RU"/>
-          </a:p>
-        </c:txPr>
-        <c:crossAx val="428214304"/>
-        <c:crosses val="autoZero"/>
-        <c:crossBetween val="between"/>
-      </c:valAx>
-      <c:spPr>
-        <a:noFill/>
-        <a:ln w="25400">
-          <a:noFill/>
-        </a:ln>
-        <a:effectLst/>
-      </c:spPr>
-    </c:plotArea>
-    <c:legend>
-      <c:legendPos val="b"/>
-      <c:overlay val="0"/>
-      <c:spPr>
-        <a:noFill/>
-        <a:ln>
-          <a:noFill/>
-        </a:ln>
-        <a:effectLst/>
-      </c:spPr>
-      <c:txPr>
-        <a:bodyPr rot="0" spcFirstLastPara="1" vertOverflow="ellipsis" vert="horz" wrap="square" anchor="ctr" anchorCtr="1"/>
-        <a:lstStyle/>
-        <a:p>
-          <a:pPr>
-            <a:defRPr sz="900" b="0" i="0" u="none" strike="noStrike" kern="1200" baseline="0">
-              <a:solidFill>
-                <a:schemeClr val="tx1">
-                  <a:lumMod val="65000"/>
-                  <a:lumOff val="35000"/>
-                </a:schemeClr>
-              </a:solidFill>
-              <a:latin typeface="+mn-lt"/>
-              <a:ea typeface="+mn-ea"/>
-              <a:cs typeface="+mn-cs"/>
-            </a:defRPr>
-          </a:pPr>
-          <a:endParaRPr lang="ru-RU"/>
-        </a:p>
-      </c:txPr>
-    </c:legend>
-    <c:plotVisOnly val="1"/>
-    <c:dispBlanksAs val="gap"/>
-    <c:showDLblsOverMax val="0"/>
-  </c:chart>
-  <c:spPr>
-    <a:solidFill>
-      <a:schemeClr val="bg1"/>
-    </a:solidFill>
-    <a:ln w="9525" cap="flat" cmpd="sng" algn="ctr">
-      <a:solidFill>
-        <a:schemeClr val="tx1">
-          <a:lumMod val="15000"/>
-          <a:lumOff val="85000"/>
-        </a:schemeClr>
-      </a:solidFill>
-      <a:round/>
-    </a:ln>
-    <a:effectLst/>
-  </c:spPr>
-  <c:txPr>
-    <a:bodyPr/>
-    <a:lstStyle/>
-    <a:p>
-      <a:pPr>
-        <a:defRPr/>
-      </a:pPr>
-      <a:endParaRPr lang="ru-RU"/>
-    </a:p>
-  </c:txPr>
-  <c:externalData r:id="rId3">
-    <c:autoUpdate val="0"/>
-  </c:externalData>
-</c:chartSpace>
-</file>
-
-<file path=word/charts/chart2.xml><?xml version="1.0" encoding="utf-8"?>
-<c:chartSpace xmlns:c="http://schemas.openxmlformats.org/drawingml/2006/chart" xmlns:a="http://schemas.openxmlformats.org/drawingml/2006/main" xmlns:r="http://schemas.openxmlformats.org/officeDocument/2006/relationships" xmlns:c16r2="http://schemas.microsoft.com/office/drawing/2015/06/chart">
-  <c:date1904 val="0"/>
-  <c:lang val="ru-RU"/>
-  <c:roundedCorners val="0"/>
-  <mc:AlternateContent xmlns:mc="http://schemas.openxmlformats.org/markup-compatibility/2006">
-    <mc:Choice xmlns:c14="http://schemas.microsoft.com/office/drawing/2007/8/2/chart" Requires="c14">
-      <c14:style val="102"/>
-    </mc:Choice>
-    <mc:Fallback>
-      <c:style val="2"/>
-    </mc:Fallback>
-  </mc:AlternateContent>
-  <c:chart>
-    <c:title>
-      <c:tx>
-        <c:rich>
-          <a:bodyPr rot="0" spcFirstLastPara="1" vertOverflow="ellipsis" vert="horz" wrap="square" anchor="ctr" anchorCtr="1"/>
-          <a:lstStyle/>
-          <a:p>
-            <a:pPr>
-              <a:defRPr sz="1400" b="0" i="0" u="none" strike="noStrike" kern="1200" spc="0" baseline="0">
-                <a:solidFill>
-                  <a:schemeClr val="tx1">
-                    <a:lumMod val="65000"/>
-                    <a:lumOff val="35000"/>
-                  </a:schemeClr>
-                </a:solidFill>
-                <a:latin typeface="+mn-lt"/>
-                <a:ea typeface="+mn-ea"/>
-                <a:cs typeface="+mn-cs"/>
-              </a:defRPr>
-            </a:pPr>
-            <a:r>
-              <a:rPr lang="ru-RU"/>
-              <a:t>Сбалансированное многопутевое слияние</a:t>
-            </a:r>
-            <a:endParaRPr lang="ru-RU" baseline="0"/>
-          </a:p>
-        </c:rich>
-      </c:tx>
-      <c:overlay val="0"/>
-      <c:spPr>
-        <a:noFill/>
-        <a:ln>
-          <a:noFill/>
-        </a:ln>
-        <a:effectLst/>
-      </c:spPr>
-      <c:txPr>
-        <a:bodyPr rot="0" spcFirstLastPara="1" vertOverflow="ellipsis" vert="horz" wrap="square" anchor="ctr" anchorCtr="1"/>
-        <a:lstStyle/>
-        <a:p>
-          <a:pPr>
-            <a:defRPr sz="1400" b="0" i="0" u="none" strike="noStrike" kern="1200" spc="0" baseline="0">
-              <a:solidFill>
-                <a:schemeClr val="tx1">
-                  <a:lumMod val="65000"/>
-                  <a:lumOff val="35000"/>
-                </a:schemeClr>
-              </a:solidFill>
-              <a:latin typeface="+mn-lt"/>
-              <a:ea typeface="+mn-ea"/>
-              <a:cs typeface="+mn-cs"/>
-            </a:defRPr>
-          </a:pPr>
-          <a:endParaRPr lang="ru-RU"/>
-        </a:p>
-      </c:txPr>
-    </c:title>
-    <c:autoTitleDeleted val="0"/>
-    <c:plotArea>
-      <c:layout/>
-      <c:lineChart>
-        <c:grouping val="standard"/>
-        <c:varyColors val="0"/>
-        <c:ser>
-          <c:idx val="3"/>
-          <c:order val="0"/>
-          <c:tx>
-            <c:strRef>
-              <c:f>Лист1!$G$2</c:f>
-              <c:strCache>
-                <c:ptCount val="1"/>
-                <c:pt idx="0">
-                  <c:v>Случайные значения</c:v>
-                </c:pt>
-              </c:strCache>
-            </c:strRef>
-          </c:tx>
-          <c:spPr>
-            <a:ln w="28575" cap="rnd">
-              <a:solidFill>
-                <a:schemeClr val="accent4"/>
-              </a:solidFill>
-              <a:round/>
-            </a:ln>
-            <a:effectLst/>
-          </c:spPr>
-          <c:marker>
-            <c:symbol val="circle"/>
-            <c:size val="5"/>
-            <c:spPr>
-              <a:solidFill>
-                <a:schemeClr val="accent4"/>
-              </a:solidFill>
-              <a:ln w="9525">
-                <a:solidFill>
-                  <a:schemeClr val="accent4"/>
-                </a:solidFill>
-              </a:ln>
-              <a:effectLst/>
-            </c:spPr>
-          </c:marker>
-          <c:val>
-            <c:numRef>
-              <c:f>Лист1!$G$3:$G$22</c:f>
-              <c:numCache>
-                <c:formatCode>0.0000</c:formatCode>
-                <c:ptCount val="20"/>
-                <c:pt idx="0">
-                  <c:v>133</c:v>
-                </c:pt>
-                <c:pt idx="1">
-                  <c:v>165</c:v>
-                </c:pt>
-                <c:pt idx="2">
-                  <c:v>165</c:v>
-                </c:pt>
-                <c:pt idx="3">
-                  <c:v>214</c:v>
-                </c:pt>
-                <c:pt idx="4">
-                  <c:v>197</c:v>
-                </c:pt>
-                <c:pt idx="5">
-                  <c:v>276</c:v>
-                </c:pt>
-                <c:pt idx="6">
-                  <c:v>243</c:v>
-                </c:pt>
-                <c:pt idx="7">
-                  <c:v>332</c:v>
-                </c:pt>
-                <c:pt idx="8">
-                  <c:v>259</c:v>
-                </c:pt>
-                <c:pt idx="9">
-                  <c:v>228</c:v>
-                </c:pt>
-                <c:pt idx="10">
-                  <c:v>227</c:v>
-                </c:pt>
-                <c:pt idx="11">
-                  <c:v>374</c:v>
-                </c:pt>
-                <c:pt idx="12">
-                  <c:v>431</c:v>
-                </c:pt>
-                <c:pt idx="13">
-                  <c:v>306</c:v>
-                </c:pt>
-                <c:pt idx="14">
-                  <c:v>260</c:v>
-                </c:pt>
-                <c:pt idx="15">
-                  <c:v>296</c:v>
-                </c:pt>
-                <c:pt idx="16">
-                  <c:v>316</c:v>
-                </c:pt>
-                <c:pt idx="17">
-                  <c:v>340</c:v>
-                </c:pt>
-                <c:pt idx="18">
-                  <c:v>338</c:v>
-                </c:pt>
-                <c:pt idx="19">
-                  <c:v>520</c:v>
-                </c:pt>
-              </c:numCache>
-            </c:numRef>
-          </c:val>
-          <c:smooth val="0"/>
-          <c:extLst>
-            <c:ext xmlns:c16="http://schemas.microsoft.com/office/drawing/2014/chart" uri="{C3380CC4-5D6E-409C-BE32-E72D297353CC}">
-              <c16:uniqueId val="{00000000-429E-4942-B897-E308E395C167}"/>
-            </c:ext>
-          </c:extLst>
-        </c:ser>
-        <c:ser>
-          <c:idx val="0"/>
-          <c:order val="1"/>
-          <c:tx>
-            <c:strRef>
-              <c:f>Лист1!$H$2</c:f>
-              <c:strCache>
-                <c:ptCount val="1"/>
-                <c:pt idx="0">
-                  <c:v>Упорядоченная последовательность</c:v>
-                </c:pt>
-              </c:strCache>
-            </c:strRef>
-          </c:tx>
-          <c:spPr>
-            <a:ln w="28575" cap="rnd">
-              <a:solidFill>
-                <a:schemeClr val="accent1"/>
-              </a:solidFill>
-              <a:round/>
-            </a:ln>
-            <a:effectLst/>
-          </c:spPr>
-          <c:marker>
-            <c:symbol val="circle"/>
-            <c:size val="5"/>
-            <c:spPr>
-              <a:solidFill>
-                <a:schemeClr val="accent1"/>
-              </a:solidFill>
-              <a:ln w="9525">
-                <a:solidFill>
-                  <a:schemeClr val="accent1"/>
-                </a:solidFill>
-              </a:ln>
-              <a:effectLst/>
-            </c:spPr>
-          </c:marker>
-          <c:val>
-            <c:numRef>
-              <c:f>Лист1!$H$3:$H$22</c:f>
-              <c:numCache>
-                <c:formatCode>0.0000</c:formatCode>
-                <c:ptCount val="20"/>
-                <c:pt idx="0">
-                  <c:v>22</c:v>
-                </c:pt>
-                <c:pt idx="1">
-                  <c:v>69</c:v>
-                </c:pt>
-                <c:pt idx="2">
-                  <c:v>96</c:v>
-                </c:pt>
-                <c:pt idx="3">
-                  <c:v>127</c:v>
-                </c:pt>
-                <c:pt idx="4">
-                  <c:v>139</c:v>
-                </c:pt>
-                <c:pt idx="5">
-                  <c:v>464</c:v>
-                </c:pt>
-                <c:pt idx="6">
-                  <c:v>468</c:v>
-                </c:pt>
-                <c:pt idx="7">
-                  <c:v>468</c:v>
-                </c:pt>
-                <c:pt idx="8">
-                  <c:v>466</c:v>
-                </c:pt>
-                <c:pt idx="9">
-                  <c:v>475</c:v>
-                </c:pt>
-                <c:pt idx="10">
-                  <c:v>478</c:v>
-                </c:pt>
-                <c:pt idx="11">
-                  <c:v>482</c:v>
-                </c:pt>
-                <c:pt idx="12">
-                  <c:v>488</c:v>
-                </c:pt>
-                <c:pt idx="13">
-                  <c:v>494</c:v>
-                </c:pt>
-                <c:pt idx="14">
-                  <c:v>498</c:v>
-                </c:pt>
-                <c:pt idx="15">
-                  <c:v>505</c:v>
-                </c:pt>
-                <c:pt idx="16">
-                  <c:v>509</c:v>
-                </c:pt>
-                <c:pt idx="17">
-                  <c:v>510</c:v>
-                </c:pt>
-                <c:pt idx="18">
-                  <c:v>532</c:v>
-                </c:pt>
-                <c:pt idx="19">
-                  <c:v>560</c:v>
-                </c:pt>
-              </c:numCache>
-            </c:numRef>
-          </c:val>
-          <c:smooth val="0"/>
-          <c:extLst>
-            <c:ext xmlns:c16="http://schemas.microsoft.com/office/drawing/2014/chart" uri="{C3380CC4-5D6E-409C-BE32-E72D297353CC}">
-              <c16:uniqueId val="{00000001-429E-4942-B897-E308E395C167}"/>
-            </c:ext>
-          </c:extLst>
-        </c:ser>
-        <c:ser>
-          <c:idx val="1"/>
-          <c:order val="2"/>
-          <c:tx>
-            <c:strRef>
-              <c:f>Лист1!$I$2</c:f>
-              <c:strCache>
-                <c:ptCount val="1"/>
-                <c:pt idx="0">
-                  <c:v>Обратная упорядоченная последовательность</c:v>
-                </c:pt>
-              </c:strCache>
-            </c:strRef>
-          </c:tx>
-          <c:spPr>
-            <a:ln w="28575" cap="rnd">
-              <a:solidFill>
-                <a:schemeClr val="accent2"/>
-              </a:solidFill>
-              <a:round/>
-            </a:ln>
-            <a:effectLst/>
-          </c:spPr>
-          <c:marker>
-            <c:symbol val="circle"/>
-            <c:size val="5"/>
-            <c:spPr>
-              <a:solidFill>
-                <a:schemeClr val="accent2"/>
-              </a:solidFill>
-              <a:ln w="9525">
-                <a:solidFill>
-                  <a:schemeClr val="accent2"/>
-                </a:solidFill>
-              </a:ln>
-              <a:effectLst/>
-            </c:spPr>
-          </c:marker>
-          <c:val>
-            <c:numRef>
-              <c:f>Лист1!$I$3:$I$22</c:f>
-              <c:numCache>
-                <c:formatCode>0.0000</c:formatCode>
-                <c:ptCount val="20"/>
-                <c:pt idx="0">
-                  <c:v>114</c:v>
-                </c:pt>
-                <c:pt idx="1">
-                  <c:v>182</c:v>
-                </c:pt>
-                <c:pt idx="2">
-                  <c:v>183</c:v>
-                </c:pt>
-                <c:pt idx="3">
-                  <c:v>285</c:v>
-                </c:pt>
-                <c:pt idx="4">
-                  <c:v>240</c:v>
-                </c:pt>
-                <c:pt idx="5">
-                  <c:v>262</c:v>
-                </c:pt>
-                <c:pt idx="6">
-                  <c:v>223</c:v>
-                </c:pt>
-                <c:pt idx="7">
-                  <c:v>297</c:v>
-                </c:pt>
-                <c:pt idx="8">
-                  <c:v>273</c:v>
-                </c:pt>
-                <c:pt idx="9">
-                  <c:v>396</c:v>
-                </c:pt>
-                <c:pt idx="10">
-                  <c:v>278</c:v>
-                </c:pt>
-                <c:pt idx="11">
-                  <c:v>258</c:v>
-                </c:pt>
-                <c:pt idx="12">
-                  <c:v>255</c:v>
-                </c:pt>
-                <c:pt idx="13">
-                  <c:v>288</c:v>
-                </c:pt>
-                <c:pt idx="14">
-                  <c:v>267</c:v>
-                </c:pt>
-                <c:pt idx="15">
-                  <c:v>278</c:v>
-                </c:pt>
-                <c:pt idx="16">
-                  <c:v>284</c:v>
-                </c:pt>
-                <c:pt idx="17">
-                  <c:v>380</c:v>
-                </c:pt>
-                <c:pt idx="18">
-                  <c:v>296</c:v>
-                </c:pt>
-                <c:pt idx="19">
-                  <c:v>320</c:v>
-                </c:pt>
-              </c:numCache>
-            </c:numRef>
-          </c:val>
-          <c:smooth val="0"/>
-          <c:extLst>
-            <c:ext xmlns:c16="http://schemas.microsoft.com/office/drawing/2014/chart" uri="{C3380CC4-5D6E-409C-BE32-E72D297353CC}">
-              <c16:uniqueId val="{00000002-429E-4942-B897-E308E395C167}"/>
-            </c:ext>
-          </c:extLst>
-        </c:ser>
-        <c:dLbls>
-          <c:showLegendKey val="0"/>
-          <c:showVal val="0"/>
-          <c:showCatName val="0"/>
-          <c:showSerName val="0"/>
-          <c:showPercent val="0"/>
-          <c:showBubbleSize val="0"/>
-        </c:dLbls>
-        <c:marker val="1"/>
-        <c:smooth val="0"/>
-        <c:axId val="428214304"/>
-        <c:axId val="428205056"/>
-      </c:lineChart>
-      <c:catAx>
-        <c:axId val="428214304"/>
-        <c:scaling>
-          <c:orientation val="minMax"/>
-        </c:scaling>
-        <c:delete val="0"/>
-        <c:axPos val="b"/>
-        <c:title>
-          <c:tx>
-            <c:rich>
-              <a:bodyPr rot="0" spcFirstLastPara="1" vertOverflow="ellipsis" vert="horz" wrap="square" anchor="ctr" anchorCtr="1"/>
-              <a:lstStyle/>
-              <a:p>
-                <a:pPr>
-                  <a:defRPr sz="1000" b="0" i="0" u="none" strike="noStrike" kern="1200" baseline="0">
-                    <a:solidFill>
-                      <a:schemeClr val="tx1">
-                        <a:lumMod val="65000"/>
-                        <a:lumOff val="35000"/>
-                      </a:schemeClr>
-                    </a:solidFill>
-                    <a:latin typeface="+mn-lt"/>
-                    <a:ea typeface="+mn-ea"/>
-                    <a:cs typeface="+mn-cs"/>
-                  </a:defRPr>
-                </a:pPr>
-                <a:r>
-                  <a:rPr lang="ru-RU"/>
-                  <a:t>Размер последовательности (тыс.</a:t>
-                </a:r>
-                <a:r>
-                  <a:rPr lang="ru-RU" baseline="0"/>
-                  <a:t> элементов</a:t>
-                </a:r>
-                <a:r>
-                  <a:rPr lang="ru-RU"/>
-                  <a:t>)</a:t>
-                </a:r>
-              </a:p>
-            </c:rich>
-          </c:tx>
-          <c:overlay val="0"/>
-          <c:spPr>
-            <a:noFill/>
-            <a:ln>
-              <a:noFill/>
-            </a:ln>
-            <a:effectLst/>
-          </c:spPr>
-          <c:txPr>
-            <a:bodyPr rot="0" spcFirstLastPara="1" vertOverflow="ellipsis" vert="horz" wrap="square" anchor="ctr" anchorCtr="1"/>
-            <a:lstStyle/>
-            <a:p>
-              <a:pPr>
-                <a:defRPr sz="1000" b="0" i="0" u="none" strike="noStrike" kern="1200" baseline="0">
-                  <a:solidFill>
-                    <a:schemeClr val="tx1">
-                      <a:lumMod val="65000"/>
-                      <a:lumOff val="35000"/>
-                    </a:schemeClr>
-                  </a:solidFill>
-                  <a:latin typeface="+mn-lt"/>
-                  <a:ea typeface="+mn-ea"/>
-                  <a:cs typeface="+mn-cs"/>
-                </a:defRPr>
-              </a:pPr>
-              <a:endParaRPr lang="ru-RU"/>
-            </a:p>
-          </c:txPr>
-        </c:title>
-        <c:numFmt formatCode="0" sourceLinked="1"/>
-        <c:majorTickMark val="none"/>
-        <c:minorTickMark val="none"/>
-        <c:tickLblPos val="nextTo"/>
-        <c:spPr>
-          <a:noFill/>
-          <a:ln w="9525" cap="flat" cmpd="sng" algn="ctr">
-            <a:solidFill>
-              <a:schemeClr val="tx1">
-                <a:lumMod val="15000"/>
-                <a:lumOff val="85000"/>
-              </a:schemeClr>
-            </a:solidFill>
-            <a:round/>
-          </a:ln>
-          <a:effectLst/>
-        </c:spPr>
-        <c:txPr>
-          <a:bodyPr rot="-60000000" spcFirstLastPara="1" vertOverflow="ellipsis" vert="horz" wrap="square" anchor="ctr" anchorCtr="1"/>
-          <a:lstStyle/>
-          <a:p>
-            <a:pPr>
-              <a:defRPr sz="900" b="0" i="0" u="none" strike="noStrike" kern="1200" baseline="0">
-                <a:solidFill>
-                  <a:schemeClr val="tx1">
-                    <a:lumMod val="65000"/>
-                    <a:lumOff val="35000"/>
-                  </a:schemeClr>
-                </a:solidFill>
-                <a:latin typeface="+mn-lt"/>
-                <a:ea typeface="+mn-ea"/>
-                <a:cs typeface="+mn-cs"/>
-              </a:defRPr>
-            </a:pPr>
-            <a:endParaRPr lang="ru-RU"/>
-          </a:p>
-        </c:txPr>
-        <c:crossAx val="428205056"/>
-        <c:crosses val="autoZero"/>
-        <c:auto val="1"/>
-        <c:lblAlgn val="ctr"/>
-        <c:lblOffset val="100"/>
-        <c:noMultiLvlLbl val="0"/>
-      </c:catAx>
-      <c:valAx>
-        <c:axId val="428205056"/>
-        <c:scaling>
-          <c:orientation val="minMax"/>
-        </c:scaling>
-        <c:delete val="0"/>
-        <c:axPos val="l"/>
-        <c:majorGridlines>
-          <c:spPr>
-            <a:ln w="9525" cap="flat" cmpd="sng" algn="ctr">
-              <a:solidFill>
-                <a:schemeClr val="tx1">
-                  <a:lumMod val="15000"/>
-                  <a:lumOff val="85000"/>
-                </a:schemeClr>
-              </a:solidFill>
-              <a:round/>
-            </a:ln>
-            <a:effectLst/>
-          </c:spPr>
-        </c:majorGridlines>
-        <c:title>
-          <c:tx>
-            <c:rich>
-              <a:bodyPr rot="-5400000" spcFirstLastPara="1" vertOverflow="ellipsis" vert="horz" wrap="square" anchor="ctr" anchorCtr="1"/>
-              <a:lstStyle/>
-              <a:p>
-                <a:pPr>
-                  <a:defRPr sz="1000" b="0" i="0" u="none" strike="noStrike" kern="1200" baseline="0">
-                    <a:solidFill>
-                      <a:schemeClr val="tx1">
-                        <a:lumMod val="65000"/>
-                        <a:lumOff val="35000"/>
-                      </a:schemeClr>
-                    </a:solidFill>
-                    <a:latin typeface="+mn-lt"/>
-                    <a:ea typeface="+mn-ea"/>
-                    <a:cs typeface="+mn-cs"/>
-                  </a:defRPr>
-                </a:pPr>
-                <a:r>
-                  <a:rPr lang="ru-RU"/>
-                  <a:t>Время сортировки</a:t>
-                </a:r>
-                <a:r>
-                  <a:rPr lang="ru-RU" baseline="0"/>
-                  <a:t> (мс)</a:t>
-                </a:r>
-                <a:endParaRPr lang="ru-RU"/>
-              </a:p>
-            </c:rich>
-          </c:tx>
-          <c:overlay val="0"/>
-          <c:spPr>
-            <a:noFill/>
-            <a:ln>
-              <a:noFill/>
-            </a:ln>
-            <a:effectLst/>
-          </c:spPr>
-          <c:txPr>
-            <a:bodyPr rot="-5400000" spcFirstLastPara="1" vertOverflow="ellipsis" vert="horz" wrap="square" anchor="ctr" anchorCtr="1"/>
-            <a:lstStyle/>
-            <a:p>
-              <a:pPr>
-                <a:defRPr sz="1000" b="0" i="0" u="none" strike="noStrike" kern="1200" baseline="0">
-                  <a:solidFill>
-                    <a:schemeClr val="tx1">
-                      <a:lumMod val="65000"/>
-                      <a:lumOff val="35000"/>
-                    </a:schemeClr>
-                  </a:solidFill>
-                  <a:latin typeface="+mn-lt"/>
-                  <a:ea typeface="+mn-ea"/>
-                  <a:cs typeface="+mn-cs"/>
-                </a:defRPr>
-              </a:pPr>
-              <a:endParaRPr lang="ru-RU"/>
-            </a:p>
-          </c:txPr>
-        </c:title>
-        <c:numFmt formatCode="0.0000" sourceLinked="1"/>
-        <c:majorTickMark val="none"/>
-        <c:minorTickMark val="none"/>
-        <c:tickLblPos val="nextTo"/>
-        <c:spPr>
-          <a:noFill/>
-          <a:ln>
-            <a:noFill/>
-          </a:ln>
-          <a:effectLst/>
-        </c:spPr>
-        <c:txPr>
-          <a:bodyPr rot="-60000000" spcFirstLastPara="1" vertOverflow="ellipsis" vert="horz" wrap="square" anchor="ctr" anchorCtr="1"/>
-          <a:lstStyle/>
-          <a:p>
-            <a:pPr>
-              <a:defRPr sz="900" b="0" i="0" u="none" strike="noStrike" kern="1200" baseline="0">
-                <a:solidFill>
-                  <a:schemeClr val="tx1">
-                    <a:lumMod val="65000"/>
-                    <a:lumOff val="35000"/>
-                  </a:schemeClr>
-                </a:solidFill>
-                <a:latin typeface="+mn-lt"/>
-                <a:ea typeface="+mn-ea"/>
-                <a:cs typeface="+mn-cs"/>
-              </a:defRPr>
-            </a:pPr>
-            <a:endParaRPr lang="ru-RU"/>
-          </a:p>
-        </c:txPr>
-        <c:crossAx val="428214304"/>
-        <c:crosses val="autoZero"/>
-        <c:crossBetween val="between"/>
-      </c:valAx>
-      <c:spPr>
-        <a:noFill/>
-        <a:ln w="25400">
-          <a:noFill/>
-        </a:ln>
-        <a:effectLst/>
-      </c:spPr>
-    </c:plotArea>
-    <c:legend>
-      <c:legendPos val="b"/>
-      <c:overlay val="0"/>
-      <c:spPr>
-        <a:noFill/>
-        <a:ln>
-          <a:noFill/>
-        </a:ln>
-        <a:effectLst/>
-      </c:spPr>
-      <c:txPr>
-        <a:bodyPr rot="0" spcFirstLastPara="1" vertOverflow="ellipsis" vert="horz" wrap="square" anchor="ctr" anchorCtr="1"/>
-        <a:lstStyle/>
-        <a:p>
-          <a:pPr>
-            <a:defRPr sz="900" b="0" i="0" u="none" strike="noStrike" kern="1200" baseline="0">
-              <a:solidFill>
-                <a:schemeClr val="tx1">
-                  <a:lumMod val="65000"/>
-                  <a:lumOff val="35000"/>
-                </a:schemeClr>
-              </a:solidFill>
-              <a:latin typeface="+mn-lt"/>
-              <a:ea typeface="+mn-ea"/>
-              <a:cs typeface="+mn-cs"/>
-            </a:defRPr>
-          </a:pPr>
-          <a:endParaRPr lang="ru-RU"/>
-        </a:p>
-      </c:txPr>
-    </c:legend>
-    <c:plotVisOnly val="1"/>
-    <c:dispBlanksAs val="gap"/>
-    <c:showDLblsOverMax val="0"/>
-  </c:chart>
-  <c:spPr>
-    <a:solidFill>
-      <a:schemeClr val="bg1"/>
-    </a:solidFill>
-    <a:ln w="9525" cap="flat" cmpd="sng" algn="ctr">
-      <a:solidFill>
-        <a:schemeClr val="tx1">
-          <a:lumMod val="15000"/>
-          <a:lumOff val="85000"/>
-        </a:schemeClr>
-      </a:solidFill>
-      <a:round/>
-    </a:ln>
-    <a:effectLst/>
-  </c:spPr>
-  <c:txPr>
-    <a:bodyPr/>
-    <a:lstStyle/>
-    <a:p>
-      <a:pPr>
-        <a:defRPr/>
-      </a:pPr>
-      <a:endParaRPr lang="ru-RU"/>
-    </a:p>
-  </c:txPr>
-  <c:externalData r:id="rId3">
-    <c:autoUpdate val="0"/>
-  </c:externalData>
-</c:chartSpace>
-</file>
-
-<file path=word/charts/colors1.xml><?xml version="1.0" encoding="utf-8"?>
-<cs:colorStyle xmlns:cs="http://schemas.microsoft.com/office/drawing/2012/chartStyle" xmlns:a="http://schemas.openxmlformats.org/drawingml/2006/main" meth="cycle" id="10">
-  <a:schemeClr val="accent1"/>
-  <a:schemeClr val="accent2"/>
-  <a:schemeClr val="accent3"/>
-  <a:schemeClr val="accent4"/>
-  <a:schemeClr val="accent5"/>
-  <a:schemeClr val="accent6"/>
-  <cs:variation/>
-  <cs:variation>
-    <a:lumMod val="60000"/>
-  </cs:variation>
-  <cs:variation>
-    <a:lumMod val="80000"/>
-    <a:lumOff val="20000"/>
-  </cs:variation>
-  <cs:variation>
-    <a:lumMod val="80000"/>
-  </cs:variation>
-  <cs:variation>
-    <a:lumMod val="60000"/>
-    <a:lumOff val="40000"/>
-  </cs:variation>
-  <cs:variation>
-    <a:lumMod val="50000"/>
-  </cs:variation>
-  <cs:variation>
-    <a:lumMod val="70000"/>
-    <a:lumOff val="30000"/>
-  </cs:variation>
-  <cs:variation>
-    <a:lumMod val="70000"/>
-  </cs:variation>
-  <cs:variation>
-    <a:lumMod val="50000"/>
-    <a:lumOff val="50000"/>
-  </cs:variation>
-</cs:colorStyle>
-</file>
-
-<file path=word/charts/colors2.xml><?xml version="1.0" encoding="utf-8"?>
-<cs:colorStyle xmlns:cs="http://schemas.microsoft.com/office/drawing/2012/chartStyle" xmlns:a="http://schemas.openxmlformats.org/drawingml/2006/main" meth="cycle" id="10">
-  <a:schemeClr val="accent1"/>
-  <a:schemeClr val="accent2"/>
-  <a:schemeClr val="accent3"/>
-  <a:schemeClr val="accent4"/>
-  <a:schemeClr val="accent5"/>
-  <a:schemeClr val="accent6"/>
-  <cs:variation/>
-  <cs:variation>
-    <a:lumMod val="60000"/>
-  </cs:variation>
-  <cs:variation>
-    <a:lumMod val="80000"/>
-    <a:lumOff val="20000"/>
-  </cs:variation>
-  <cs:variation>
-    <a:lumMod val="80000"/>
-  </cs:variation>
-  <cs:variation>
-    <a:lumMod val="60000"/>
-    <a:lumOff val="40000"/>
-  </cs:variation>
-  <cs:variation>
-    <a:lumMod val="50000"/>
-  </cs:variation>
-  <cs:variation>
-    <a:lumMod val="70000"/>
-    <a:lumOff val="30000"/>
-  </cs:variation>
-  <cs:variation>
-    <a:lumMod val="70000"/>
-  </cs:variation>
-  <cs:variation>
-    <a:lumMod val="50000"/>
-    <a:lumOff val="50000"/>
-  </cs:variation>
-</cs:colorStyle>
-</file>
-
-<file path=word/charts/style1.xml><?xml version="1.0" encoding="utf-8"?>
-<cs:chartStyle xmlns:cs="http://schemas.microsoft.com/office/drawing/2012/chartStyle" xmlns:a="http://schemas.openxmlformats.org/drawingml/2006/main" id="227">
-  <cs:axisTitle>
-    <cs:lnRef idx="0"/>
-    <cs:fillRef idx="0"/>
-    <cs:effectRef idx="0"/>
-    <cs:fontRef idx="minor">
-      <a:schemeClr val="tx1">
-        <a:lumMod val="65000"/>
-        <a:lumOff val="35000"/>
-      </a:schemeClr>
-    </cs:fontRef>
-    <cs:defRPr sz="1000" kern="1200"/>
-  </cs:axisTitle>
-  <cs:categoryAxis>
-    <cs:lnRef idx="0"/>
-    <cs:fillRef idx="0"/>
-    <cs:effectRef idx="0"/>
-    <cs:fontRef idx="minor">
-      <a:schemeClr val="tx1">
-        <a:lumMod val="65000"/>
-        <a:lumOff val="35000"/>
-      </a:schemeClr>
-    </cs:fontRef>
-    <cs:spPr>
-      <a:ln w="9525" cap="flat" cmpd="sng" algn="ctr">
-        <a:solidFill>
-          <a:schemeClr val="tx1">
-            <a:lumMod val="15000"/>
-            <a:lumOff val="85000"/>
-          </a:schemeClr>
-        </a:solidFill>
-        <a:round/>
-      </a:ln>
-    </cs:spPr>
-    <cs:defRPr sz="900" kern="1200"/>
-  </cs:categoryAxis>
-  <cs:chartArea mods="allowNoFillOverride allowNoLineOverride">
-    <cs:lnRef idx="0"/>
-    <cs:fillRef idx="0"/>
-    <cs:effectRef idx="0"/>
-    <cs:fontRef idx="minor">
-      <a:schemeClr val="tx1"/>
-    </cs:fontRef>
-    <cs:spPr>
-      <a:solidFill>
-        <a:schemeClr val="bg1"/>
-      </a:solidFill>
-      <a:ln w="9525" cap="flat" cmpd="sng" algn="ctr">
-        <a:solidFill>
-          <a:schemeClr val="tx1">
-            <a:lumMod val="15000"/>
-            <a:lumOff val="85000"/>
-          </a:schemeClr>
-        </a:solidFill>
-        <a:round/>
-      </a:ln>
-    </cs:spPr>
-    <cs:defRPr sz="1000" kern="1200"/>
-  </cs:chartArea>
-  <cs:dataLabel>
-    <cs:lnRef idx="0"/>
-    <cs:fillRef idx="0"/>
-    <cs:effectRef idx="0"/>
-    <cs:fontRef idx="minor">
-      <a:schemeClr val="tx1">
-        <a:lumMod val="75000"/>
-        <a:lumOff val="25000"/>
-      </a:schemeClr>
-    </cs:fontRef>
-    <cs:defRPr sz="900" kern="1200"/>
-  </cs:dataLabel>
-  <cs:dataLabelCallout>
-    <cs:lnRef idx="0"/>
-    <cs:fillRef idx="0"/>
-    <cs:effectRef idx="0"/>
-    <cs:fontRef idx="minor">
-      <a:schemeClr val="dk1">
-        <a:lumMod val="65000"/>
-        <a:lumOff val="35000"/>
-      </a:schemeClr>
-    </cs:fontRef>
-    <cs:spPr>
-      <a:solidFill>
-        <a:schemeClr val="lt1"/>
-      </a:solidFill>
-      <a:ln>
-        <a:solidFill>
-          <a:schemeClr val="dk1">
-            <a:lumMod val="25000"/>
-            <a:lumOff val="75000"/>
-          </a:schemeClr>
-        </a:solidFill>
-      </a:ln>
-    </cs:spPr>
-    <cs:defRPr sz="900" kern="1200"/>
-    <cs:bodyPr rot="0" spcFirstLastPara="1" vertOverflow="clip" horzOverflow="clip" vert="horz" wrap="square" lIns="36576" tIns="18288" rIns="36576" bIns="18288" anchor="ctr" anchorCtr="1">
-      <a:spAutoFit/>
-    </cs:bodyPr>
-  </cs:dataLabelCallout>
-  <cs:dataPoint>
-    <cs:lnRef idx="0"/>
-    <cs:fillRef idx="1">
-      <cs:styleClr val="auto"/>
-    </cs:fillRef>
-    <cs:effectRef idx="0"/>
-    <cs:fontRef idx="minor">
-      <a:schemeClr val="tx1"/>
-    </cs:fontRef>
-    <cs:spPr>
-      <a:solidFill>
-        <a:schemeClr val="phClr"/>
-      </a:solidFill>
-    </cs:spPr>
-  </cs:dataPoint>
-  <cs:dataPoint3D>
-    <cs:lnRef idx="0"/>
-    <cs:fillRef idx="1">
-      <cs:styleClr val="auto"/>
-    </cs:fillRef>
-    <cs:effectRef idx="0"/>
-    <cs:fontRef idx="minor">
-      <a:schemeClr val="tx1"/>
-    </cs:fontRef>
-    <cs:spPr>
-      <a:solidFill>
-        <a:schemeClr val="phClr"/>
-      </a:solidFill>
-    </cs:spPr>
-  </cs:dataPoint3D>
-  <cs:dataPointLine>
-    <cs:lnRef idx="0">
-      <cs:styleClr val="auto"/>
-    </cs:lnRef>
-    <cs:fillRef idx="1"/>
-    <cs:effectRef idx="0"/>
-    <cs:fontRef idx="minor">
-      <a:schemeClr val="tx1"/>
-    </cs:fontRef>
-    <cs:spPr>
-      <a:ln w="28575" cap="rnd">
-        <a:solidFill>
-          <a:schemeClr val="phClr"/>
-        </a:solidFill>
-        <a:round/>
-      </a:ln>
-    </cs:spPr>
-  </cs:dataPointLine>
-  <cs:dataPointMarker>
-    <cs:lnRef idx="0">
-      <cs:styleClr val="auto"/>
-    </cs:lnRef>
-    <cs:fillRef idx="1">
-      <cs:styleClr val="auto"/>
-    </cs:fillRef>
-    <cs:effectRef idx="0"/>
-    <cs:fontRef idx="minor">
-      <a:schemeClr val="tx1"/>
-    </cs:fontRef>
-    <cs:spPr>
-      <a:solidFill>
-        <a:schemeClr val="phClr"/>
-      </a:solidFill>
-      <a:ln w="9525">
-        <a:solidFill>
-          <a:schemeClr val="phClr"/>
-        </a:solidFill>
-      </a:ln>
-    </cs:spPr>
-  </cs:dataPointMarker>
-  <cs:dataPointMarkerLayout symbol="circle" size="5"/>
-  <cs:dataPointWireframe>
-    <cs:lnRef idx="0">
-      <cs:styleClr val="auto"/>
-    </cs:lnRef>
-    <cs:fillRef idx="1"/>
-    <cs:effectRef idx="0"/>
-    <cs:fontRef idx="minor">
-      <a:schemeClr val="tx1"/>
-    </cs:fontRef>
-    <cs:spPr>
-      <a:ln w="9525" cap="rnd">
-        <a:solidFill>
-          <a:schemeClr val="phClr"/>
-        </a:solidFill>
-        <a:round/>
-      </a:ln>
-    </cs:spPr>
-  </cs:dataPointWireframe>
-  <cs:dataTable>
-    <cs:lnRef idx="0"/>
-    <cs:fillRef idx="0"/>
-    <cs:effectRef idx="0"/>
-    <cs:fontRef idx="minor">
-      <a:schemeClr val="tx1">
-        <a:lumMod val="65000"/>
-        <a:lumOff val="35000"/>
-      </a:schemeClr>
-    </cs:fontRef>
-    <cs:spPr>
-      <a:noFill/>
-      <a:ln w="9525" cap="flat" cmpd="sng" algn="ctr">
-        <a:solidFill>
-          <a:schemeClr val="tx1">
-            <a:lumMod val="15000"/>
-            <a:lumOff val="85000"/>
-          </a:schemeClr>
-        </a:solidFill>
-        <a:round/>
-      </a:ln>
-    </cs:spPr>
-    <cs:defRPr sz="900" kern="1200"/>
-  </cs:dataTable>
-  <cs:downBar>
-    <cs:lnRef idx="0"/>
-    <cs:fillRef idx="0"/>
-    <cs:effectRef idx="0"/>
-    <cs:fontRef idx="minor">
-      <a:schemeClr val="dk1"/>
-    </cs:fontRef>
-    <cs:spPr>
-      <a:solidFill>
-        <a:schemeClr val="dk1">
-          <a:lumMod val="65000"/>
-          <a:lumOff val="35000"/>
-        </a:schemeClr>
-      </a:solidFill>
-      <a:ln w="9525">
-        <a:solidFill>
-          <a:schemeClr val="tx1">
-            <a:lumMod val="65000"/>
-            <a:lumOff val="35000"/>
-          </a:schemeClr>
-        </a:solidFill>
-      </a:ln>
-    </cs:spPr>
-  </cs:downBar>
-  <cs:dropLine>
-    <cs:lnRef idx="0"/>
-    <cs:fillRef idx="0"/>
-    <cs:effectRef idx="0"/>
-    <cs:fontRef idx="minor">
-      <a:schemeClr val="tx1"/>
-    </cs:fontRef>
-    <cs:spPr>
-      <a:ln w="9525" cap="flat" cmpd="sng" algn="ctr">
-        <a:solidFill>
-          <a:schemeClr val="tx1">
-            <a:lumMod val="35000"/>
-            <a:lumOff val="65000"/>
-          </a:schemeClr>
-        </a:solidFill>
-        <a:round/>
-      </a:ln>
-    </cs:spPr>
-  </cs:dropLine>
-  <cs:errorBar>
-    <cs:lnRef idx="0"/>
-    <cs:fillRef idx="0"/>
-    <cs:effectRef idx="0"/>
-    <cs:fontRef idx="minor">
-      <a:schemeClr val="tx1"/>
-    </cs:fontRef>
-    <cs:spPr>
-      <a:ln w="9525" cap="flat" cmpd="sng" algn="ctr">
-        <a:solidFill>
-          <a:schemeClr val="tx1">
-            <a:lumMod val="65000"/>
-            <a:lumOff val="35000"/>
-          </a:schemeClr>
-        </a:solidFill>
-        <a:round/>
-      </a:ln>
-    </cs:spPr>
-  </cs:errorBar>
-  <cs:floor>
-    <cs:lnRef idx="0"/>
-    <cs:fillRef idx="0"/>
-    <cs:effectRef idx="0"/>
-    <cs:fontRef idx="minor">
-      <a:schemeClr val="tx1"/>
-    </cs:fontRef>
-    <cs:spPr>
-      <a:noFill/>
-      <a:ln>
-        <a:noFill/>
-      </a:ln>
-    </cs:spPr>
-  </cs:floor>
-  <cs:gridlineMajor>
-    <cs:lnRef idx="0"/>
-    <cs:fillRef idx="0"/>
-    <cs:effectRef idx="0"/>
-    <cs:fontRef idx="minor">
-      <a:schemeClr val="tx1"/>
-    </cs:fontRef>
-    <cs:spPr>
-      <a:ln w="9525" cap="flat" cmpd="sng" algn="ctr">
-        <a:solidFill>
-          <a:schemeClr val="tx1">
-            <a:lumMod val="15000"/>
-            <a:lumOff val="85000"/>
-          </a:schemeClr>
-        </a:solidFill>
-        <a:round/>
-      </a:ln>
-    </cs:spPr>
-  </cs:gridlineMajor>
-  <cs:gridlineMinor>
-    <cs:lnRef idx="0"/>
-    <cs:fillRef idx="0"/>
-    <cs:effectRef idx="0"/>
-    <cs:fontRef idx="minor">
-      <a:schemeClr val="tx1"/>
-    </cs:fontRef>
-    <cs:spPr>
-      <a:ln w="9525" cap="flat" cmpd="sng" algn="ctr">
-        <a:solidFill>
-          <a:schemeClr val="tx1">
-            <a:lumMod val="5000"/>
-            <a:lumOff val="95000"/>
-          </a:schemeClr>
-        </a:solidFill>
-        <a:round/>
-      </a:ln>
-    </cs:spPr>
-  </cs:gridlineMinor>
-  <cs:hiLoLine>
-    <cs:lnRef idx="0"/>
-    <cs:fillRef idx="0"/>
-    <cs:effectRef idx="0"/>
-    <cs:fontRef idx="minor">
-      <a:schemeClr val="tx1"/>
-    </cs:fontRef>
-    <cs:spPr>
-      <a:ln w="9525" cap="flat" cmpd="sng" algn="ctr">
-        <a:solidFill>
-          <a:schemeClr val="tx1">
-            <a:lumMod val="75000"/>
-            <a:lumOff val="25000"/>
-          </a:schemeClr>
-        </a:solidFill>
-        <a:round/>
-      </a:ln>
-    </cs:spPr>
-  </cs:hiLoLine>
-  <cs:leaderLine>
-    <cs:lnRef idx="0"/>
-    <cs:fillRef idx="0"/>
-    <cs:effectRef idx="0"/>
-    <cs:fontRef idx="minor">
-      <a:schemeClr val="tx1"/>
-    </cs:fontRef>
-    <cs:spPr>
-      <a:ln w="9525" cap="flat" cmpd="sng" algn="ctr">
-        <a:solidFill>
-          <a:schemeClr val="tx1">
-            <a:lumMod val="35000"/>
-            <a:lumOff val="65000"/>
-          </a:schemeClr>
-        </a:solidFill>
-        <a:round/>
-      </a:ln>
-    </cs:spPr>
-  </cs:leaderLine>
-  <cs:legend>
-    <cs:lnRef idx="0"/>
-    <cs:fillRef idx="0"/>
-    <cs:effectRef idx="0"/>
-    <cs:fontRef idx="minor">
-      <a:schemeClr val="tx1">
-        <a:lumMod val="65000"/>
-        <a:lumOff val="35000"/>
-      </a:schemeClr>
-    </cs:fontRef>
-    <cs:defRPr sz="900" kern="1200"/>
-  </cs:legend>
-  <cs:plotArea mods="allowNoFillOverride allowNoLineOverride">
-    <cs:lnRef idx="0"/>
-    <cs:fillRef idx="0"/>
-    <cs:effectRef idx="0"/>
-    <cs:fontRef idx="minor">
-      <a:schemeClr val="tx1"/>
-    </cs:fontRef>
-  </cs:plotArea>
-  <cs:plotArea3D mods="allowNoFillOverride allowNoLineOverride">
-    <cs:lnRef idx="0"/>
-    <cs:fillRef idx="0"/>
-    <cs:effectRef idx="0"/>
-    <cs:fontRef idx="minor">
-      <a:schemeClr val="tx1"/>
-    </cs:fontRef>
-  </cs:plotArea3D>
-  <cs:seriesAxis>
-    <cs:lnRef idx="0"/>
-    <cs:fillRef idx="0"/>
-    <cs:effectRef idx="0"/>
-    <cs:fontRef idx="minor">
-      <a:schemeClr val="tx1">
-        <a:lumMod val="65000"/>
-        <a:lumOff val="35000"/>
-      </a:schemeClr>
-    </cs:fontRef>
-    <cs:defRPr sz="900" kern="1200"/>
-  </cs:seriesAxis>
-  <cs:seriesLine>
-    <cs:lnRef idx="0"/>
-    <cs:fillRef idx="0"/>
-    <cs:effectRef idx="0"/>
-    <cs:fontRef idx="minor">
-      <a:schemeClr val="tx1"/>
-    </cs:fontRef>
-    <cs:spPr>
-      <a:ln w="9525" cap="flat" cmpd="sng" algn="ctr">
-        <a:solidFill>
-          <a:schemeClr val="tx1">
-            <a:lumMod val="35000"/>
-            <a:lumOff val="65000"/>
-          </a:schemeClr>
-        </a:solidFill>
-        <a:round/>
-      </a:ln>
-    </cs:spPr>
-  </cs:seriesLine>
-  <cs:title>
-    <cs:lnRef idx="0"/>
-    <cs:fillRef idx="0"/>
-    <cs:effectRef idx="0"/>
-    <cs:fontRef idx="minor">
-      <a:schemeClr val="tx1">
-        <a:lumMod val="65000"/>
-        <a:lumOff val="35000"/>
-      </a:schemeClr>
-    </cs:fontRef>
-    <cs:defRPr sz="1400" b="0" kern="1200" spc="0" baseline="0"/>
-  </cs:title>
-  <cs:trendline>
-    <cs:lnRef idx="0">
-      <cs:styleClr val="auto"/>
-    </cs:lnRef>
-    <cs:fillRef idx="0"/>
-    <cs:effectRef idx="0"/>
-    <cs:fontRef idx="minor">
-      <a:schemeClr val="tx1"/>
-    </cs:fontRef>
-    <cs:spPr>
-      <a:ln w="19050" cap="rnd">
-        <a:solidFill>
-          <a:schemeClr val="phClr"/>
-        </a:solidFill>
-        <a:prstDash val="sysDot"/>
-      </a:ln>
-    </cs:spPr>
-  </cs:trendline>
-  <cs:trendlineLabel>
-    <cs:lnRef idx="0"/>
-    <cs:fillRef idx="0"/>
-    <cs:effectRef idx="0"/>
-    <cs:fontRef idx="minor">
-      <a:schemeClr val="tx1">
-        <a:lumMod val="65000"/>
-        <a:lumOff val="35000"/>
-      </a:schemeClr>
-    </cs:fontRef>
-    <cs:defRPr sz="900" kern="1200"/>
-  </cs:trendlineLabel>
-  <cs:upBar>
-    <cs:lnRef idx="0"/>
-    <cs:fillRef idx="0"/>
-    <cs:effectRef idx="0"/>
-    <cs:fontRef idx="minor">
-      <a:schemeClr val="dk1"/>
-    </cs:fontRef>
-    <cs:spPr>
-      <a:solidFill>
-        <a:schemeClr val="lt1"/>
-      </a:solidFill>
-      <a:ln w="9525">
-        <a:solidFill>
-          <a:schemeClr val="tx1">
-            <a:lumMod val="15000"/>
-            <a:lumOff val="85000"/>
-          </a:schemeClr>
-        </a:solidFill>
-      </a:ln>
-    </cs:spPr>
-  </cs:upBar>
-  <cs:valueAxis>
-    <cs:lnRef idx="0"/>
-    <cs:fillRef idx="0"/>
-    <cs:effectRef idx="0"/>
-    <cs:fontRef idx="minor">
-      <a:schemeClr val="tx1">
-        <a:lumMod val="65000"/>
-        <a:lumOff val="35000"/>
-      </a:schemeClr>
-    </cs:fontRef>
-    <cs:defRPr sz="900" kern="1200"/>
-  </cs:valueAxis>
-  <cs:wall>
-    <cs:lnRef idx="0"/>
-    <cs:fillRef idx="0"/>
-    <cs:effectRef idx="0"/>
-    <cs:fontRef idx="minor">
-      <a:schemeClr val="tx1"/>
-    </cs:fontRef>
-    <cs:spPr>
-      <a:noFill/>
-      <a:ln>
-        <a:noFill/>
-      </a:ln>
-    </cs:spPr>
-  </cs:wall>
-</cs:chartStyle>
-</file>
-
-<file path=word/charts/style2.xml><?xml version="1.0" encoding="utf-8"?>
-<cs:chartStyle xmlns:cs="http://schemas.microsoft.com/office/drawing/2012/chartStyle" xmlns:a="http://schemas.openxmlformats.org/drawingml/2006/main" id="227">
-  <cs:axisTitle>
-    <cs:lnRef idx="0"/>
-    <cs:fillRef idx="0"/>
-    <cs:effectRef idx="0"/>
-    <cs:fontRef idx="minor">
-      <a:schemeClr val="tx1">
-        <a:lumMod val="65000"/>
-        <a:lumOff val="35000"/>
-      </a:schemeClr>
-    </cs:fontRef>
-    <cs:defRPr sz="1000" kern="1200"/>
-  </cs:axisTitle>
-  <cs:categoryAxis>
-    <cs:lnRef idx="0"/>
-    <cs:fillRef idx="0"/>
-    <cs:effectRef idx="0"/>
-    <cs:fontRef idx="minor">
-      <a:schemeClr val="tx1">
-        <a:lumMod val="65000"/>
-        <a:lumOff val="35000"/>
-      </a:schemeClr>
-    </cs:fontRef>
-    <cs:spPr>
-      <a:ln w="9525" cap="flat" cmpd="sng" algn="ctr">
-        <a:solidFill>
-          <a:schemeClr val="tx1">
-            <a:lumMod val="15000"/>
-            <a:lumOff val="85000"/>
-          </a:schemeClr>
-        </a:solidFill>
-        <a:round/>
-      </a:ln>
-    </cs:spPr>
-    <cs:defRPr sz="900" kern="1200"/>
-  </cs:categoryAxis>
-  <cs:chartArea mods="allowNoFillOverride allowNoLineOverride">
-    <cs:lnRef idx="0"/>
-    <cs:fillRef idx="0"/>
-    <cs:effectRef idx="0"/>
-    <cs:fontRef idx="minor">
-      <a:schemeClr val="tx1"/>
-    </cs:fontRef>
-    <cs:spPr>
-      <a:solidFill>
-        <a:schemeClr val="bg1"/>
-      </a:solidFill>
-      <a:ln w="9525" cap="flat" cmpd="sng" algn="ctr">
-        <a:solidFill>
-          <a:schemeClr val="tx1">
-            <a:lumMod val="15000"/>
-            <a:lumOff val="85000"/>
-          </a:schemeClr>
-        </a:solidFill>
-        <a:round/>
-      </a:ln>
-    </cs:spPr>
-    <cs:defRPr sz="1000" kern="1200"/>
-  </cs:chartArea>
-  <cs:dataLabel>
-    <cs:lnRef idx="0"/>
-    <cs:fillRef idx="0"/>
-    <cs:effectRef idx="0"/>
-    <cs:fontRef idx="minor">
-      <a:schemeClr val="tx1">
-        <a:lumMod val="75000"/>
-        <a:lumOff val="25000"/>
-      </a:schemeClr>
-    </cs:fontRef>
-    <cs:defRPr sz="900" kern="1200"/>
-  </cs:dataLabel>
-  <cs:dataLabelCallout>
-    <cs:lnRef idx="0"/>
-    <cs:fillRef idx="0"/>
-    <cs:effectRef idx="0"/>
-    <cs:fontRef idx="minor">
-      <a:schemeClr val="dk1">
-        <a:lumMod val="65000"/>
-        <a:lumOff val="35000"/>
-      </a:schemeClr>
-    </cs:fontRef>
-    <cs:spPr>
-      <a:solidFill>
-        <a:schemeClr val="lt1"/>
-      </a:solidFill>
-      <a:ln>
-        <a:solidFill>
-          <a:schemeClr val="dk1">
-            <a:lumMod val="25000"/>
-            <a:lumOff val="75000"/>
-          </a:schemeClr>
-        </a:solidFill>
-      </a:ln>
-    </cs:spPr>
-    <cs:defRPr sz="900" kern="1200"/>
-    <cs:bodyPr rot="0" spcFirstLastPara="1" vertOverflow="clip" horzOverflow="clip" vert="horz" wrap="square" lIns="36576" tIns="18288" rIns="36576" bIns="18288" anchor="ctr" anchorCtr="1">
-      <a:spAutoFit/>
-    </cs:bodyPr>
-  </cs:dataLabelCallout>
-  <cs:dataPoint>
-    <cs:lnRef idx="0"/>
-    <cs:fillRef idx="1">
-      <cs:styleClr val="auto"/>
-    </cs:fillRef>
-    <cs:effectRef idx="0"/>
-    <cs:fontRef idx="minor">
-      <a:schemeClr val="tx1"/>
-    </cs:fontRef>
-    <cs:spPr>
-      <a:solidFill>
-        <a:schemeClr val="phClr"/>
-      </a:solidFill>
-    </cs:spPr>
-  </cs:dataPoint>
-  <cs:dataPoint3D>
-    <cs:lnRef idx="0"/>
-    <cs:fillRef idx="1">
-      <cs:styleClr val="auto"/>
-    </cs:fillRef>
-    <cs:effectRef idx="0"/>
-    <cs:fontRef idx="minor">
-      <a:schemeClr val="tx1"/>
-    </cs:fontRef>
-    <cs:spPr>
-      <a:solidFill>
-        <a:schemeClr val="phClr"/>
-      </a:solidFill>
-    </cs:spPr>
-  </cs:dataPoint3D>
-  <cs:dataPointLine>
-    <cs:lnRef idx="0">
-      <cs:styleClr val="auto"/>
-    </cs:lnRef>
-    <cs:fillRef idx="1"/>
-    <cs:effectRef idx="0"/>
-    <cs:fontRef idx="minor">
-      <a:schemeClr val="tx1"/>
-    </cs:fontRef>
-    <cs:spPr>
-      <a:ln w="28575" cap="rnd">
-        <a:solidFill>
-          <a:schemeClr val="phClr"/>
-        </a:solidFill>
-        <a:round/>
-      </a:ln>
-    </cs:spPr>
-  </cs:dataPointLine>
-  <cs:dataPointMarker>
-    <cs:lnRef idx="0">
-      <cs:styleClr val="auto"/>
-    </cs:lnRef>
-    <cs:fillRef idx="1">
-      <cs:styleClr val="auto"/>
-    </cs:fillRef>
-    <cs:effectRef idx="0"/>
-    <cs:fontRef idx="minor">
-      <a:schemeClr val="tx1"/>
-    </cs:fontRef>
-    <cs:spPr>
-      <a:solidFill>
-        <a:schemeClr val="phClr"/>
-      </a:solidFill>
-      <a:ln w="9525">
-        <a:solidFill>
-          <a:schemeClr val="phClr"/>
-        </a:solidFill>
-      </a:ln>
-    </cs:spPr>
-  </cs:dataPointMarker>
-  <cs:dataPointMarkerLayout symbol="circle" size="5"/>
-  <cs:dataPointWireframe>
-    <cs:lnRef idx="0">
-      <cs:styleClr val="auto"/>
-    </cs:lnRef>
-    <cs:fillRef idx="1"/>
-    <cs:effectRef idx="0"/>
-    <cs:fontRef idx="minor">
-      <a:schemeClr val="tx1"/>
-    </cs:fontRef>
-    <cs:spPr>
-      <a:ln w="9525" cap="rnd">
-        <a:solidFill>
-          <a:schemeClr val="phClr"/>
-        </a:solidFill>
-        <a:round/>
-      </a:ln>
-    </cs:spPr>
-  </cs:dataPointWireframe>
-  <cs:dataTable>
-    <cs:lnRef idx="0"/>
-    <cs:fillRef idx="0"/>
-    <cs:effectRef idx="0"/>
-    <cs:fontRef idx="minor">
-      <a:schemeClr val="tx1">
-        <a:lumMod val="65000"/>
-        <a:lumOff val="35000"/>
-      </a:schemeClr>
-    </cs:fontRef>
-    <cs:spPr>
-      <a:noFill/>
-      <a:ln w="9525" cap="flat" cmpd="sng" algn="ctr">
-        <a:solidFill>
-          <a:schemeClr val="tx1">
-            <a:lumMod val="15000"/>
-            <a:lumOff val="85000"/>
-          </a:schemeClr>
-        </a:solidFill>
-        <a:round/>
-      </a:ln>
-    </cs:spPr>
-    <cs:defRPr sz="900" kern="1200"/>
-  </cs:dataTable>
-  <cs:downBar>
-    <cs:lnRef idx="0"/>
-    <cs:fillRef idx="0"/>
-    <cs:effectRef idx="0"/>
-    <cs:fontRef idx="minor">
-      <a:schemeClr val="dk1"/>
-    </cs:fontRef>
-    <cs:spPr>
-      <a:solidFill>
-        <a:schemeClr val="dk1">
-          <a:lumMod val="65000"/>
-          <a:lumOff val="35000"/>
-        </a:schemeClr>
-      </a:solidFill>
-      <a:ln w="9525">
-        <a:solidFill>
-          <a:schemeClr val="tx1">
-            <a:lumMod val="65000"/>
-            <a:lumOff val="35000"/>
-          </a:schemeClr>
-        </a:solidFill>
-      </a:ln>
-    </cs:spPr>
-  </cs:downBar>
-  <cs:dropLine>
-    <cs:lnRef idx="0"/>
-    <cs:fillRef idx="0"/>
-    <cs:effectRef idx="0"/>
-    <cs:fontRef idx="minor">
-      <a:schemeClr val="tx1"/>
-    </cs:fontRef>
-    <cs:spPr>
-      <a:ln w="9525" cap="flat" cmpd="sng" algn="ctr">
-        <a:solidFill>
-          <a:schemeClr val="tx1">
-            <a:lumMod val="35000"/>
-            <a:lumOff val="65000"/>
-          </a:schemeClr>
-        </a:solidFill>
-        <a:round/>
-      </a:ln>
-    </cs:spPr>
-  </cs:dropLine>
-  <cs:errorBar>
-    <cs:lnRef idx="0"/>
-    <cs:fillRef idx="0"/>
-    <cs:effectRef idx="0"/>
-    <cs:fontRef idx="minor">
-      <a:schemeClr val="tx1"/>
-    </cs:fontRef>
-    <cs:spPr>
-      <a:ln w="9525" cap="flat" cmpd="sng" algn="ctr">
-        <a:solidFill>
-          <a:schemeClr val="tx1">
-            <a:lumMod val="65000"/>
-            <a:lumOff val="35000"/>
-          </a:schemeClr>
-        </a:solidFill>
-        <a:round/>
-      </a:ln>
-    </cs:spPr>
-  </cs:errorBar>
-  <cs:floor>
-    <cs:lnRef idx="0"/>
-    <cs:fillRef idx="0"/>
-    <cs:effectRef idx="0"/>
-    <cs:fontRef idx="minor">
-      <a:schemeClr val="tx1"/>
-    </cs:fontRef>
-    <cs:spPr>
-      <a:noFill/>
-      <a:ln>
-        <a:noFill/>
-      </a:ln>
-    </cs:spPr>
-  </cs:floor>
-  <cs:gridlineMajor>
-    <cs:lnRef idx="0"/>
-    <cs:fillRef idx="0"/>
-    <cs:effectRef idx="0"/>
-    <cs:fontRef idx="minor">
-      <a:schemeClr val="tx1"/>
-    </cs:fontRef>
-    <cs:spPr>
-      <a:ln w="9525" cap="flat" cmpd="sng" algn="ctr">
-        <a:solidFill>
-          <a:schemeClr val="tx1">
-            <a:lumMod val="15000"/>
-            <a:lumOff val="85000"/>
-          </a:schemeClr>
-        </a:solidFill>
-        <a:round/>
-      </a:ln>
-    </cs:spPr>
-  </cs:gridlineMajor>
-  <cs:gridlineMinor>
-    <cs:lnRef idx="0"/>
-    <cs:fillRef idx="0"/>
-    <cs:effectRef idx="0"/>
-    <cs:fontRef idx="minor">
-      <a:schemeClr val="tx1"/>
-    </cs:fontRef>
-    <cs:spPr>
-      <a:ln w="9525" cap="flat" cmpd="sng" algn="ctr">
-        <a:solidFill>
-          <a:schemeClr val="tx1">
-            <a:lumMod val="5000"/>
-            <a:lumOff val="95000"/>
-          </a:schemeClr>
-        </a:solidFill>
-        <a:round/>
-      </a:ln>
-    </cs:spPr>
-  </cs:gridlineMinor>
-  <cs:hiLoLine>
-    <cs:lnRef idx="0"/>
-    <cs:fillRef idx="0"/>
-    <cs:effectRef idx="0"/>
-    <cs:fontRef idx="minor">
-      <a:schemeClr val="tx1"/>
-    </cs:fontRef>
-    <cs:spPr>
-      <a:ln w="9525" cap="flat" cmpd="sng" algn="ctr">
-        <a:solidFill>
-          <a:schemeClr val="tx1">
-            <a:lumMod val="75000"/>
-            <a:lumOff val="25000"/>
-          </a:schemeClr>
-        </a:solidFill>
-        <a:round/>
-      </a:ln>
-    </cs:spPr>
-  </cs:hiLoLine>
-  <cs:leaderLine>
-    <cs:lnRef idx="0"/>
-    <cs:fillRef idx="0"/>
-    <cs:effectRef idx="0"/>
-    <cs:fontRef idx="minor">
-      <a:schemeClr val="tx1"/>
-    </cs:fontRef>
-    <cs:spPr>
-      <a:ln w="9525" cap="flat" cmpd="sng" algn="ctr">
-        <a:solidFill>
-          <a:schemeClr val="tx1">
-            <a:lumMod val="35000"/>
-            <a:lumOff val="65000"/>
-          </a:schemeClr>
-        </a:solidFill>
-        <a:round/>
-      </a:ln>
-    </cs:spPr>
-  </cs:leaderLine>
-  <cs:legend>
-    <cs:lnRef idx="0"/>
-    <cs:fillRef idx="0"/>
-    <cs:effectRef idx="0"/>
-    <cs:fontRef idx="minor">
-      <a:schemeClr val="tx1">
-        <a:lumMod val="65000"/>
-        <a:lumOff val="35000"/>
-      </a:schemeClr>
-    </cs:fontRef>
-    <cs:defRPr sz="900" kern="1200"/>
-  </cs:legend>
-  <cs:plotArea mods="allowNoFillOverride allowNoLineOverride">
-    <cs:lnRef idx="0"/>
-    <cs:fillRef idx="0"/>
-    <cs:effectRef idx="0"/>
-    <cs:fontRef idx="minor">
-      <a:schemeClr val="tx1"/>
-    </cs:fontRef>
-  </cs:plotArea>
-  <cs:plotArea3D mods="allowNoFillOverride allowNoLineOverride">
-    <cs:lnRef idx="0"/>
-    <cs:fillRef idx="0"/>
-    <cs:effectRef idx="0"/>
-    <cs:fontRef idx="minor">
-      <a:schemeClr val="tx1"/>
-    </cs:fontRef>
-  </cs:plotArea3D>
-  <cs:seriesAxis>
-    <cs:lnRef idx="0"/>
-    <cs:fillRef idx="0"/>
-    <cs:effectRef idx="0"/>
-    <cs:fontRef idx="minor">
-      <a:schemeClr val="tx1">
-        <a:lumMod val="65000"/>
-        <a:lumOff val="35000"/>
-      </a:schemeClr>
-    </cs:fontRef>
-    <cs:defRPr sz="900" kern="1200"/>
-  </cs:seriesAxis>
-  <cs:seriesLine>
-    <cs:lnRef idx="0"/>
-    <cs:fillRef idx="0"/>
-    <cs:effectRef idx="0"/>
-    <cs:fontRef idx="minor">
-      <a:schemeClr val="tx1"/>
-    </cs:fontRef>
-    <cs:spPr>
-      <a:ln w="9525" cap="flat" cmpd="sng" algn="ctr">
-        <a:solidFill>
-          <a:schemeClr val="tx1">
-            <a:lumMod val="35000"/>
-            <a:lumOff val="65000"/>
-          </a:schemeClr>
-        </a:solidFill>
-        <a:round/>
-      </a:ln>
-    </cs:spPr>
-  </cs:seriesLine>
-  <cs:title>
-    <cs:lnRef idx="0"/>
-    <cs:fillRef idx="0"/>
-    <cs:effectRef idx="0"/>
-    <cs:fontRef idx="minor">
-      <a:schemeClr val="tx1">
-        <a:lumMod val="65000"/>
-        <a:lumOff val="35000"/>
-      </a:schemeClr>
-    </cs:fontRef>
-    <cs:defRPr sz="1400" b="0" kern="1200" spc="0" baseline="0"/>
-  </cs:title>
-  <cs:trendline>
-    <cs:lnRef idx="0">
-      <cs:styleClr val="auto"/>
-    </cs:lnRef>
-    <cs:fillRef idx="0"/>
-    <cs:effectRef idx="0"/>
-    <cs:fontRef idx="minor">
-      <a:schemeClr val="tx1"/>
-    </cs:fontRef>
-    <cs:spPr>
-      <a:ln w="19050" cap="rnd">
-        <a:solidFill>
-          <a:schemeClr val="phClr"/>
-        </a:solidFill>
-        <a:prstDash val="sysDot"/>
-      </a:ln>
-    </cs:spPr>
-  </cs:trendline>
-  <cs:trendlineLabel>
-    <cs:lnRef idx="0"/>
-    <cs:fillRef idx="0"/>
-    <cs:effectRef idx="0"/>
-    <cs:fontRef idx="minor">
-      <a:schemeClr val="tx1">
-        <a:lumMod val="65000"/>
-        <a:lumOff val="35000"/>
-      </a:schemeClr>
-    </cs:fontRef>
-    <cs:defRPr sz="900" kern="1200"/>
-  </cs:trendlineLabel>
-  <cs:upBar>
-    <cs:lnRef idx="0"/>
-    <cs:fillRef idx="0"/>
-    <cs:effectRef idx="0"/>
-    <cs:fontRef idx="minor">
-      <a:schemeClr val="dk1"/>
-    </cs:fontRef>
-    <cs:spPr>
-      <a:solidFill>
-        <a:schemeClr val="lt1"/>
-      </a:solidFill>
-      <a:ln w="9525">
-        <a:solidFill>
-          <a:schemeClr val="tx1">
-            <a:lumMod val="15000"/>
-            <a:lumOff val="85000"/>
-          </a:schemeClr>
-        </a:solidFill>
-      </a:ln>
-    </cs:spPr>
-  </cs:upBar>
-  <cs:valueAxis>
-    <cs:lnRef idx="0"/>
-    <cs:fillRef idx="0"/>
-    <cs:effectRef idx="0"/>
-    <cs:fontRef idx="minor">
-      <a:schemeClr val="tx1">
-        <a:lumMod val="65000"/>
-        <a:lumOff val="35000"/>
-      </a:schemeClr>
-    </cs:fontRef>
-    <cs:defRPr sz="900" kern="1200"/>
-  </cs:valueAxis>
-  <cs:wall>
-    <cs:lnRef idx="0"/>
-    <cs:fillRef idx="0"/>
-    <cs:effectRef idx="0"/>
-    <cs:fontRef idx="minor">
-      <a:schemeClr val="tx1"/>
-    </cs:fontRef>
-    <cs:spPr>
-      <a:noFill/>
-      <a:ln>
-        <a:noFill/>
-      </a:ln>
-    </cs:spPr>
-  </cs:wall>
-</cs:chartStyle>
 </file>
 
 <file path=word/theme/theme1.xml><?xml version="1.0" encoding="utf-8"?>
